--- a/Report/Electronic_Circuits_Report.docx
+++ b/Report/Electronic_Circuits_Report.docx
@@ -4374,6 +4374,76 @@
       <w:bookmarkEnd w:id="12"/>
     </w:p>
     <w:p>
+      <w:proofErr w:type="spellStart"/>
+      <w:r>
+        <w:t>Mohrael</w:t>
+      </w:r>
+      <w:proofErr w:type="spellEnd"/>
+    </w:p>
+    <w:p>
+      <w:pPr>
+        <w:rPr>
+          <w:b/>
+          <w:bCs/>
+          <w:sz w:val="32"/>
+          <w:szCs w:val="32"/>
+        </w:rPr>
+      </w:pPr>
+      <w:r>
+        <w:rPr>
+          <w:noProof/>
+        </w:rPr>
+        <w:drawing>
+          <wp:inline distT="0" distB="0" distL="0" distR="0" wp14:anchorId="1F0CAE7E" wp14:editId="386802E9">
+            <wp:extent cx="5943600" cy="3334385"/>
+            <wp:effectExtent l="0" t="0" r="0" b="0"/>
+            <wp:docPr id="569092641" name="Picture 17"/>
+            <wp:cNvGraphicFramePr>
+              <a:graphicFrameLocks xmlns:a="http://schemas.openxmlformats.org/drawingml/2006/main" noChangeAspect="1"/>
+            </wp:cNvGraphicFramePr>
+            <a:graphic xmlns:a="http://schemas.openxmlformats.org/drawingml/2006/main">
+              <a:graphicData uri="http://schemas.openxmlformats.org/drawingml/2006/picture">
+                <pic:pic xmlns:pic="http://schemas.openxmlformats.org/drawingml/2006/picture">
+                  <pic:nvPicPr>
+                    <pic:cNvPr id="0" name="Picture 39"/>
+                    <pic:cNvPicPr>
+                      <a:picLocks noChangeAspect="1" noChangeArrowheads="1"/>
+                    </pic:cNvPicPr>
+                  </pic:nvPicPr>
+                  <pic:blipFill>
+                    <a:blip r:embed="rId25" cstate="print">
+                      <a:extLst>
+                        <a:ext uri="{28A0092B-C50C-407E-A947-70E740481C1C}">
+                          <a14:useLocalDpi xmlns:a14="http://schemas.microsoft.com/office/drawing/2010/main" val="0"/>
+                        </a:ext>
+                      </a:extLst>
+                    </a:blip>
+                    <a:srcRect/>
+                    <a:stretch>
+                      <a:fillRect/>
+                    </a:stretch>
+                  </pic:blipFill>
+                  <pic:spPr bwMode="auto">
+                    <a:xfrm>
+                      <a:off x="0" y="0"/>
+                      <a:ext cx="5943600" cy="3334385"/>
+                    </a:xfrm>
+                    <a:prstGeom prst="rect">
+                      <a:avLst/>
+                    </a:prstGeom>
+                    <a:noFill/>
+                    <a:ln>
+                      <a:noFill/>
+                    </a:ln>
+                  </pic:spPr>
+                </pic:pic>
+              </a:graphicData>
+            </a:graphic>
+          </wp:inline>
+        </w:drawing>
+      </w:r>
+    </w:p>
+    <w:p>
       <w:pPr>
         <w:rPr>
           <w:b/>
@@ -4405,12 +4475,17 @@
     <w:p>
       <w:pPr>
         <w:rPr>
-          <w:b/>
-          <w:bCs/>
-          <w:sz w:val="32"/>
-          <w:szCs w:val="32"/>
-        </w:rPr>
-      </w:pPr>
+          <w:sz w:val="28"/>
+          <w:szCs w:val="28"/>
+        </w:rPr>
+      </w:pPr>
+      <w:r>
+        <w:rPr>
+          <w:sz w:val="28"/>
+          <w:szCs w:val="28"/>
+        </w:rPr>
+        <w:t>To design and simulate an R-S latch circuit using basic logic gates.</w:t>
+      </w:r>
     </w:p>
     <w:p>
       <w:pPr>
@@ -4434,102 +4509,17 @@
     <w:p>
       <w:pPr>
         <w:rPr>
-          <w:b/>
-          <w:bCs/>
-          <w:sz w:val="32"/>
-          <w:szCs w:val="32"/>
-        </w:rPr>
-      </w:pPr>
-    </w:p>
-    <w:p>
-      <w:pPr>
-        <w:rPr>
-          <w:b/>
-          <w:bCs/>
-          <w:sz w:val="32"/>
-          <w:szCs w:val="32"/>
-        </w:rPr>
-      </w:pPr>
-    </w:p>
-    <w:p>
-      <w:pPr>
-        <w:rPr>
-          <w:b/>
-          <w:bCs/>
-          <w:sz w:val="32"/>
-          <w:szCs w:val="32"/>
-        </w:rPr>
-      </w:pPr>
-    </w:p>
-    <w:p>
-      <w:pPr>
-        <w:rPr>
-          <w:b/>
-          <w:bCs/>
-          <w:sz w:val="32"/>
-          <w:szCs w:val="32"/>
-        </w:rPr>
-      </w:pPr>
-    </w:p>
-    <w:p>
-      <w:pPr>
-        <w:rPr>
-          <w:b/>
-          <w:bCs/>
-          <w:sz w:val="32"/>
-          <w:szCs w:val="32"/>
-        </w:rPr>
-      </w:pPr>
-    </w:p>
-    <w:p>
-      <w:pPr>
-        <w:rPr>
-          <w:b/>
-          <w:bCs/>
-          <w:sz w:val="32"/>
-          <w:szCs w:val="32"/>
-        </w:rPr>
-      </w:pPr>
-    </w:p>
-    <w:p>
-      <w:pPr>
-        <w:rPr>
-          <w:b/>
-          <w:bCs/>
-          <w:sz w:val="32"/>
-          <w:szCs w:val="32"/>
-        </w:rPr>
-      </w:pPr>
-    </w:p>
-    <w:p>
-      <w:pPr>
-        <w:rPr>
-          <w:b/>
-          <w:bCs/>
-          <w:sz w:val="32"/>
-          <w:szCs w:val="32"/>
-        </w:rPr>
-      </w:pPr>
-    </w:p>
-    <w:p>
-      <w:pPr>
-        <w:rPr>
-          <w:b/>
-          <w:bCs/>
-          <w:sz w:val="32"/>
-          <w:szCs w:val="32"/>
-        </w:rPr>
-      </w:pPr>
-    </w:p>
-    <w:p>
-      <w:pPr>
-        <w:rPr>
-          <w:b/>
-          <w:bCs/>
-          <w:sz w:val="32"/>
-          <w:szCs w:val="32"/>
-        </w:rPr>
-      </w:pPr>
+          <w:sz w:val="28"/>
+          <w:szCs w:val="28"/>
+        </w:rPr>
+      </w:pPr>
+      <w:r>
+        <w:rPr>
+          <w:sz w:val="28"/>
+          <w:szCs w:val="28"/>
+        </w:rPr>
+        <w:t>An R-S latch is a basic memory circuit that stores one bit of data using Reset and Set inputs.</w:t>
+      </w:r>
     </w:p>
     <w:p>
       <w:pPr>
@@ -4593,6 +4583,76 @@
       <w:bookmarkEnd w:id="13"/>
     </w:p>
     <w:p>
+      <w:proofErr w:type="spellStart"/>
+      <w:r>
+        <w:t>Mohrael</w:t>
+      </w:r>
+      <w:proofErr w:type="spellEnd"/>
+    </w:p>
+    <w:p>
+      <w:pPr>
+        <w:rPr>
+          <w:b/>
+          <w:bCs/>
+          <w:sz w:val="32"/>
+          <w:szCs w:val="32"/>
+        </w:rPr>
+      </w:pPr>
+      <w:r>
+        <w:rPr>
+          <w:noProof/>
+        </w:rPr>
+        <w:drawing>
+          <wp:inline distT="0" distB="0" distL="0" distR="0" wp14:anchorId="50270D09" wp14:editId="0840C8E7">
+            <wp:extent cx="5943600" cy="3334385"/>
+            <wp:effectExtent l="0" t="0" r="0" b="0"/>
+            <wp:docPr id="2100962182" name="Picture 18"/>
+            <wp:cNvGraphicFramePr>
+              <a:graphicFrameLocks xmlns:a="http://schemas.openxmlformats.org/drawingml/2006/main" noChangeAspect="1"/>
+            </wp:cNvGraphicFramePr>
+            <a:graphic xmlns:a="http://schemas.openxmlformats.org/drawingml/2006/main">
+              <a:graphicData uri="http://schemas.openxmlformats.org/drawingml/2006/picture">
+                <pic:pic xmlns:pic="http://schemas.openxmlformats.org/drawingml/2006/picture">
+                  <pic:nvPicPr>
+                    <pic:cNvPr id="0" name="Picture 41"/>
+                    <pic:cNvPicPr>
+                      <a:picLocks noChangeAspect="1" noChangeArrowheads="1"/>
+                    </pic:cNvPicPr>
+                  </pic:nvPicPr>
+                  <pic:blipFill>
+                    <a:blip r:embed="rId26" cstate="print">
+                      <a:extLst>
+                        <a:ext uri="{28A0092B-C50C-407E-A947-70E740481C1C}">
+                          <a14:useLocalDpi xmlns:a14="http://schemas.microsoft.com/office/drawing/2010/main" val="0"/>
+                        </a:ext>
+                      </a:extLst>
+                    </a:blip>
+                    <a:srcRect/>
+                    <a:stretch>
+                      <a:fillRect/>
+                    </a:stretch>
+                  </pic:blipFill>
+                  <pic:spPr bwMode="auto">
+                    <a:xfrm>
+                      <a:off x="0" y="0"/>
+                      <a:ext cx="5943600" cy="3334385"/>
+                    </a:xfrm>
+                    <a:prstGeom prst="rect">
+                      <a:avLst/>
+                    </a:prstGeom>
+                    <a:noFill/>
+                    <a:ln>
+                      <a:noFill/>
+                    </a:ln>
+                  </pic:spPr>
+                </pic:pic>
+              </a:graphicData>
+            </a:graphic>
+          </wp:inline>
+        </w:drawing>
+      </w:r>
+    </w:p>
+    <w:p>
       <w:pPr>
         <w:rPr>
           <w:b/>
@@ -4624,12 +4684,17 @@
     <w:p>
       <w:pPr>
         <w:rPr>
-          <w:b/>
-          <w:bCs/>
-          <w:sz w:val="32"/>
-          <w:szCs w:val="32"/>
-        </w:rPr>
-      </w:pPr>
+          <w:sz w:val="28"/>
+          <w:szCs w:val="28"/>
+        </w:rPr>
+      </w:pPr>
+      <w:r>
+        <w:rPr>
+          <w:sz w:val="28"/>
+          <w:szCs w:val="28"/>
+        </w:rPr>
+        <w:t>To design and simulate a D latch circuit using basic logic gates.</w:t>
+      </w:r>
     </w:p>
     <w:p>
       <w:pPr>
@@ -4653,112 +4718,17 @@
     <w:p>
       <w:pPr>
         <w:rPr>
-          <w:b/>
-          <w:bCs/>
-          <w:sz w:val="32"/>
-          <w:szCs w:val="32"/>
-        </w:rPr>
-      </w:pPr>
-    </w:p>
-    <w:p>
-      <w:pPr>
-        <w:rPr>
-          <w:b/>
-          <w:bCs/>
-          <w:sz w:val="32"/>
-          <w:szCs w:val="32"/>
-        </w:rPr>
-      </w:pPr>
-    </w:p>
-    <w:p>
-      <w:pPr>
-        <w:rPr>
-          <w:b/>
-          <w:bCs/>
-          <w:sz w:val="32"/>
-          <w:szCs w:val="32"/>
-        </w:rPr>
-      </w:pPr>
-    </w:p>
-    <w:p>
-      <w:pPr>
-        <w:rPr>
-          <w:b/>
-          <w:bCs/>
-          <w:sz w:val="32"/>
-          <w:szCs w:val="32"/>
-        </w:rPr>
-      </w:pPr>
-    </w:p>
-    <w:p>
-      <w:pPr>
-        <w:rPr>
-          <w:b/>
-          <w:bCs/>
-          <w:sz w:val="32"/>
-          <w:szCs w:val="32"/>
-        </w:rPr>
-      </w:pPr>
-    </w:p>
-    <w:p>
-      <w:pPr>
-        <w:rPr>
-          <w:b/>
-          <w:bCs/>
-          <w:sz w:val="32"/>
-          <w:szCs w:val="32"/>
-        </w:rPr>
-      </w:pPr>
-    </w:p>
-    <w:p>
-      <w:pPr>
-        <w:rPr>
-          <w:b/>
-          <w:bCs/>
-          <w:sz w:val="32"/>
-          <w:szCs w:val="32"/>
-        </w:rPr>
-      </w:pPr>
-    </w:p>
-    <w:p>
-      <w:pPr>
-        <w:rPr>
-          <w:b/>
-          <w:bCs/>
-          <w:sz w:val="32"/>
-          <w:szCs w:val="32"/>
-        </w:rPr>
-      </w:pPr>
-    </w:p>
-    <w:p>
-      <w:pPr>
-        <w:rPr>
-          <w:b/>
-          <w:bCs/>
-          <w:sz w:val="32"/>
-          <w:szCs w:val="32"/>
-        </w:rPr>
-      </w:pPr>
-    </w:p>
-    <w:p>
-      <w:pPr>
-        <w:rPr>
-          <w:b/>
-          <w:bCs/>
-          <w:sz w:val="32"/>
-          <w:szCs w:val="32"/>
-        </w:rPr>
-      </w:pPr>
-    </w:p>
-    <w:p>
-      <w:pPr>
-        <w:rPr>
-          <w:b/>
-          <w:bCs/>
-          <w:sz w:val="32"/>
-          <w:szCs w:val="32"/>
-        </w:rPr>
-      </w:pPr>
+          <w:sz w:val="28"/>
+          <w:szCs w:val="28"/>
+        </w:rPr>
+      </w:pPr>
+      <w:r>
+        <w:rPr>
+          <w:sz w:val="28"/>
+          <w:szCs w:val="28"/>
+        </w:rPr>
+        <w:t>A D latch stores the value of the data input D when the enable input is active.</w:t>
+      </w:r>
     </w:p>
     <w:p>
       <w:pPr>
@@ -4812,6 +4782,76 @@
       <w:bookmarkEnd w:id="14"/>
     </w:p>
     <w:p>
+      <w:proofErr w:type="spellStart"/>
+      <w:r>
+        <w:t>Mohrael</w:t>
+      </w:r>
+      <w:proofErr w:type="spellEnd"/>
+    </w:p>
+    <w:p>
+      <w:pPr>
+        <w:rPr>
+          <w:b/>
+          <w:bCs/>
+          <w:sz w:val="32"/>
+          <w:szCs w:val="32"/>
+        </w:rPr>
+      </w:pPr>
+      <w:r>
+        <w:rPr>
+          <w:noProof/>
+        </w:rPr>
+        <w:drawing>
+          <wp:inline distT="0" distB="0" distL="0" distR="0" wp14:anchorId="44AC6029" wp14:editId="3BECD8AA">
+            <wp:extent cx="5943600" cy="3334385"/>
+            <wp:effectExtent l="0" t="0" r="0" b="0"/>
+            <wp:docPr id="1571689756" name="Picture 19"/>
+            <wp:cNvGraphicFramePr>
+              <a:graphicFrameLocks xmlns:a="http://schemas.openxmlformats.org/drawingml/2006/main" noChangeAspect="1"/>
+            </wp:cNvGraphicFramePr>
+            <a:graphic xmlns:a="http://schemas.openxmlformats.org/drawingml/2006/main">
+              <a:graphicData uri="http://schemas.openxmlformats.org/drawingml/2006/picture">
+                <pic:pic xmlns:pic="http://schemas.openxmlformats.org/drawingml/2006/picture">
+                  <pic:nvPicPr>
+                    <pic:cNvPr id="0" name="Picture 43"/>
+                    <pic:cNvPicPr>
+                      <a:picLocks noChangeAspect="1" noChangeArrowheads="1"/>
+                    </pic:cNvPicPr>
+                  </pic:nvPicPr>
+                  <pic:blipFill>
+                    <a:blip r:embed="rId27" cstate="print">
+                      <a:extLst>
+                        <a:ext uri="{28A0092B-C50C-407E-A947-70E740481C1C}">
+                          <a14:useLocalDpi xmlns:a14="http://schemas.microsoft.com/office/drawing/2010/main" val="0"/>
+                        </a:ext>
+                      </a:extLst>
+                    </a:blip>
+                    <a:srcRect/>
+                    <a:stretch>
+                      <a:fillRect/>
+                    </a:stretch>
+                  </pic:blipFill>
+                  <pic:spPr bwMode="auto">
+                    <a:xfrm>
+                      <a:off x="0" y="0"/>
+                      <a:ext cx="5943600" cy="3334385"/>
+                    </a:xfrm>
+                    <a:prstGeom prst="rect">
+                      <a:avLst/>
+                    </a:prstGeom>
+                    <a:noFill/>
+                    <a:ln>
+                      <a:noFill/>
+                    </a:ln>
+                  </pic:spPr>
+                </pic:pic>
+              </a:graphicData>
+            </a:graphic>
+          </wp:inline>
+        </w:drawing>
+      </w:r>
+    </w:p>
+    <w:p>
       <w:pPr>
         <w:rPr>
           <w:b/>
@@ -4843,12 +4883,17 @@
     <w:p>
       <w:pPr>
         <w:rPr>
-          <w:b/>
-          <w:bCs/>
-          <w:sz w:val="32"/>
-          <w:szCs w:val="32"/>
-        </w:rPr>
-      </w:pPr>
+          <w:sz w:val="28"/>
+          <w:szCs w:val="28"/>
+        </w:rPr>
+      </w:pPr>
+      <w:r>
+        <w:rPr>
+          <w:sz w:val="28"/>
+          <w:szCs w:val="28"/>
+        </w:rPr>
+        <w:t>To design and simulate a J-K latch circuit using basic logic gates.</w:t>
+      </w:r>
     </w:p>
     <w:p>
       <w:pPr>
@@ -4872,15 +4917,20 @@
     <w:p>
       <w:pPr>
         <w:rPr>
-          <w:b/>
-          <w:bCs/>
-          <w:sz w:val="32"/>
-          <w:szCs w:val="32"/>
-        </w:rPr>
-      </w:pPr>
+          <w:sz w:val="28"/>
+          <w:szCs w:val="28"/>
+        </w:rPr>
+      </w:pPr>
+      <w:r>
+        <w:rPr>
+          <w:sz w:val="28"/>
+          <w:szCs w:val="28"/>
+        </w:rPr>
+        <w:t>A J-K latch is an improved latch that controls the output using J and K inputs and avoids the invalid state of the S-R latch.</w:t>
+      </w:r>
     </w:p>
     <w:sectPr>
-      <w:footerReference w:type="default" r:id="rId25"/>
+      <w:footerReference w:type="default" r:id="rId28"/>
       <w:pgSz w:w="12240" w:h="15840"/>
       <w:pgMar w:top="1440" w:right="1440" w:bottom="1440" w:left="1440" w:header="720" w:footer="720" w:gutter="0"/>
       <w:cols w:space="720"/>

--- a/Report/Electronic_Circuits_Report.docx
+++ b/Report/Electronic_Circuits_Report.docx
@@ -204,15 +204,13 @@
         </w:rPr>
         <w:t xml:space="preserve"> Industrial Robotics </w:t>
       </w:r>
-      <w:proofErr w:type="spellStart"/>
-      <w:r>
-        <w:rPr>
-          <w:b/>
-          <w:bCs/>
-        </w:rPr>
-        <w:t>Programm</w:t>
-      </w:r>
-      <w:proofErr w:type="spellEnd"/>
+      <w:r>
+        <w:rPr>
+          <w:b/>
+          <w:bCs/>
+        </w:rPr>
+        <w:t>Program</w:t>
+      </w:r>
     </w:p>
     <w:p>
       <w:pPr>
@@ -489,17 +487,18 @@
                 <w:sz w:val="32"/>
                 <w:szCs w:val="32"/>
               </w:rPr>
-              <w:t xml:space="preserve">Gerges </w:t>
-            </w:r>
-            <w:proofErr w:type="spellStart"/>
+              <w:t>Gerges</w:t>
+            </w:r>
+            <w:r>
+              <w:t xml:space="preserve"> </w:t>
+            </w:r>
             <w:r>
               <w:rPr>
                 <w:sz w:val="32"/>
                 <w:szCs w:val="32"/>
               </w:rPr>
-              <w:t>Morzaq</w:t>
-            </w:r>
-            <w:proofErr w:type="spellEnd"/>
+              <w:t>Marzuq</w:t>
+            </w:r>
             <w:r>
               <w:rPr>
                 <w:sz w:val="32"/>
@@ -526,21 +525,12 @@
                 <w:szCs w:val="32"/>
               </w:rPr>
             </w:pPr>
-            <w:proofErr w:type="spellStart"/>
             <w:r>
               <w:rPr>
                 <w:sz w:val="32"/>
                 <w:szCs w:val="32"/>
               </w:rPr>
-              <w:t>Mohrael</w:t>
-            </w:r>
-            <w:proofErr w:type="spellEnd"/>
-            <w:r>
-              <w:rPr>
-                <w:sz w:val="32"/>
-                <w:szCs w:val="32"/>
-              </w:rPr>
-              <w:t xml:space="preserve"> Attia</w:t>
+              <w:t>Mohrael Attia</w:t>
             </w:r>
           </w:p>
         </w:tc>
@@ -647,6 +637,8 @@
       <w:sdtPr>
         <w:rPr>
           <w:rFonts w:asciiTheme="minorHAnsi" w:eastAsiaTheme="minorHAnsi" w:hAnsiTheme="minorHAnsi" w:cstheme="minorBidi"/>
+          <w:b/>
+          <w:bCs/>
           <w:color w:val="000000" w:themeColor="text1"/>
           <w:kern w:val="2"/>
           <w:sz w:val="24"/>
@@ -661,8 +653,6 @@
       </w:sdtPr>
       <w:sdtEndPr>
         <w:rPr>
-          <w:b/>
-          <w:bCs/>
           <w:noProof/>
           <w:color w:val="auto"/>
         </w:rPr>
@@ -671,18 +661,27 @@
         <w:p>
           <w:pPr>
             <w:pStyle w:val="TOCHeading"/>
-            <w:spacing w:line="480" w:lineRule="auto"/>
+            <w:spacing w:line="360" w:lineRule="auto"/>
             <w:rPr>
+              <w:b/>
+              <w:bCs/>
               <w:color w:val="000000" w:themeColor="text1"/>
+              <w:sz w:val="36"/>
+              <w:szCs w:val="36"/>
             </w:rPr>
           </w:pPr>
           <w:r>
             <w:rPr>
+              <w:b/>
+              <w:bCs/>
               <w:color w:val="000000" w:themeColor="text1"/>
+              <w:sz w:val="36"/>
+              <w:szCs w:val="36"/>
             </w:rPr>
             <w:t>Table of Contents</w:t>
           </w:r>
         </w:p>
+        <w:p/>
         <w:p>
           <w:pPr>
             <w:pStyle w:val="TOC1"/>
@@ -694,40 +693,42 @@
               <w:rFonts w:cstheme="minorBidi"/>
               <w:noProof/>
               <w:kern w:val="2"/>
-              <w:sz w:val="24"/>
-              <w:szCs w:val="24"/>
+              <w:sz w:val="28"/>
+              <w:szCs w:val="28"/>
               <w14:ligatures w14:val="standardContextual"/>
             </w:rPr>
           </w:pPr>
           <w:r>
             <w:rPr>
               <w:color w:val="000000" w:themeColor="text1"/>
-              <w:sz w:val="28"/>
-              <w:szCs w:val="28"/>
+              <w:sz w:val="32"/>
+              <w:szCs w:val="32"/>
             </w:rPr>
             <w:fldChar w:fldCharType="begin"/>
           </w:r>
           <w:r>
             <w:rPr>
               <w:color w:val="000000" w:themeColor="text1"/>
-              <w:sz w:val="28"/>
-              <w:szCs w:val="28"/>
+              <w:sz w:val="32"/>
+              <w:szCs w:val="32"/>
             </w:rPr>
             <w:instrText xml:space="preserve"> TOC \o "1-3" \h \z \u </w:instrText>
           </w:r>
           <w:r>
             <w:rPr>
               <w:color w:val="000000" w:themeColor="text1"/>
-              <w:sz w:val="28"/>
-              <w:szCs w:val="28"/>
+              <w:sz w:val="32"/>
+              <w:szCs w:val="32"/>
             </w:rPr>
             <w:fldChar w:fldCharType="separate"/>
           </w:r>
-          <w:hyperlink w:anchor="_Toc229185633" w:history="1">
+          <w:hyperlink w:anchor="_Toc229504376" w:history="1">
             <w:r>
               <w:rPr>
                 <w:rStyle w:val="Hyperlink"/>
                 <w:noProof/>
+                <w:sz w:val="24"/>
+                <w:szCs w:val="24"/>
               </w:rPr>
               <w:t>Task 01: Parity Bit Circuit</w:t>
             </w:r>
@@ -735,6 +736,8 @@
               <w:rPr>
                 <w:noProof/>
                 <w:webHidden/>
+                <w:sz w:val="24"/>
+                <w:szCs w:val="24"/>
               </w:rPr>
               <w:tab/>
             </w:r>
@@ -742,6 +745,8 @@
               <w:rPr>
                 <w:noProof/>
                 <w:webHidden/>
+                <w:sz w:val="24"/>
+                <w:szCs w:val="24"/>
               </w:rPr>
               <w:fldChar w:fldCharType="begin"/>
             </w:r>
@@ -749,19 +754,25 @@
               <w:rPr>
                 <w:noProof/>
                 <w:webHidden/>
-              </w:rPr>
-              <w:instrText xml:space="preserve"> PAGEREF _Toc229185633 \h </w:instrText>
-            </w:r>
-            <w:r>
-              <w:rPr>
-                <w:noProof/>
-                <w:webHidden/>
-              </w:rPr>
-            </w:r>
-            <w:r>
-              <w:rPr>
-                <w:noProof/>
-                <w:webHidden/>
+                <w:sz w:val="24"/>
+                <w:szCs w:val="24"/>
+              </w:rPr>
+              <w:instrText xml:space="preserve"> PAGEREF _Toc229504376 \h </w:instrText>
+            </w:r>
+            <w:r>
+              <w:rPr>
+                <w:noProof/>
+                <w:webHidden/>
+                <w:sz w:val="24"/>
+                <w:szCs w:val="24"/>
+              </w:rPr>
+            </w:r>
+            <w:r>
+              <w:rPr>
+                <w:noProof/>
+                <w:webHidden/>
+                <w:sz w:val="24"/>
+                <w:szCs w:val="24"/>
               </w:rPr>
               <w:fldChar w:fldCharType="separate"/>
             </w:r>
@@ -769,13 +780,17 @@
               <w:rPr>
                 <w:noProof/>
                 <w:webHidden/>
-              </w:rPr>
-              <w:t>2</w:t>
-            </w:r>
-            <w:r>
-              <w:rPr>
-                <w:noProof/>
-                <w:webHidden/>
+                <w:sz w:val="24"/>
+                <w:szCs w:val="24"/>
+              </w:rPr>
+              <w:t>3</w:t>
+            </w:r>
+            <w:r>
+              <w:rPr>
+                <w:noProof/>
+                <w:webHidden/>
+                <w:sz w:val="24"/>
+                <w:szCs w:val="24"/>
               </w:rPr>
               <w:fldChar w:fldCharType="end"/>
             </w:r>
@@ -792,16 +807,18 @@
               <w:rFonts w:cstheme="minorBidi"/>
               <w:noProof/>
               <w:kern w:val="2"/>
-              <w:sz w:val="24"/>
-              <w:szCs w:val="24"/>
+              <w:sz w:val="28"/>
+              <w:szCs w:val="28"/>
               <w14:ligatures w14:val="standardContextual"/>
             </w:rPr>
           </w:pPr>
-          <w:hyperlink w:anchor="_Toc229185634" w:history="1">
+          <w:hyperlink w:anchor="_Toc229504377" w:history="1">
             <w:r>
               <w:rPr>
                 <w:rStyle w:val="Hyperlink"/>
                 <w:noProof/>
+                <w:sz w:val="24"/>
+                <w:szCs w:val="24"/>
               </w:rPr>
               <w:t>Task 02: Half Adder Circuit</w:t>
             </w:r>
@@ -809,6 +826,8 @@
               <w:rPr>
                 <w:noProof/>
                 <w:webHidden/>
+                <w:sz w:val="24"/>
+                <w:szCs w:val="24"/>
               </w:rPr>
               <w:tab/>
             </w:r>
@@ -816,6 +835,8 @@
               <w:rPr>
                 <w:noProof/>
                 <w:webHidden/>
+                <w:sz w:val="24"/>
+                <w:szCs w:val="24"/>
               </w:rPr>
               <w:fldChar w:fldCharType="begin"/>
             </w:r>
@@ -823,19 +844,25 @@
               <w:rPr>
                 <w:noProof/>
                 <w:webHidden/>
-              </w:rPr>
-              <w:instrText xml:space="preserve"> PAGEREF _Toc229185634 \h </w:instrText>
-            </w:r>
-            <w:r>
-              <w:rPr>
-                <w:noProof/>
-                <w:webHidden/>
-              </w:rPr>
-            </w:r>
-            <w:r>
-              <w:rPr>
-                <w:noProof/>
-                <w:webHidden/>
+                <w:sz w:val="24"/>
+                <w:szCs w:val="24"/>
+              </w:rPr>
+              <w:instrText xml:space="preserve"> PAGEREF _Toc229504377 \h </w:instrText>
+            </w:r>
+            <w:r>
+              <w:rPr>
+                <w:noProof/>
+                <w:webHidden/>
+                <w:sz w:val="24"/>
+                <w:szCs w:val="24"/>
+              </w:rPr>
+            </w:r>
+            <w:r>
+              <w:rPr>
+                <w:noProof/>
+                <w:webHidden/>
+                <w:sz w:val="24"/>
+                <w:szCs w:val="24"/>
               </w:rPr>
               <w:fldChar w:fldCharType="separate"/>
             </w:r>
@@ -843,13 +870,17 @@
               <w:rPr>
                 <w:noProof/>
                 <w:webHidden/>
-              </w:rPr>
-              <w:t>3</w:t>
-            </w:r>
-            <w:r>
-              <w:rPr>
-                <w:noProof/>
-                <w:webHidden/>
+                <w:sz w:val="24"/>
+                <w:szCs w:val="24"/>
+              </w:rPr>
+              <w:t>4</w:t>
+            </w:r>
+            <w:r>
+              <w:rPr>
+                <w:noProof/>
+                <w:webHidden/>
+                <w:sz w:val="24"/>
+                <w:szCs w:val="24"/>
               </w:rPr>
               <w:fldChar w:fldCharType="end"/>
             </w:r>
@@ -866,16 +897,18 @@
               <w:rFonts w:cstheme="minorBidi"/>
               <w:noProof/>
               <w:kern w:val="2"/>
-              <w:sz w:val="24"/>
-              <w:szCs w:val="24"/>
+              <w:sz w:val="28"/>
+              <w:szCs w:val="28"/>
               <w14:ligatures w14:val="standardContextual"/>
             </w:rPr>
           </w:pPr>
-          <w:hyperlink w:anchor="_Toc229185635" w:history="1">
+          <w:hyperlink w:anchor="_Toc229504378" w:history="1">
             <w:r>
               <w:rPr>
                 <w:rStyle w:val="Hyperlink"/>
                 <w:noProof/>
+                <w:sz w:val="24"/>
+                <w:szCs w:val="24"/>
               </w:rPr>
               <w:t>Task 03: Full Adder Circuit</w:t>
             </w:r>
@@ -883,6 +916,8 @@
               <w:rPr>
                 <w:noProof/>
                 <w:webHidden/>
+                <w:sz w:val="24"/>
+                <w:szCs w:val="24"/>
               </w:rPr>
               <w:tab/>
             </w:r>
@@ -890,6 +925,8 @@
               <w:rPr>
                 <w:noProof/>
                 <w:webHidden/>
+                <w:sz w:val="24"/>
+                <w:szCs w:val="24"/>
               </w:rPr>
               <w:fldChar w:fldCharType="begin"/>
             </w:r>
@@ -897,19 +934,25 @@
               <w:rPr>
                 <w:noProof/>
                 <w:webHidden/>
-              </w:rPr>
-              <w:instrText xml:space="preserve"> PAGEREF _Toc229185635 \h </w:instrText>
-            </w:r>
-            <w:r>
-              <w:rPr>
-                <w:noProof/>
-                <w:webHidden/>
-              </w:rPr>
-            </w:r>
-            <w:r>
-              <w:rPr>
-                <w:noProof/>
-                <w:webHidden/>
+                <w:sz w:val="24"/>
+                <w:szCs w:val="24"/>
+              </w:rPr>
+              <w:instrText xml:space="preserve"> PAGEREF _Toc229504378 \h </w:instrText>
+            </w:r>
+            <w:r>
+              <w:rPr>
+                <w:noProof/>
+                <w:webHidden/>
+                <w:sz w:val="24"/>
+                <w:szCs w:val="24"/>
+              </w:rPr>
+            </w:r>
+            <w:r>
+              <w:rPr>
+                <w:noProof/>
+                <w:webHidden/>
+                <w:sz w:val="24"/>
+                <w:szCs w:val="24"/>
               </w:rPr>
               <w:fldChar w:fldCharType="separate"/>
             </w:r>
@@ -917,13 +960,17 @@
               <w:rPr>
                 <w:noProof/>
                 <w:webHidden/>
-              </w:rPr>
-              <w:t>4</w:t>
-            </w:r>
-            <w:r>
-              <w:rPr>
-                <w:noProof/>
-                <w:webHidden/>
+                <w:sz w:val="24"/>
+                <w:szCs w:val="24"/>
+              </w:rPr>
+              <w:t>5</w:t>
+            </w:r>
+            <w:r>
+              <w:rPr>
+                <w:noProof/>
+                <w:webHidden/>
+                <w:sz w:val="24"/>
+                <w:szCs w:val="24"/>
               </w:rPr>
               <w:fldChar w:fldCharType="end"/>
             </w:r>
@@ -940,16 +987,18 @@
               <w:rFonts w:cstheme="minorBidi"/>
               <w:noProof/>
               <w:kern w:val="2"/>
-              <w:sz w:val="24"/>
-              <w:szCs w:val="24"/>
+              <w:sz w:val="28"/>
+              <w:szCs w:val="28"/>
               <w14:ligatures w14:val="standardContextual"/>
             </w:rPr>
           </w:pPr>
-          <w:hyperlink w:anchor="_Toc229185636" w:history="1">
+          <w:hyperlink w:anchor="_Toc229504379" w:history="1">
             <w:r>
               <w:rPr>
                 <w:rStyle w:val="Hyperlink"/>
                 <w:noProof/>
+                <w:sz w:val="24"/>
+                <w:szCs w:val="24"/>
               </w:rPr>
               <w:t>Task 04: Sub adder Circuit and Applications</w:t>
             </w:r>
@@ -957,6 +1006,8 @@
               <w:rPr>
                 <w:noProof/>
                 <w:webHidden/>
+                <w:sz w:val="24"/>
+                <w:szCs w:val="24"/>
               </w:rPr>
               <w:tab/>
             </w:r>
@@ -964,6 +1015,8 @@
               <w:rPr>
                 <w:noProof/>
                 <w:webHidden/>
+                <w:sz w:val="24"/>
+                <w:szCs w:val="24"/>
               </w:rPr>
               <w:fldChar w:fldCharType="begin"/>
             </w:r>
@@ -971,19 +1024,25 @@
               <w:rPr>
                 <w:noProof/>
                 <w:webHidden/>
-              </w:rPr>
-              <w:instrText xml:space="preserve"> PAGEREF _Toc229185636 \h </w:instrText>
-            </w:r>
-            <w:r>
-              <w:rPr>
-                <w:noProof/>
-                <w:webHidden/>
-              </w:rPr>
-            </w:r>
-            <w:r>
-              <w:rPr>
-                <w:noProof/>
-                <w:webHidden/>
+                <w:sz w:val="24"/>
+                <w:szCs w:val="24"/>
+              </w:rPr>
+              <w:instrText xml:space="preserve"> PAGEREF _Toc229504379 \h </w:instrText>
+            </w:r>
+            <w:r>
+              <w:rPr>
+                <w:noProof/>
+                <w:webHidden/>
+                <w:sz w:val="24"/>
+                <w:szCs w:val="24"/>
+              </w:rPr>
+            </w:r>
+            <w:r>
+              <w:rPr>
+                <w:noProof/>
+                <w:webHidden/>
+                <w:sz w:val="24"/>
+                <w:szCs w:val="24"/>
               </w:rPr>
               <w:fldChar w:fldCharType="separate"/>
             </w:r>
@@ -991,13 +1050,17 @@
               <w:rPr>
                 <w:noProof/>
                 <w:webHidden/>
-              </w:rPr>
-              <w:t>5</w:t>
-            </w:r>
-            <w:r>
-              <w:rPr>
-                <w:noProof/>
-                <w:webHidden/>
+                <w:sz w:val="24"/>
+                <w:szCs w:val="24"/>
+              </w:rPr>
+              <w:t>6</w:t>
+            </w:r>
+            <w:r>
+              <w:rPr>
+                <w:noProof/>
+                <w:webHidden/>
+                <w:sz w:val="24"/>
+                <w:szCs w:val="24"/>
               </w:rPr>
               <w:fldChar w:fldCharType="end"/>
             </w:r>
@@ -1014,16 +1077,18 @@
               <w:rFonts w:cstheme="minorBidi"/>
               <w:noProof/>
               <w:kern w:val="2"/>
-              <w:sz w:val="24"/>
-              <w:szCs w:val="24"/>
+              <w:sz w:val="28"/>
+              <w:szCs w:val="28"/>
               <w14:ligatures w14:val="standardContextual"/>
             </w:rPr>
           </w:pPr>
-          <w:hyperlink w:anchor="_Toc229185637" w:history="1">
+          <w:hyperlink w:anchor="_Toc229504380" w:history="1">
             <w:r>
               <w:rPr>
                 <w:rStyle w:val="Hyperlink"/>
                 <w:noProof/>
+                <w:sz w:val="24"/>
+                <w:szCs w:val="24"/>
               </w:rPr>
               <w:t>Task 05: 8-Bit Adder Using 74HC283</w:t>
             </w:r>
@@ -1031,6 +1096,8 @@
               <w:rPr>
                 <w:noProof/>
                 <w:webHidden/>
+                <w:sz w:val="24"/>
+                <w:szCs w:val="24"/>
               </w:rPr>
               <w:tab/>
             </w:r>
@@ -1038,6 +1105,8 @@
               <w:rPr>
                 <w:noProof/>
                 <w:webHidden/>
+                <w:sz w:val="24"/>
+                <w:szCs w:val="24"/>
               </w:rPr>
               <w:fldChar w:fldCharType="begin"/>
             </w:r>
@@ -1045,19 +1114,25 @@
               <w:rPr>
                 <w:noProof/>
                 <w:webHidden/>
-              </w:rPr>
-              <w:instrText xml:space="preserve"> PAGEREF _Toc229185637 \h </w:instrText>
-            </w:r>
-            <w:r>
-              <w:rPr>
-                <w:noProof/>
-                <w:webHidden/>
-              </w:rPr>
-            </w:r>
-            <w:r>
-              <w:rPr>
-                <w:noProof/>
-                <w:webHidden/>
+                <w:sz w:val="24"/>
+                <w:szCs w:val="24"/>
+              </w:rPr>
+              <w:instrText xml:space="preserve"> PAGEREF _Toc229504380 \h </w:instrText>
+            </w:r>
+            <w:r>
+              <w:rPr>
+                <w:noProof/>
+                <w:webHidden/>
+                <w:sz w:val="24"/>
+                <w:szCs w:val="24"/>
+              </w:rPr>
+            </w:r>
+            <w:r>
+              <w:rPr>
+                <w:noProof/>
+                <w:webHidden/>
+                <w:sz w:val="24"/>
+                <w:szCs w:val="24"/>
               </w:rPr>
               <w:fldChar w:fldCharType="separate"/>
             </w:r>
@@ -1065,13 +1140,17 @@
               <w:rPr>
                 <w:noProof/>
                 <w:webHidden/>
-              </w:rPr>
-              <w:t>6</w:t>
-            </w:r>
-            <w:r>
-              <w:rPr>
-                <w:noProof/>
-                <w:webHidden/>
+                <w:sz w:val="24"/>
+                <w:szCs w:val="24"/>
+              </w:rPr>
+              <w:t>7</w:t>
+            </w:r>
+            <w:r>
+              <w:rPr>
+                <w:noProof/>
+                <w:webHidden/>
+                <w:sz w:val="24"/>
+                <w:szCs w:val="24"/>
               </w:rPr>
               <w:fldChar w:fldCharType="end"/>
             </w:r>
@@ -1088,16 +1167,18 @@
               <w:rFonts w:cstheme="minorBidi"/>
               <w:noProof/>
               <w:kern w:val="2"/>
-              <w:sz w:val="24"/>
-              <w:szCs w:val="24"/>
+              <w:sz w:val="28"/>
+              <w:szCs w:val="28"/>
               <w14:ligatures w14:val="standardContextual"/>
             </w:rPr>
           </w:pPr>
-          <w:hyperlink w:anchor="_Toc229185638" w:history="1">
+          <w:hyperlink w:anchor="_Toc229504381" w:history="1">
             <w:r>
               <w:rPr>
                 <w:rStyle w:val="Hyperlink"/>
                 <w:noProof/>
+                <w:sz w:val="24"/>
+                <w:szCs w:val="24"/>
               </w:rPr>
               <w:t>Task 06: 4-Bit Comparator from Scratch</w:t>
             </w:r>
@@ -1105,6 +1186,8 @@
               <w:rPr>
                 <w:noProof/>
                 <w:webHidden/>
+                <w:sz w:val="24"/>
+                <w:szCs w:val="24"/>
               </w:rPr>
               <w:tab/>
             </w:r>
@@ -1112,6 +1195,8 @@
               <w:rPr>
                 <w:noProof/>
                 <w:webHidden/>
+                <w:sz w:val="24"/>
+                <w:szCs w:val="24"/>
               </w:rPr>
               <w:fldChar w:fldCharType="begin"/>
             </w:r>
@@ -1119,19 +1204,25 @@
               <w:rPr>
                 <w:noProof/>
                 <w:webHidden/>
-              </w:rPr>
-              <w:instrText xml:space="preserve"> PAGEREF _Toc229185638 \h </w:instrText>
-            </w:r>
-            <w:r>
-              <w:rPr>
-                <w:noProof/>
-                <w:webHidden/>
-              </w:rPr>
-            </w:r>
-            <w:r>
-              <w:rPr>
-                <w:noProof/>
-                <w:webHidden/>
+                <w:sz w:val="24"/>
+                <w:szCs w:val="24"/>
+              </w:rPr>
+              <w:instrText xml:space="preserve"> PAGEREF _Toc229504381 \h </w:instrText>
+            </w:r>
+            <w:r>
+              <w:rPr>
+                <w:noProof/>
+                <w:webHidden/>
+                <w:sz w:val="24"/>
+                <w:szCs w:val="24"/>
+              </w:rPr>
+            </w:r>
+            <w:r>
+              <w:rPr>
+                <w:noProof/>
+                <w:webHidden/>
+                <w:sz w:val="24"/>
+                <w:szCs w:val="24"/>
               </w:rPr>
               <w:fldChar w:fldCharType="separate"/>
             </w:r>
@@ -1139,6 +1230,8 @@
               <w:rPr>
                 <w:noProof/>
                 <w:webHidden/>
+                <w:sz w:val="24"/>
+                <w:szCs w:val="24"/>
               </w:rPr>
               <w:t>8</w:t>
             </w:r>
@@ -1146,6 +1239,8 @@
               <w:rPr>
                 <w:noProof/>
                 <w:webHidden/>
+                <w:sz w:val="24"/>
+                <w:szCs w:val="24"/>
               </w:rPr>
               <w:fldChar w:fldCharType="end"/>
             </w:r>
@@ -1162,16 +1257,18 @@
               <w:rFonts w:cstheme="minorBidi"/>
               <w:noProof/>
               <w:kern w:val="2"/>
-              <w:sz w:val="24"/>
-              <w:szCs w:val="24"/>
+              <w:sz w:val="28"/>
+              <w:szCs w:val="28"/>
               <w14:ligatures w14:val="standardContextual"/>
             </w:rPr>
           </w:pPr>
-          <w:hyperlink w:anchor="_Toc229185639" w:history="1">
+          <w:hyperlink w:anchor="_Toc229504382" w:history="1">
             <w:r>
               <w:rPr>
                 <w:rStyle w:val="Hyperlink"/>
                 <w:noProof/>
+                <w:sz w:val="24"/>
+                <w:szCs w:val="24"/>
               </w:rPr>
               <w:t>Task 07: 2-Bit Comparator Circuit</w:t>
             </w:r>
@@ -1179,6 +1276,8 @@
               <w:rPr>
                 <w:noProof/>
                 <w:webHidden/>
+                <w:sz w:val="24"/>
+                <w:szCs w:val="24"/>
               </w:rPr>
               <w:tab/>
             </w:r>
@@ -1186,6 +1285,8 @@
               <w:rPr>
                 <w:noProof/>
                 <w:webHidden/>
+                <w:sz w:val="24"/>
+                <w:szCs w:val="24"/>
               </w:rPr>
               <w:fldChar w:fldCharType="begin"/>
             </w:r>
@@ -1193,19 +1294,25 @@
               <w:rPr>
                 <w:noProof/>
                 <w:webHidden/>
-              </w:rPr>
-              <w:instrText xml:space="preserve"> PAGEREF _Toc229185639 \h </w:instrText>
-            </w:r>
-            <w:r>
-              <w:rPr>
-                <w:noProof/>
-                <w:webHidden/>
-              </w:rPr>
-            </w:r>
-            <w:r>
-              <w:rPr>
-                <w:noProof/>
-                <w:webHidden/>
+                <w:sz w:val="24"/>
+                <w:szCs w:val="24"/>
+              </w:rPr>
+              <w:instrText xml:space="preserve"> PAGEREF _Toc229504382 \h </w:instrText>
+            </w:r>
+            <w:r>
+              <w:rPr>
+                <w:noProof/>
+                <w:webHidden/>
+                <w:sz w:val="24"/>
+                <w:szCs w:val="24"/>
+              </w:rPr>
+            </w:r>
+            <w:r>
+              <w:rPr>
+                <w:noProof/>
+                <w:webHidden/>
+                <w:sz w:val="24"/>
+                <w:szCs w:val="24"/>
               </w:rPr>
               <w:fldChar w:fldCharType="separate"/>
             </w:r>
@@ -1213,13 +1320,17 @@
               <w:rPr>
                 <w:noProof/>
                 <w:webHidden/>
-              </w:rPr>
-              <w:t>8</w:t>
-            </w:r>
-            <w:r>
-              <w:rPr>
-                <w:noProof/>
-                <w:webHidden/>
+                <w:sz w:val="24"/>
+                <w:szCs w:val="24"/>
+              </w:rPr>
+              <w:t>9</w:t>
+            </w:r>
+            <w:r>
+              <w:rPr>
+                <w:noProof/>
+                <w:webHidden/>
+                <w:sz w:val="24"/>
+                <w:szCs w:val="24"/>
               </w:rPr>
               <w:fldChar w:fldCharType="end"/>
             </w:r>
@@ -1236,16 +1347,18 @@
               <w:rFonts w:cstheme="minorBidi"/>
               <w:noProof/>
               <w:kern w:val="2"/>
-              <w:sz w:val="24"/>
-              <w:szCs w:val="24"/>
+              <w:sz w:val="28"/>
+              <w:szCs w:val="28"/>
               <w14:ligatures w14:val="standardContextual"/>
             </w:rPr>
           </w:pPr>
-          <w:hyperlink w:anchor="_Toc229185640" w:history="1">
+          <w:hyperlink w:anchor="_Toc229504383" w:history="1">
             <w:r>
               <w:rPr>
                 <w:rStyle w:val="Hyperlink"/>
                 <w:noProof/>
+                <w:sz w:val="24"/>
+                <w:szCs w:val="24"/>
               </w:rPr>
               <w:t>Task 08: Decoder Circuit</w:t>
             </w:r>
@@ -1253,6 +1366,8 @@
               <w:rPr>
                 <w:noProof/>
                 <w:webHidden/>
+                <w:sz w:val="24"/>
+                <w:szCs w:val="24"/>
               </w:rPr>
               <w:tab/>
             </w:r>
@@ -1260,6 +1375,8 @@
               <w:rPr>
                 <w:noProof/>
                 <w:webHidden/>
+                <w:sz w:val="24"/>
+                <w:szCs w:val="24"/>
               </w:rPr>
               <w:fldChar w:fldCharType="begin"/>
             </w:r>
@@ -1267,19 +1384,25 @@
               <w:rPr>
                 <w:noProof/>
                 <w:webHidden/>
-              </w:rPr>
-              <w:instrText xml:space="preserve"> PAGEREF _Toc229185640 \h </w:instrText>
-            </w:r>
-            <w:r>
-              <w:rPr>
-                <w:noProof/>
-                <w:webHidden/>
-              </w:rPr>
-            </w:r>
-            <w:r>
-              <w:rPr>
-                <w:noProof/>
-                <w:webHidden/>
+                <w:sz w:val="24"/>
+                <w:szCs w:val="24"/>
+              </w:rPr>
+              <w:instrText xml:space="preserve"> PAGEREF _Toc229504383 \h </w:instrText>
+            </w:r>
+            <w:r>
+              <w:rPr>
+                <w:noProof/>
+                <w:webHidden/>
+                <w:sz w:val="24"/>
+                <w:szCs w:val="24"/>
+              </w:rPr>
+            </w:r>
+            <w:r>
+              <w:rPr>
+                <w:noProof/>
+                <w:webHidden/>
+                <w:sz w:val="24"/>
+                <w:szCs w:val="24"/>
               </w:rPr>
               <w:fldChar w:fldCharType="separate"/>
             </w:r>
@@ -1287,13 +1410,17 @@
               <w:rPr>
                 <w:noProof/>
                 <w:webHidden/>
-              </w:rPr>
-              <w:t>9</w:t>
-            </w:r>
-            <w:r>
-              <w:rPr>
-                <w:noProof/>
-                <w:webHidden/>
+                <w:sz w:val="24"/>
+                <w:szCs w:val="24"/>
+              </w:rPr>
+              <w:t>10</w:t>
+            </w:r>
+            <w:r>
+              <w:rPr>
+                <w:noProof/>
+                <w:webHidden/>
+                <w:sz w:val="24"/>
+                <w:szCs w:val="24"/>
               </w:rPr>
               <w:fldChar w:fldCharType="end"/>
             </w:r>
@@ -1310,16 +1437,18 @@
               <w:rFonts w:cstheme="minorBidi"/>
               <w:noProof/>
               <w:kern w:val="2"/>
-              <w:sz w:val="24"/>
-              <w:szCs w:val="24"/>
+              <w:sz w:val="28"/>
+              <w:szCs w:val="28"/>
               <w14:ligatures w14:val="standardContextual"/>
             </w:rPr>
           </w:pPr>
-          <w:hyperlink w:anchor="_Toc229185641" w:history="1">
+          <w:hyperlink w:anchor="_Toc229504384" w:history="1">
             <w:r>
               <w:rPr>
                 <w:rStyle w:val="Hyperlink"/>
                 <w:noProof/>
+                <w:sz w:val="24"/>
+                <w:szCs w:val="24"/>
               </w:rPr>
               <w:t>Task 09: Encoder Circuit</w:t>
             </w:r>
@@ -1327,6 +1456,8 @@
               <w:rPr>
                 <w:noProof/>
                 <w:webHidden/>
+                <w:sz w:val="24"/>
+                <w:szCs w:val="24"/>
               </w:rPr>
               <w:tab/>
             </w:r>
@@ -1334,6 +1465,8 @@
               <w:rPr>
                 <w:noProof/>
                 <w:webHidden/>
+                <w:sz w:val="24"/>
+                <w:szCs w:val="24"/>
               </w:rPr>
               <w:fldChar w:fldCharType="begin"/>
             </w:r>
@@ -1341,19 +1474,25 @@
               <w:rPr>
                 <w:noProof/>
                 <w:webHidden/>
-              </w:rPr>
-              <w:instrText xml:space="preserve"> PAGEREF _Toc229185641 \h </w:instrText>
-            </w:r>
-            <w:r>
-              <w:rPr>
-                <w:noProof/>
-                <w:webHidden/>
-              </w:rPr>
-            </w:r>
-            <w:r>
-              <w:rPr>
-                <w:noProof/>
-                <w:webHidden/>
+                <w:sz w:val="24"/>
+                <w:szCs w:val="24"/>
+              </w:rPr>
+              <w:instrText xml:space="preserve"> PAGEREF _Toc229504384 \h </w:instrText>
+            </w:r>
+            <w:r>
+              <w:rPr>
+                <w:noProof/>
+                <w:webHidden/>
+                <w:sz w:val="24"/>
+                <w:szCs w:val="24"/>
+              </w:rPr>
+            </w:r>
+            <w:r>
+              <w:rPr>
+                <w:noProof/>
+                <w:webHidden/>
+                <w:sz w:val="24"/>
+                <w:szCs w:val="24"/>
               </w:rPr>
               <w:fldChar w:fldCharType="separate"/>
             </w:r>
@@ -1361,13 +1500,17 @@
               <w:rPr>
                 <w:noProof/>
                 <w:webHidden/>
-              </w:rPr>
-              <w:t>10</w:t>
-            </w:r>
-            <w:r>
-              <w:rPr>
-                <w:noProof/>
-                <w:webHidden/>
+                <w:sz w:val="24"/>
+                <w:szCs w:val="24"/>
+              </w:rPr>
+              <w:t>11</w:t>
+            </w:r>
+            <w:r>
+              <w:rPr>
+                <w:noProof/>
+                <w:webHidden/>
+                <w:sz w:val="24"/>
+                <w:szCs w:val="24"/>
               </w:rPr>
               <w:fldChar w:fldCharType="end"/>
             </w:r>
@@ -1384,16 +1527,18 @@
               <w:rFonts w:cstheme="minorBidi"/>
               <w:noProof/>
               <w:kern w:val="2"/>
-              <w:sz w:val="24"/>
-              <w:szCs w:val="24"/>
+              <w:sz w:val="28"/>
+              <w:szCs w:val="28"/>
               <w14:ligatures w14:val="standardContextual"/>
             </w:rPr>
           </w:pPr>
-          <w:hyperlink w:anchor="_Toc229185642" w:history="1">
+          <w:hyperlink w:anchor="_Toc229504385" w:history="1">
             <w:r>
               <w:rPr>
                 <w:rStyle w:val="Hyperlink"/>
                 <w:noProof/>
+                <w:sz w:val="24"/>
+                <w:szCs w:val="24"/>
               </w:rPr>
               <w:t>Task 10: Multiplexer Circuit</w:t>
             </w:r>
@@ -1401,6 +1546,8 @@
               <w:rPr>
                 <w:noProof/>
                 <w:webHidden/>
+                <w:sz w:val="24"/>
+                <w:szCs w:val="24"/>
               </w:rPr>
               <w:tab/>
             </w:r>
@@ -1408,6 +1555,8 @@
               <w:rPr>
                 <w:noProof/>
                 <w:webHidden/>
+                <w:sz w:val="24"/>
+                <w:szCs w:val="24"/>
               </w:rPr>
               <w:fldChar w:fldCharType="begin"/>
             </w:r>
@@ -1415,19 +1564,25 @@
               <w:rPr>
                 <w:noProof/>
                 <w:webHidden/>
-              </w:rPr>
-              <w:instrText xml:space="preserve"> PAGEREF _Toc229185642 \h </w:instrText>
-            </w:r>
-            <w:r>
-              <w:rPr>
-                <w:noProof/>
-                <w:webHidden/>
-              </w:rPr>
-            </w:r>
-            <w:r>
-              <w:rPr>
-                <w:noProof/>
-                <w:webHidden/>
+                <w:sz w:val="24"/>
+                <w:szCs w:val="24"/>
+              </w:rPr>
+              <w:instrText xml:space="preserve"> PAGEREF _Toc229504385 \h </w:instrText>
+            </w:r>
+            <w:r>
+              <w:rPr>
+                <w:noProof/>
+                <w:webHidden/>
+                <w:sz w:val="24"/>
+                <w:szCs w:val="24"/>
+              </w:rPr>
+            </w:r>
+            <w:r>
+              <w:rPr>
+                <w:noProof/>
+                <w:webHidden/>
+                <w:sz w:val="24"/>
+                <w:szCs w:val="24"/>
               </w:rPr>
               <w:fldChar w:fldCharType="separate"/>
             </w:r>
@@ -1435,13 +1590,17 @@
               <w:rPr>
                 <w:noProof/>
                 <w:webHidden/>
-              </w:rPr>
-              <w:t>11</w:t>
-            </w:r>
-            <w:r>
-              <w:rPr>
-                <w:noProof/>
-                <w:webHidden/>
+                <w:sz w:val="24"/>
+                <w:szCs w:val="24"/>
+              </w:rPr>
+              <w:t>12</w:t>
+            </w:r>
+            <w:r>
+              <w:rPr>
+                <w:noProof/>
+                <w:webHidden/>
+                <w:sz w:val="24"/>
+                <w:szCs w:val="24"/>
               </w:rPr>
               <w:fldChar w:fldCharType="end"/>
             </w:r>
@@ -1458,16 +1617,18 @@
               <w:rFonts w:cstheme="minorBidi"/>
               <w:noProof/>
               <w:kern w:val="2"/>
-              <w:sz w:val="24"/>
-              <w:szCs w:val="24"/>
+              <w:sz w:val="28"/>
+              <w:szCs w:val="28"/>
               <w14:ligatures w14:val="standardContextual"/>
             </w:rPr>
           </w:pPr>
-          <w:hyperlink w:anchor="_Toc229185643" w:history="1">
+          <w:hyperlink w:anchor="_Toc229504386" w:history="1">
             <w:r>
               <w:rPr>
                 <w:rStyle w:val="Hyperlink"/>
                 <w:noProof/>
+                <w:sz w:val="24"/>
+                <w:szCs w:val="24"/>
               </w:rPr>
               <w:t>Task 11: Demultiplexer Circuit</w:t>
             </w:r>
@@ -1475,6 +1636,8 @@
               <w:rPr>
                 <w:noProof/>
                 <w:webHidden/>
+                <w:sz w:val="24"/>
+                <w:szCs w:val="24"/>
               </w:rPr>
               <w:tab/>
             </w:r>
@@ -1482,6 +1645,8 @@
               <w:rPr>
                 <w:noProof/>
                 <w:webHidden/>
+                <w:sz w:val="24"/>
+                <w:szCs w:val="24"/>
               </w:rPr>
               <w:fldChar w:fldCharType="begin"/>
             </w:r>
@@ -1489,19 +1654,25 @@
               <w:rPr>
                 <w:noProof/>
                 <w:webHidden/>
-              </w:rPr>
-              <w:instrText xml:space="preserve"> PAGEREF _Toc229185643 \h </w:instrText>
-            </w:r>
-            <w:r>
-              <w:rPr>
-                <w:noProof/>
-                <w:webHidden/>
-              </w:rPr>
-            </w:r>
-            <w:r>
-              <w:rPr>
-                <w:noProof/>
-                <w:webHidden/>
+                <w:sz w:val="24"/>
+                <w:szCs w:val="24"/>
+              </w:rPr>
+              <w:instrText xml:space="preserve"> PAGEREF _Toc229504386 \h </w:instrText>
+            </w:r>
+            <w:r>
+              <w:rPr>
+                <w:noProof/>
+                <w:webHidden/>
+                <w:sz w:val="24"/>
+                <w:szCs w:val="24"/>
+              </w:rPr>
+            </w:r>
+            <w:r>
+              <w:rPr>
+                <w:noProof/>
+                <w:webHidden/>
+                <w:sz w:val="24"/>
+                <w:szCs w:val="24"/>
               </w:rPr>
               <w:fldChar w:fldCharType="separate"/>
             </w:r>
@@ -1509,13 +1680,17 @@
               <w:rPr>
                 <w:noProof/>
                 <w:webHidden/>
-              </w:rPr>
-              <w:t>12</w:t>
-            </w:r>
-            <w:r>
-              <w:rPr>
-                <w:noProof/>
-                <w:webHidden/>
+                <w:sz w:val="24"/>
+                <w:szCs w:val="24"/>
+              </w:rPr>
+              <w:t>13</w:t>
+            </w:r>
+            <w:r>
+              <w:rPr>
+                <w:noProof/>
+                <w:webHidden/>
+                <w:sz w:val="24"/>
+                <w:szCs w:val="24"/>
               </w:rPr>
               <w:fldChar w:fldCharType="end"/>
             </w:r>
@@ -1532,16 +1707,18 @@
               <w:rFonts w:cstheme="minorBidi"/>
               <w:noProof/>
               <w:kern w:val="2"/>
-              <w:sz w:val="24"/>
-              <w:szCs w:val="24"/>
+              <w:sz w:val="28"/>
+              <w:szCs w:val="28"/>
               <w14:ligatures w14:val="standardContextual"/>
             </w:rPr>
           </w:pPr>
-          <w:hyperlink w:anchor="_Toc229185644" w:history="1">
+          <w:hyperlink w:anchor="_Toc229504387" w:history="1">
             <w:r>
               <w:rPr>
                 <w:rStyle w:val="Hyperlink"/>
                 <w:noProof/>
+                <w:sz w:val="24"/>
+                <w:szCs w:val="24"/>
               </w:rPr>
               <w:t>Task 12: S-R Latch Circuit</w:t>
             </w:r>
@@ -1549,6 +1726,8 @@
               <w:rPr>
                 <w:noProof/>
                 <w:webHidden/>
+                <w:sz w:val="24"/>
+                <w:szCs w:val="24"/>
               </w:rPr>
               <w:tab/>
             </w:r>
@@ -1556,6 +1735,8 @@
               <w:rPr>
                 <w:noProof/>
                 <w:webHidden/>
+                <w:sz w:val="24"/>
+                <w:szCs w:val="24"/>
               </w:rPr>
               <w:fldChar w:fldCharType="begin"/>
             </w:r>
@@ -1563,19 +1744,25 @@
               <w:rPr>
                 <w:noProof/>
                 <w:webHidden/>
-              </w:rPr>
-              <w:instrText xml:space="preserve"> PAGEREF _Toc229185644 \h </w:instrText>
-            </w:r>
-            <w:r>
-              <w:rPr>
-                <w:noProof/>
-                <w:webHidden/>
-              </w:rPr>
-            </w:r>
-            <w:r>
-              <w:rPr>
-                <w:noProof/>
-                <w:webHidden/>
+                <w:sz w:val="24"/>
+                <w:szCs w:val="24"/>
+              </w:rPr>
+              <w:instrText xml:space="preserve"> PAGEREF _Toc229504387 \h </w:instrText>
+            </w:r>
+            <w:r>
+              <w:rPr>
+                <w:noProof/>
+                <w:webHidden/>
+                <w:sz w:val="24"/>
+                <w:szCs w:val="24"/>
+              </w:rPr>
+            </w:r>
+            <w:r>
+              <w:rPr>
+                <w:noProof/>
+                <w:webHidden/>
+                <w:sz w:val="24"/>
+                <w:szCs w:val="24"/>
               </w:rPr>
               <w:fldChar w:fldCharType="separate"/>
             </w:r>
@@ -1583,13 +1770,17 @@
               <w:rPr>
                 <w:noProof/>
                 <w:webHidden/>
-              </w:rPr>
-              <w:t>13</w:t>
-            </w:r>
-            <w:r>
-              <w:rPr>
-                <w:noProof/>
-                <w:webHidden/>
+                <w:sz w:val="24"/>
+                <w:szCs w:val="24"/>
+              </w:rPr>
+              <w:t>14</w:t>
+            </w:r>
+            <w:r>
+              <w:rPr>
+                <w:noProof/>
+                <w:webHidden/>
+                <w:sz w:val="24"/>
+                <w:szCs w:val="24"/>
               </w:rPr>
               <w:fldChar w:fldCharType="end"/>
             </w:r>
@@ -1606,16 +1797,18 @@
               <w:rFonts w:cstheme="minorBidi"/>
               <w:noProof/>
               <w:kern w:val="2"/>
-              <w:sz w:val="24"/>
-              <w:szCs w:val="24"/>
+              <w:sz w:val="28"/>
+              <w:szCs w:val="28"/>
               <w14:ligatures w14:val="standardContextual"/>
             </w:rPr>
           </w:pPr>
-          <w:hyperlink w:anchor="_Toc229185645" w:history="1">
+          <w:hyperlink w:anchor="_Toc229504388" w:history="1">
             <w:r>
               <w:rPr>
                 <w:rStyle w:val="Hyperlink"/>
                 <w:noProof/>
+                <w:sz w:val="24"/>
+                <w:szCs w:val="24"/>
               </w:rPr>
               <w:t>Task 13: R-S Latch Circuit</w:t>
             </w:r>
@@ -1623,6 +1816,8 @@
               <w:rPr>
                 <w:noProof/>
                 <w:webHidden/>
+                <w:sz w:val="24"/>
+                <w:szCs w:val="24"/>
               </w:rPr>
               <w:tab/>
             </w:r>
@@ -1630,6 +1825,8 @@
               <w:rPr>
                 <w:noProof/>
                 <w:webHidden/>
+                <w:sz w:val="24"/>
+                <w:szCs w:val="24"/>
               </w:rPr>
               <w:fldChar w:fldCharType="begin"/>
             </w:r>
@@ -1637,19 +1834,25 @@
               <w:rPr>
                 <w:noProof/>
                 <w:webHidden/>
-              </w:rPr>
-              <w:instrText xml:space="preserve"> PAGEREF _Toc229185645 \h </w:instrText>
-            </w:r>
-            <w:r>
-              <w:rPr>
-                <w:noProof/>
-                <w:webHidden/>
-              </w:rPr>
-            </w:r>
-            <w:r>
-              <w:rPr>
-                <w:noProof/>
-                <w:webHidden/>
+                <w:sz w:val="24"/>
+                <w:szCs w:val="24"/>
+              </w:rPr>
+              <w:instrText xml:space="preserve"> PAGEREF _Toc229504388 \h </w:instrText>
+            </w:r>
+            <w:r>
+              <w:rPr>
+                <w:noProof/>
+                <w:webHidden/>
+                <w:sz w:val="24"/>
+                <w:szCs w:val="24"/>
+              </w:rPr>
+            </w:r>
+            <w:r>
+              <w:rPr>
+                <w:noProof/>
+                <w:webHidden/>
+                <w:sz w:val="24"/>
+                <w:szCs w:val="24"/>
               </w:rPr>
               <w:fldChar w:fldCharType="separate"/>
             </w:r>
@@ -1657,13 +1860,17 @@
               <w:rPr>
                 <w:noProof/>
                 <w:webHidden/>
-              </w:rPr>
-              <w:t>14</w:t>
-            </w:r>
-            <w:r>
-              <w:rPr>
-                <w:noProof/>
-                <w:webHidden/>
+                <w:sz w:val="24"/>
+                <w:szCs w:val="24"/>
+              </w:rPr>
+              <w:t>15</w:t>
+            </w:r>
+            <w:r>
+              <w:rPr>
+                <w:noProof/>
+                <w:webHidden/>
+                <w:sz w:val="24"/>
+                <w:szCs w:val="24"/>
               </w:rPr>
               <w:fldChar w:fldCharType="end"/>
             </w:r>
@@ -1680,16 +1887,18 @@
               <w:rFonts w:cstheme="minorBidi"/>
               <w:noProof/>
               <w:kern w:val="2"/>
-              <w:sz w:val="24"/>
-              <w:szCs w:val="24"/>
+              <w:sz w:val="28"/>
+              <w:szCs w:val="28"/>
               <w14:ligatures w14:val="standardContextual"/>
             </w:rPr>
           </w:pPr>
-          <w:hyperlink w:anchor="_Toc229185646" w:history="1">
+          <w:hyperlink w:anchor="_Toc229504389" w:history="1">
             <w:r>
               <w:rPr>
                 <w:rStyle w:val="Hyperlink"/>
                 <w:noProof/>
+                <w:sz w:val="24"/>
+                <w:szCs w:val="24"/>
               </w:rPr>
               <w:t>Task 14: D Latch Circuit</w:t>
             </w:r>
@@ -1697,6 +1906,8 @@
               <w:rPr>
                 <w:noProof/>
                 <w:webHidden/>
+                <w:sz w:val="24"/>
+                <w:szCs w:val="24"/>
               </w:rPr>
               <w:tab/>
             </w:r>
@@ -1704,6 +1915,8 @@
               <w:rPr>
                 <w:noProof/>
                 <w:webHidden/>
+                <w:sz w:val="24"/>
+                <w:szCs w:val="24"/>
               </w:rPr>
               <w:fldChar w:fldCharType="begin"/>
             </w:r>
@@ -1711,19 +1924,25 @@
               <w:rPr>
                 <w:noProof/>
                 <w:webHidden/>
-              </w:rPr>
-              <w:instrText xml:space="preserve"> PAGEREF _Toc229185646 \h </w:instrText>
-            </w:r>
-            <w:r>
-              <w:rPr>
-                <w:noProof/>
-                <w:webHidden/>
-              </w:rPr>
-            </w:r>
-            <w:r>
-              <w:rPr>
-                <w:noProof/>
-                <w:webHidden/>
+                <w:sz w:val="24"/>
+                <w:szCs w:val="24"/>
+              </w:rPr>
+              <w:instrText xml:space="preserve"> PAGEREF _Toc229504389 \h </w:instrText>
+            </w:r>
+            <w:r>
+              <w:rPr>
+                <w:noProof/>
+                <w:webHidden/>
+                <w:sz w:val="24"/>
+                <w:szCs w:val="24"/>
+              </w:rPr>
+            </w:r>
+            <w:r>
+              <w:rPr>
+                <w:noProof/>
+                <w:webHidden/>
+                <w:sz w:val="24"/>
+                <w:szCs w:val="24"/>
               </w:rPr>
               <w:fldChar w:fldCharType="separate"/>
             </w:r>
@@ -1731,13 +1950,17 @@
               <w:rPr>
                 <w:noProof/>
                 <w:webHidden/>
-              </w:rPr>
-              <w:t>15</w:t>
-            </w:r>
-            <w:r>
-              <w:rPr>
-                <w:noProof/>
-                <w:webHidden/>
+                <w:sz w:val="24"/>
+                <w:szCs w:val="24"/>
+              </w:rPr>
+              <w:t>16</w:t>
+            </w:r>
+            <w:r>
+              <w:rPr>
+                <w:noProof/>
+                <w:webHidden/>
+                <w:sz w:val="24"/>
+                <w:szCs w:val="24"/>
               </w:rPr>
               <w:fldChar w:fldCharType="end"/>
             </w:r>
@@ -1754,16 +1977,18 @@
               <w:rFonts w:cstheme="minorBidi"/>
               <w:noProof/>
               <w:kern w:val="2"/>
-              <w:sz w:val="24"/>
-              <w:szCs w:val="24"/>
+              <w:sz w:val="28"/>
+              <w:szCs w:val="28"/>
               <w14:ligatures w14:val="standardContextual"/>
             </w:rPr>
           </w:pPr>
-          <w:hyperlink w:anchor="_Toc229185647" w:history="1">
+          <w:hyperlink w:anchor="_Toc229504390" w:history="1">
             <w:r>
               <w:rPr>
                 <w:rStyle w:val="Hyperlink"/>
                 <w:noProof/>
+                <w:sz w:val="24"/>
+                <w:szCs w:val="24"/>
               </w:rPr>
               <w:t>Task 15: J-K Latch Circuit</w:t>
             </w:r>
@@ -1771,6 +1996,8 @@
               <w:rPr>
                 <w:noProof/>
                 <w:webHidden/>
+                <w:sz w:val="24"/>
+                <w:szCs w:val="24"/>
               </w:rPr>
               <w:tab/>
             </w:r>
@@ -1778,6 +2005,8 @@
               <w:rPr>
                 <w:noProof/>
                 <w:webHidden/>
+                <w:sz w:val="24"/>
+                <w:szCs w:val="24"/>
               </w:rPr>
               <w:fldChar w:fldCharType="begin"/>
             </w:r>
@@ -1785,19 +2014,25 @@
               <w:rPr>
                 <w:noProof/>
                 <w:webHidden/>
-              </w:rPr>
-              <w:instrText xml:space="preserve"> PAGEREF _Toc229185647 \h </w:instrText>
-            </w:r>
-            <w:r>
-              <w:rPr>
-                <w:noProof/>
-                <w:webHidden/>
-              </w:rPr>
-            </w:r>
-            <w:r>
-              <w:rPr>
-                <w:noProof/>
-                <w:webHidden/>
+                <w:sz w:val="24"/>
+                <w:szCs w:val="24"/>
+              </w:rPr>
+              <w:instrText xml:space="preserve"> PAGEREF _Toc229504390 \h </w:instrText>
+            </w:r>
+            <w:r>
+              <w:rPr>
+                <w:noProof/>
+                <w:webHidden/>
+                <w:sz w:val="24"/>
+                <w:szCs w:val="24"/>
+              </w:rPr>
+            </w:r>
+            <w:r>
+              <w:rPr>
+                <w:noProof/>
+                <w:webHidden/>
+                <w:sz w:val="24"/>
+                <w:szCs w:val="24"/>
               </w:rPr>
               <w:fldChar w:fldCharType="separate"/>
             </w:r>
@@ -1805,13 +2040,377 @@
               <w:rPr>
                 <w:noProof/>
                 <w:webHidden/>
-              </w:rPr>
-              <w:t>16</w:t>
-            </w:r>
-            <w:r>
-              <w:rPr>
-                <w:noProof/>
-                <w:webHidden/>
+                <w:sz w:val="24"/>
+                <w:szCs w:val="24"/>
+              </w:rPr>
+              <w:t>17</w:t>
+            </w:r>
+            <w:r>
+              <w:rPr>
+                <w:noProof/>
+                <w:webHidden/>
+                <w:sz w:val="24"/>
+                <w:szCs w:val="24"/>
+              </w:rPr>
+              <w:fldChar w:fldCharType="end"/>
+            </w:r>
+          </w:hyperlink>
+        </w:p>
+        <w:p>
+          <w:pPr>
+            <w:pStyle w:val="TOC1"/>
+            <w:tabs>
+              <w:tab w:val="right" w:leader="dot" w:pos="9350"/>
+            </w:tabs>
+            <w:spacing w:line="360" w:lineRule="auto"/>
+            <w:rPr>
+              <w:rFonts w:cstheme="minorBidi"/>
+              <w:noProof/>
+              <w:kern w:val="2"/>
+              <w:sz w:val="28"/>
+              <w:szCs w:val="28"/>
+              <w14:ligatures w14:val="standardContextual"/>
+            </w:rPr>
+          </w:pPr>
+          <w:hyperlink w:anchor="_Toc229504391" w:history="1">
+            <w:r>
+              <w:rPr>
+                <w:rStyle w:val="Hyperlink"/>
+                <w:noProof/>
+                <w:sz w:val="24"/>
+                <w:szCs w:val="24"/>
+              </w:rPr>
+              <w:t>Task 16: Counters Circuit</w:t>
+            </w:r>
+            <w:r>
+              <w:rPr>
+                <w:noProof/>
+                <w:webHidden/>
+                <w:sz w:val="24"/>
+                <w:szCs w:val="24"/>
+              </w:rPr>
+              <w:tab/>
+            </w:r>
+            <w:r>
+              <w:rPr>
+                <w:noProof/>
+                <w:webHidden/>
+                <w:sz w:val="24"/>
+                <w:szCs w:val="24"/>
+              </w:rPr>
+              <w:fldChar w:fldCharType="begin"/>
+            </w:r>
+            <w:r>
+              <w:rPr>
+                <w:noProof/>
+                <w:webHidden/>
+                <w:sz w:val="24"/>
+                <w:szCs w:val="24"/>
+              </w:rPr>
+              <w:instrText xml:space="preserve"> PAGEREF _Toc229504391 \h </w:instrText>
+            </w:r>
+            <w:r>
+              <w:rPr>
+                <w:noProof/>
+                <w:webHidden/>
+                <w:sz w:val="24"/>
+                <w:szCs w:val="24"/>
+              </w:rPr>
+            </w:r>
+            <w:r>
+              <w:rPr>
+                <w:noProof/>
+                <w:webHidden/>
+                <w:sz w:val="24"/>
+                <w:szCs w:val="24"/>
+              </w:rPr>
+              <w:fldChar w:fldCharType="separate"/>
+            </w:r>
+            <w:r>
+              <w:rPr>
+                <w:noProof/>
+                <w:webHidden/>
+                <w:sz w:val="24"/>
+                <w:szCs w:val="24"/>
+              </w:rPr>
+              <w:t>18</w:t>
+            </w:r>
+            <w:r>
+              <w:rPr>
+                <w:noProof/>
+                <w:webHidden/>
+                <w:sz w:val="24"/>
+                <w:szCs w:val="24"/>
+              </w:rPr>
+              <w:fldChar w:fldCharType="end"/>
+            </w:r>
+          </w:hyperlink>
+        </w:p>
+        <w:p>
+          <w:pPr>
+            <w:pStyle w:val="TOC1"/>
+            <w:tabs>
+              <w:tab w:val="right" w:leader="dot" w:pos="9350"/>
+            </w:tabs>
+            <w:spacing w:line="360" w:lineRule="auto"/>
+            <w:rPr>
+              <w:rFonts w:cstheme="minorBidi"/>
+              <w:noProof/>
+              <w:kern w:val="2"/>
+              <w:sz w:val="28"/>
+              <w:szCs w:val="28"/>
+              <w14:ligatures w14:val="standardContextual"/>
+            </w:rPr>
+          </w:pPr>
+          <w:hyperlink w:anchor="_Toc229504392" w:history="1">
+            <w:r>
+              <w:rPr>
+                <w:rStyle w:val="Hyperlink"/>
+                <w:noProof/>
+                <w:sz w:val="24"/>
+                <w:szCs w:val="24"/>
+              </w:rPr>
+              <w:t>Task 17: D Flip Flop Circuit</w:t>
+            </w:r>
+            <w:r>
+              <w:rPr>
+                <w:noProof/>
+                <w:webHidden/>
+                <w:sz w:val="24"/>
+                <w:szCs w:val="24"/>
+              </w:rPr>
+              <w:tab/>
+            </w:r>
+            <w:r>
+              <w:rPr>
+                <w:noProof/>
+                <w:webHidden/>
+                <w:sz w:val="24"/>
+                <w:szCs w:val="24"/>
+              </w:rPr>
+              <w:fldChar w:fldCharType="begin"/>
+            </w:r>
+            <w:r>
+              <w:rPr>
+                <w:noProof/>
+                <w:webHidden/>
+                <w:sz w:val="24"/>
+                <w:szCs w:val="24"/>
+              </w:rPr>
+              <w:instrText xml:space="preserve"> PAGEREF _Toc229504392 \h </w:instrText>
+            </w:r>
+            <w:r>
+              <w:rPr>
+                <w:noProof/>
+                <w:webHidden/>
+                <w:sz w:val="24"/>
+                <w:szCs w:val="24"/>
+              </w:rPr>
+            </w:r>
+            <w:r>
+              <w:rPr>
+                <w:noProof/>
+                <w:webHidden/>
+                <w:sz w:val="24"/>
+                <w:szCs w:val="24"/>
+              </w:rPr>
+              <w:fldChar w:fldCharType="separate"/>
+            </w:r>
+            <w:r>
+              <w:rPr>
+                <w:noProof/>
+                <w:webHidden/>
+                <w:sz w:val="24"/>
+                <w:szCs w:val="24"/>
+              </w:rPr>
+              <w:t>19</w:t>
+            </w:r>
+            <w:r>
+              <w:rPr>
+                <w:noProof/>
+                <w:webHidden/>
+                <w:sz w:val="24"/>
+                <w:szCs w:val="24"/>
+              </w:rPr>
+              <w:fldChar w:fldCharType="end"/>
+            </w:r>
+          </w:hyperlink>
+        </w:p>
+        <w:p>
+          <w:pPr>
+            <w:pStyle w:val="TOC1"/>
+            <w:tabs>
+              <w:tab w:val="right" w:leader="dot" w:pos="9350"/>
+            </w:tabs>
+            <w:spacing w:line="360" w:lineRule="auto"/>
+            <w:rPr>
+              <w:rFonts w:cstheme="minorBidi"/>
+              <w:noProof/>
+              <w:kern w:val="2"/>
+              <w:sz w:val="28"/>
+              <w:szCs w:val="28"/>
+              <w14:ligatures w14:val="standardContextual"/>
+            </w:rPr>
+          </w:pPr>
+          <w:hyperlink w:anchor="_Toc229504393" w:history="1">
+            <w:r>
+              <w:rPr>
+                <w:rStyle w:val="Hyperlink"/>
+                <w:noProof/>
+                <w:sz w:val="24"/>
+                <w:szCs w:val="24"/>
+              </w:rPr>
+              <w:t>Task 18: Shift Registers Circuit</w:t>
+            </w:r>
+            <w:r>
+              <w:rPr>
+                <w:noProof/>
+                <w:webHidden/>
+                <w:sz w:val="24"/>
+                <w:szCs w:val="24"/>
+              </w:rPr>
+              <w:tab/>
+            </w:r>
+            <w:r>
+              <w:rPr>
+                <w:noProof/>
+                <w:webHidden/>
+                <w:sz w:val="24"/>
+                <w:szCs w:val="24"/>
+              </w:rPr>
+              <w:fldChar w:fldCharType="begin"/>
+            </w:r>
+            <w:r>
+              <w:rPr>
+                <w:noProof/>
+                <w:webHidden/>
+                <w:sz w:val="24"/>
+                <w:szCs w:val="24"/>
+              </w:rPr>
+              <w:instrText xml:space="preserve"> PAGEREF _Toc229504393 \h </w:instrText>
+            </w:r>
+            <w:r>
+              <w:rPr>
+                <w:noProof/>
+                <w:webHidden/>
+                <w:sz w:val="24"/>
+                <w:szCs w:val="24"/>
+              </w:rPr>
+            </w:r>
+            <w:r>
+              <w:rPr>
+                <w:noProof/>
+                <w:webHidden/>
+                <w:sz w:val="24"/>
+                <w:szCs w:val="24"/>
+              </w:rPr>
+              <w:fldChar w:fldCharType="separate"/>
+            </w:r>
+            <w:r>
+              <w:rPr>
+                <w:noProof/>
+                <w:webHidden/>
+                <w:sz w:val="24"/>
+                <w:szCs w:val="24"/>
+              </w:rPr>
+              <w:t>20</w:t>
+            </w:r>
+            <w:r>
+              <w:rPr>
+                <w:noProof/>
+                <w:webHidden/>
+                <w:sz w:val="24"/>
+                <w:szCs w:val="24"/>
+              </w:rPr>
+              <w:fldChar w:fldCharType="end"/>
+            </w:r>
+          </w:hyperlink>
+        </w:p>
+        <w:p>
+          <w:pPr>
+            <w:pStyle w:val="TOC1"/>
+            <w:tabs>
+              <w:tab w:val="right" w:leader="dot" w:pos="9350"/>
+            </w:tabs>
+            <w:spacing w:line="360" w:lineRule="auto"/>
+            <w:rPr>
+              <w:rFonts w:cstheme="minorBidi"/>
+              <w:noProof/>
+              <w:kern w:val="2"/>
+              <w:sz w:val="28"/>
+              <w:szCs w:val="28"/>
+              <w14:ligatures w14:val="standardContextual"/>
+            </w:rPr>
+          </w:pPr>
+          <w:hyperlink w:anchor="_Toc229504394" w:history="1">
+            <w:r>
+              <w:rPr>
+                <w:rStyle w:val="Hyperlink"/>
+                <w:noProof/>
+                <w:sz w:val="24"/>
+                <w:szCs w:val="24"/>
+              </w:rPr>
+              <w:t>Task 19: Imp 7-Segment Decoder Circuit</w:t>
+            </w:r>
+            <w:r>
+              <w:rPr>
+                <w:noProof/>
+                <w:webHidden/>
+                <w:sz w:val="24"/>
+                <w:szCs w:val="24"/>
+              </w:rPr>
+              <w:tab/>
+            </w:r>
+            <w:r>
+              <w:rPr>
+                <w:noProof/>
+                <w:webHidden/>
+                <w:sz w:val="24"/>
+                <w:szCs w:val="24"/>
+              </w:rPr>
+              <w:fldChar w:fldCharType="begin"/>
+            </w:r>
+            <w:r>
+              <w:rPr>
+                <w:noProof/>
+                <w:webHidden/>
+                <w:sz w:val="24"/>
+                <w:szCs w:val="24"/>
+              </w:rPr>
+              <w:instrText xml:space="preserve"> PAGEREF _Toc229504394 \h </w:instrText>
+            </w:r>
+            <w:r>
+              <w:rPr>
+                <w:noProof/>
+                <w:webHidden/>
+                <w:sz w:val="24"/>
+                <w:szCs w:val="24"/>
+              </w:rPr>
+            </w:r>
+            <w:r>
+              <w:rPr>
+                <w:noProof/>
+                <w:webHidden/>
+                <w:sz w:val="24"/>
+                <w:szCs w:val="24"/>
+              </w:rPr>
+              <w:fldChar w:fldCharType="separate"/>
+            </w:r>
+            <w:r>
+              <w:rPr>
+                <w:noProof/>
+                <w:webHidden/>
+                <w:sz w:val="24"/>
+                <w:szCs w:val="24"/>
+              </w:rPr>
+              <w:t>22</w:t>
+            </w:r>
+            <w:r>
+              <w:rPr>
+                <w:noProof/>
+                <w:webHidden/>
+                <w:sz w:val="24"/>
+                <w:szCs w:val="24"/>
               </w:rPr>
               <w:fldChar w:fldCharType="end"/>
             </w:r>
@@ -1827,8 +2426,8 @@
               <w:bCs/>
               <w:noProof/>
               <w:color w:val="000000" w:themeColor="text1"/>
-              <w:sz w:val="32"/>
-              <w:szCs w:val="32"/>
+              <w:sz w:val="36"/>
+              <w:szCs w:val="36"/>
             </w:rPr>
             <w:fldChar w:fldCharType="end"/>
           </w:r>
@@ -1840,47 +2439,6 @@
         <w:rPr>
           <w:b/>
           <w:bCs/>
-          <w:sz w:val="36"/>
-          <w:szCs w:val="36"/>
-        </w:rPr>
-      </w:pPr>
-    </w:p>
-    <w:p>
-      <w:pPr>
-        <w:rPr>
-          <w:b/>
-          <w:bCs/>
-          <w:sz w:val="36"/>
-          <w:szCs w:val="36"/>
-        </w:rPr>
-      </w:pPr>
-    </w:p>
-    <w:p>
-      <w:pPr>
-        <w:rPr>
-          <w:b/>
-          <w:bCs/>
-          <w:sz w:val="36"/>
-          <w:szCs w:val="36"/>
-        </w:rPr>
-      </w:pPr>
-    </w:p>
-    <w:p>
-      <w:pPr>
-        <w:jc w:val="center"/>
-        <w:rPr>
-          <w:b/>
-          <w:bCs/>
-          <w:sz w:val="36"/>
-          <w:szCs w:val="36"/>
-        </w:rPr>
-      </w:pPr>
-    </w:p>
-    <w:p>
-      <w:pPr>
-        <w:rPr>
-          <w:b/>
-          <w:bCs/>
           <w:sz w:val="32"/>
           <w:szCs w:val="32"/>
         </w:rPr>
@@ -1890,7 +2448,7 @@
       <w:pPr>
         <w:pStyle w:val="Heading1"/>
       </w:pPr>
-      <w:bookmarkStart w:id="0" w:name="_Toc229185633"/>
+      <w:bookmarkStart w:id="0" w:name="_Toc229504376"/>
       <w:r>
         <w:lastRenderedPageBreak/>
         <w:t>Task 01: Parity Bit Circuit</w:t>
@@ -1916,10 +2474,10 @@
           <w:noProof/>
         </w:rPr>
         <w:drawing>
-          <wp:inline distT="0" distB="0" distL="0" distR="0" wp14:anchorId="12B4F88D" wp14:editId="1B284FE0">
-            <wp:extent cx="5943600" cy="3333115"/>
-            <wp:effectExtent l="0" t="0" r="0" b="635"/>
-            <wp:docPr id="804021138" name="Picture 1"/>
+          <wp:inline distT="0" distB="0" distL="0" distR="0" wp14:anchorId="2A17CCD4" wp14:editId="7C1BE991">
+            <wp:extent cx="6038952" cy="3136900"/>
+            <wp:effectExtent l="0" t="0" r="0" b="6350"/>
+            <wp:docPr id="1762304290" name="Picture 7"/>
             <wp:cNvGraphicFramePr>
               <a:graphicFrameLocks xmlns:a="http://schemas.openxmlformats.org/drawingml/2006/main" noChangeAspect="1"/>
             </wp:cNvGraphicFramePr>
@@ -1927,7 +2485,7 @@
               <a:graphicData uri="http://schemas.openxmlformats.org/drawingml/2006/picture">
                 <pic:pic xmlns:pic="http://schemas.openxmlformats.org/drawingml/2006/picture">
                   <pic:nvPicPr>
-                    <pic:cNvPr id="0" name="Picture 1"/>
+                    <pic:cNvPr id="0" name="Picture 13"/>
                     <pic:cNvPicPr>
                       <a:picLocks noChangeAspect="1" noChangeArrowheads="1"/>
                     </pic:cNvPicPr>
@@ -1948,7 +2506,7 @@
                   <pic:spPr bwMode="auto">
                     <a:xfrm>
                       <a:off x="0" y="0"/>
-                      <a:ext cx="5943600" cy="3333115"/>
+                      <a:ext cx="6039054" cy="3136953"/>
                     </a:xfrm>
                     <a:prstGeom prst="rect">
                       <a:avLst/>
@@ -2085,10 +2643,20 @@
     </w:p>
     <w:p>
       <w:pPr>
+        <w:rPr>
+          <w:b/>
+          <w:bCs/>
+          <w:sz w:val="32"/>
+          <w:szCs w:val="32"/>
+        </w:rPr>
+      </w:pPr>
+    </w:p>
+    <w:p>
+      <w:pPr>
         <w:pStyle w:val="Heading1"/>
         <w:spacing w:after="0"/>
       </w:pPr>
-      <w:bookmarkStart w:id="1" w:name="_Toc229185634"/>
+      <w:bookmarkStart w:id="1" w:name="_Toc229504377"/>
       <w:r>
         <w:lastRenderedPageBreak/>
         <w:t>Task 02: Half Adder Circuit</w:t>
@@ -2103,6 +2671,13 @@
     <w:p>
       <w:pPr>
         <w:rPr>
+          <w:noProof/>
+        </w:rPr>
+      </w:pPr>
+    </w:p>
+    <w:p>
+      <w:pPr>
+        <w:rPr>
           <w:rFonts w:asciiTheme="majorHAnsi" w:eastAsiaTheme="majorEastAsia" w:hAnsiTheme="majorHAnsi" w:cstheme="majorBidi"/>
           <w:b/>
           <w:color w:val="000000" w:themeColor="text1"/>
@@ -2115,9 +2690,9 @@
           <w:noProof/>
         </w:rPr>
         <w:drawing>
-          <wp:inline distT="0" distB="0" distL="0" distR="0" wp14:anchorId="43C944D6" wp14:editId="3EC809AF">
-            <wp:extent cx="5943600" cy="3333115"/>
-            <wp:effectExtent l="0" t="0" r="0" b="635"/>
+          <wp:inline distT="0" distB="0" distL="0" distR="0" wp14:anchorId="43C944D6" wp14:editId="428EDE8E">
+            <wp:extent cx="6086475" cy="3181937"/>
+            <wp:effectExtent l="0" t="0" r="0" b="0"/>
             <wp:docPr id="1977196527" name="Picture 2"/>
             <wp:cNvGraphicFramePr>
               <a:graphicFrameLocks xmlns:a="http://schemas.openxmlformats.org/drawingml/2006/main" noChangeAspect="1"/>
@@ -2131,8 +2706,436 @@
                       <a:picLocks noChangeAspect="1" noChangeArrowheads="1"/>
                     </pic:cNvPicPr>
                   </pic:nvPicPr>
+                  <pic:blipFill rotWithShape="1">
+                    <a:blip r:embed="rId14" cstate="print">
+                      <a:extLst>
+                        <a:ext uri="{28A0092B-C50C-407E-A947-70E740481C1C}">
+                          <a14:useLocalDpi xmlns:a14="http://schemas.microsoft.com/office/drawing/2010/main" val="0"/>
+                        </a:ext>
+                      </a:extLst>
+                    </a:blip>
+                    <a:srcRect l="22917" t="19718" r="17308" b="24557"/>
+                    <a:stretch>
+                      <a:fillRect/>
+                    </a:stretch>
+                  </pic:blipFill>
+                  <pic:spPr bwMode="auto">
+                    <a:xfrm>
+                      <a:off x="0" y="0"/>
+                      <a:ext cx="6096688" cy="3187276"/>
+                    </a:xfrm>
+                    <a:prstGeom prst="rect">
+                      <a:avLst/>
+                    </a:prstGeom>
+                    <a:noFill/>
+                    <a:ln>
+                      <a:noFill/>
+                    </a:ln>
+                    <a:extLst>
+                      <a:ext uri="{53640926-AAD7-44D8-BBD7-CCE9431645EC}">
+                        <a14:shadowObscured xmlns:a14="http://schemas.microsoft.com/office/drawing/2010/main"/>
+                      </a:ext>
+                    </a:extLst>
+                  </pic:spPr>
+                </pic:pic>
+              </a:graphicData>
+            </a:graphic>
+          </wp:inline>
+        </w:drawing>
+      </w:r>
+    </w:p>
+    <w:p>
+      <w:pPr>
+        <w:rPr>
+          <w:rFonts w:asciiTheme="majorHAnsi" w:eastAsiaTheme="majorEastAsia" w:hAnsiTheme="majorHAnsi" w:cstheme="majorBidi"/>
+          <w:b/>
+          <w:color w:val="000000" w:themeColor="text1"/>
+          <w:sz w:val="32"/>
+          <w:szCs w:val="36"/>
+        </w:rPr>
+      </w:pPr>
+    </w:p>
+    <w:p>
+      <w:pPr>
+        <w:rPr>
+          <w:rFonts w:asciiTheme="majorHAnsi" w:eastAsiaTheme="majorEastAsia" w:hAnsiTheme="majorHAnsi" w:cstheme="majorBidi"/>
+          <w:b/>
+          <w:color w:val="000000" w:themeColor="text1"/>
+          <w:sz w:val="32"/>
+          <w:szCs w:val="36"/>
+        </w:rPr>
+      </w:pPr>
+      <w:r>
+        <w:rPr>
+          <w:rFonts w:asciiTheme="majorHAnsi" w:eastAsiaTheme="majorEastAsia" w:hAnsiTheme="majorHAnsi" w:cstheme="majorBidi"/>
+          <w:b/>
+          <w:color w:val="000000" w:themeColor="text1"/>
+          <w:sz w:val="32"/>
+          <w:szCs w:val="36"/>
+        </w:rPr>
+        <w:t>Objective:</w:t>
+      </w:r>
+    </w:p>
+    <w:p>
+      <w:pPr>
+        <w:rPr>
+          <w:rFonts w:asciiTheme="majorHAnsi" w:eastAsiaTheme="majorEastAsia" w:hAnsiTheme="majorHAnsi" w:cstheme="majorBidi"/>
+          <w:bCs/>
+          <w:color w:val="000000" w:themeColor="text1"/>
+          <w:sz w:val="28"/>
+          <w:szCs w:val="32"/>
+        </w:rPr>
+      </w:pPr>
+      <w:r>
+        <w:rPr>
+          <w:rFonts w:asciiTheme="majorHAnsi" w:eastAsiaTheme="majorEastAsia" w:hAnsiTheme="majorHAnsi" w:cstheme="majorBidi"/>
+          <w:bCs/>
+          <w:color w:val="000000" w:themeColor="text1"/>
+          <w:sz w:val="28"/>
+          <w:szCs w:val="32"/>
+        </w:rPr>
+        <w:t>To design and simulate a half adder circuit using logic gates.</w:t>
+      </w:r>
+    </w:p>
+    <w:p>
+      <w:pPr>
+        <w:rPr>
+          <w:rFonts w:asciiTheme="majorHAnsi" w:eastAsiaTheme="majorEastAsia" w:hAnsiTheme="majorHAnsi" w:cstheme="majorBidi"/>
+          <w:b/>
+          <w:color w:val="000000" w:themeColor="text1"/>
+          <w:sz w:val="32"/>
+          <w:szCs w:val="36"/>
+        </w:rPr>
+      </w:pPr>
+    </w:p>
+    <w:p>
+      <w:pPr>
+        <w:rPr>
+          <w:rFonts w:asciiTheme="majorHAnsi" w:eastAsiaTheme="majorEastAsia" w:hAnsiTheme="majorHAnsi" w:cstheme="majorBidi"/>
+          <w:b/>
+          <w:color w:val="000000" w:themeColor="text1"/>
+          <w:sz w:val="32"/>
+          <w:szCs w:val="36"/>
+        </w:rPr>
+      </w:pPr>
+      <w:r>
+        <w:rPr>
+          <w:rFonts w:asciiTheme="majorHAnsi" w:eastAsiaTheme="majorEastAsia" w:hAnsiTheme="majorHAnsi" w:cstheme="majorBidi"/>
+          <w:b/>
+          <w:color w:val="000000" w:themeColor="text1"/>
+          <w:sz w:val="32"/>
+          <w:szCs w:val="36"/>
+        </w:rPr>
+        <w:t>Theory:</w:t>
+      </w:r>
+    </w:p>
+    <w:p>
+      <w:pPr>
+        <w:rPr>
+          <w:rFonts w:asciiTheme="majorHAnsi" w:eastAsiaTheme="majorEastAsia" w:hAnsiTheme="majorHAnsi" w:cstheme="majorBidi"/>
+          <w:bCs/>
+          <w:color w:val="000000" w:themeColor="text1"/>
+          <w:sz w:val="28"/>
+          <w:szCs w:val="32"/>
+        </w:rPr>
+      </w:pPr>
+      <w:r>
+        <w:rPr>
+          <w:rFonts w:asciiTheme="majorHAnsi" w:eastAsiaTheme="majorEastAsia" w:hAnsiTheme="majorHAnsi" w:cstheme="majorBidi"/>
+          <w:bCs/>
+          <w:color w:val="000000" w:themeColor="text1"/>
+          <w:sz w:val="28"/>
+          <w:szCs w:val="32"/>
+        </w:rPr>
+        <w:t>A half adder is a combinational logic circuit used to add two single-bit binary numbers. It produces two outputs: Sum and Carry.</w:t>
+      </w:r>
+    </w:p>
+    <w:p>
+      <w:pPr>
+        <w:rPr>
+          <w:rFonts w:asciiTheme="majorHAnsi" w:eastAsiaTheme="majorEastAsia" w:hAnsiTheme="majorHAnsi" w:cstheme="majorBidi"/>
+          <w:b/>
+          <w:color w:val="000000" w:themeColor="text1"/>
+          <w:sz w:val="32"/>
+          <w:szCs w:val="36"/>
+        </w:rPr>
+      </w:pPr>
+    </w:p>
+    <w:p/>
+    <w:p>
+      <w:pPr>
+        <w:rPr>
+          <w:b/>
+          <w:bCs/>
+          <w:sz w:val="32"/>
+          <w:szCs w:val="32"/>
+        </w:rPr>
+      </w:pPr>
+    </w:p>
+    <w:p>
+      <w:pPr>
+        <w:pStyle w:val="Heading1"/>
+      </w:pPr>
+      <w:bookmarkStart w:id="2" w:name="_Toc229504378"/>
+      <w:r>
+        <w:lastRenderedPageBreak/>
+        <w:t>Task 03: Full Adder Circuit</w:t>
+      </w:r>
+      <w:bookmarkEnd w:id="2"/>
+    </w:p>
+    <w:p>
+      <w:pPr>
+        <w:rPr>
+          <w:sz w:val="32"/>
+          <w:szCs w:val="36"/>
+        </w:rPr>
+      </w:pPr>
+      <w:r>
+        <w:t>Muhammed</w:t>
+      </w:r>
+    </w:p>
+    <w:p>
+      <w:pPr>
+        <w:rPr>
+          <w:noProof/>
+        </w:rPr>
+      </w:pPr>
+    </w:p>
+    <w:p>
+      <w:pPr>
+        <w:rPr>
+          <w:b/>
+          <w:bCs/>
+          <w:sz w:val="28"/>
+          <w:szCs w:val="28"/>
+        </w:rPr>
+      </w:pPr>
+      <w:r>
+        <w:rPr>
+          <w:noProof/>
+        </w:rPr>
+        <w:drawing>
+          <wp:inline distT="0" distB="0" distL="0" distR="0" wp14:anchorId="3FD0A0F0" wp14:editId="1350781E">
+            <wp:extent cx="6162675" cy="3974925"/>
+            <wp:effectExtent l="0" t="0" r="0" b="6985"/>
+            <wp:docPr id="1614006105" name="Picture 3"/>
+            <wp:cNvGraphicFramePr>
+              <a:graphicFrameLocks xmlns:a="http://schemas.openxmlformats.org/drawingml/2006/main" noChangeAspect="1"/>
+            </wp:cNvGraphicFramePr>
+            <a:graphic xmlns:a="http://schemas.openxmlformats.org/drawingml/2006/main">
+              <a:graphicData uri="http://schemas.openxmlformats.org/drawingml/2006/picture">
+                <pic:pic xmlns:pic="http://schemas.openxmlformats.org/drawingml/2006/picture">
+                  <pic:nvPicPr>
+                    <pic:cNvPr id="0" name="Picture 5"/>
+                    <pic:cNvPicPr>
+                      <a:picLocks noChangeAspect="1" noChangeArrowheads="1"/>
+                    </pic:cNvPicPr>
+                  </pic:nvPicPr>
+                  <pic:blipFill rotWithShape="1">
+                    <a:blip r:embed="rId15" cstate="print">
+                      <a:extLst>
+                        <a:ext uri="{28A0092B-C50C-407E-A947-70E740481C1C}">
+                          <a14:useLocalDpi xmlns:a14="http://schemas.microsoft.com/office/drawing/2010/main" val="0"/>
+                        </a:ext>
+                      </a:extLst>
+                    </a:blip>
+                    <a:srcRect l="22436" t="12859" r="13462" b="13412"/>
+                    <a:stretch>
+                      <a:fillRect/>
+                    </a:stretch>
+                  </pic:blipFill>
+                  <pic:spPr bwMode="auto">
+                    <a:xfrm>
+                      <a:off x="0" y="0"/>
+                      <a:ext cx="6171830" cy="3980830"/>
+                    </a:xfrm>
+                    <a:prstGeom prst="rect">
+                      <a:avLst/>
+                    </a:prstGeom>
+                    <a:noFill/>
+                    <a:ln>
+                      <a:noFill/>
+                    </a:ln>
+                    <a:extLst>
+                      <a:ext uri="{53640926-AAD7-44D8-BBD7-CCE9431645EC}">
+                        <a14:shadowObscured xmlns:a14="http://schemas.microsoft.com/office/drawing/2010/main"/>
+                      </a:ext>
+                    </a:extLst>
+                  </pic:spPr>
+                </pic:pic>
+              </a:graphicData>
+            </a:graphic>
+          </wp:inline>
+        </w:drawing>
+      </w:r>
+    </w:p>
+    <w:p>
+      <w:pPr>
+        <w:rPr>
+          <w:b/>
+          <w:bCs/>
+          <w:sz w:val="32"/>
+          <w:szCs w:val="32"/>
+        </w:rPr>
+      </w:pPr>
+    </w:p>
+    <w:p>
+      <w:pPr>
+        <w:rPr>
+          <w:b/>
+          <w:bCs/>
+          <w:sz w:val="32"/>
+          <w:szCs w:val="32"/>
+        </w:rPr>
+      </w:pPr>
+      <w:r>
+        <w:rPr>
+          <w:b/>
+          <w:bCs/>
+          <w:sz w:val="32"/>
+          <w:szCs w:val="32"/>
+        </w:rPr>
+        <w:t>Objective:</w:t>
+      </w:r>
+    </w:p>
+    <w:p>
+      <w:pPr>
+        <w:rPr>
+          <w:sz w:val="28"/>
+          <w:szCs w:val="28"/>
+        </w:rPr>
+      </w:pPr>
+      <w:r>
+        <w:rPr>
+          <w:sz w:val="28"/>
+          <w:szCs w:val="28"/>
+        </w:rPr>
+        <w:t>To design and simulate a full adder circuit using logic gates.</w:t>
+      </w:r>
+    </w:p>
+    <w:p>
+      <w:pPr>
+        <w:rPr>
+          <w:b/>
+          <w:bCs/>
+          <w:sz w:val="28"/>
+          <w:szCs w:val="28"/>
+        </w:rPr>
+      </w:pPr>
+    </w:p>
+    <w:p>
+      <w:pPr>
+        <w:rPr>
+          <w:b/>
+          <w:bCs/>
+          <w:sz w:val="32"/>
+          <w:szCs w:val="32"/>
+        </w:rPr>
+      </w:pPr>
+      <w:r>
+        <w:rPr>
+          <w:b/>
+          <w:bCs/>
+          <w:sz w:val="32"/>
+          <w:szCs w:val="32"/>
+        </w:rPr>
+        <w:t>Theory:</w:t>
+      </w:r>
+    </w:p>
+    <w:p>
+      <w:pPr>
+        <w:rPr>
+          <w:sz w:val="28"/>
+          <w:szCs w:val="28"/>
+        </w:rPr>
+      </w:pPr>
+      <w:r>
+        <w:rPr>
+          <w:sz w:val="28"/>
+          <w:szCs w:val="28"/>
+        </w:rPr>
+        <w:t>A full adder is a combinational logic circuit used to add three binary inputs: A, B, and Cin. It produces two outputs: Sum and Cout.</w:t>
+      </w:r>
+    </w:p>
+    <w:p>
+      <w:pPr>
+        <w:rPr>
+          <w:b/>
+          <w:bCs/>
+          <w:sz w:val="28"/>
+          <w:szCs w:val="28"/>
+        </w:rPr>
+      </w:pPr>
+    </w:p>
+    <w:p>
+      <w:pPr>
+        <w:rPr>
+          <w:b/>
+          <w:bCs/>
+          <w:sz w:val="32"/>
+          <w:szCs w:val="32"/>
+        </w:rPr>
+      </w:pPr>
+    </w:p>
+    <w:p>
+      <w:pPr>
+        <w:pStyle w:val="Heading1"/>
+      </w:pPr>
+      <w:bookmarkStart w:id="3" w:name="_Toc229504379"/>
+      <w:r>
+        <w:lastRenderedPageBreak/>
+        <w:t xml:space="preserve">Task 04: </w:t>
+      </w:r>
+      <w:proofErr w:type="gramStart"/>
+      <w:r>
+        <w:t>Sub adder</w:t>
+      </w:r>
+      <w:proofErr w:type="gramEnd"/>
+      <w:r>
+        <w:t xml:space="preserve"> </w:t>
+      </w:r>
+      <w:r>
+        <w:t>Circuit and Applications</w:t>
+      </w:r>
+      <w:bookmarkEnd w:id="3"/>
+    </w:p>
+    <w:p>
+      <w:r>
+        <w:t>Gerges</w:t>
+      </w:r>
+    </w:p>
+    <w:p>
+      <w:pPr>
+        <w:rPr>
+          <w:b/>
+          <w:bCs/>
+          <w:sz w:val="32"/>
+          <w:szCs w:val="32"/>
+        </w:rPr>
+      </w:pPr>
+      <w:r>
+        <w:rPr>
+          <w:noProof/>
+        </w:rPr>
+        <w:drawing>
+          <wp:inline distT="0" distB="0" distL="0" distR="0" wp14:anchorId="0ABAC81A" wp14:editId="547557D2">
+            <wp:extent cx="5943600" cy="3724910"/>
+            <wp:effectExtent l="0" t="0" r="0" b="8890"/>
+            <wp:docPr id="514848248" name="Picture 6"/>
+            <wp:cNvGraphicFramePr>
+              <a:graphicFrameLocks xmlns:a="http://schemas.openxmlformats.org/drawingml/2006/main" noChangeAspect="1"/>
+            </wp:cNvGraphicFramePr>
+            <a:graphic xmlns:a="http://schemas.openxmlformats.org/drawingml/2006/main">
+              <a:graphicData uri="http://schemas.openxmlformats.org/drawingml/2006/picture">
+                <pic:pic xmlns:pic="http://schemas.openxmlformats.org/drawingml/2006/picture">
+                  <pic:nvPicPr>
+                    <pic:cNvPr id="0" name="Picture 11"/>
+                    <pic:cNvPicPr>
+                      <a:picLocks noChangeAspect="1" noChangeArrowheads="1"/>
+                    </pic:cNvPicPr>
+                  </pic:nvPicPr>
                   <pic:blipFill>
-                    <a:blip r:embed="rId14" cstate="print">
+                    <a:blip r:embed="rId16">
                       <a:extLst>
                         <a:ext uri="{28A0092B-C50C-407E-A947-70E740481C1C}">
                           <a14:useLocalDpi xmlns:a14="http://schemas.microsoft.com/office/drawing/2010/main" val="0"/>
@@ -2147,7 +3150,7 @@
                   <pic:spPr bwMode="auto">
                     <a:xfrm>
                       <a:off x="0" y="0"/>
-                      <a:ext cx="5943600" cy="3333115"/>
+                      <a:ext cx="5943600" cy="3724910"/>
                     </a:xfrm>
                     <a:prstGeom prst="rect">
                       <a:avLst/>
@@ -2167,31 +3170,28 @@
     <w:p>
       <w:pPr>
         <w:rPr>
-          <w:rFonts w:asciiTheme="majorHAnsi" w:eastAsiaTheme="majorEastAsia" w:hAnsiTheme="majorHAnsi" w:cstheme="majorBidi"/>
-          <w:b/>
-          <w:color w:val="000000" w:themeColor="text1"/>
-          <w:sz w:val="32"/>
-          <w:szCs w:val="36"/>
-        </w:rPr>
-      </w:pPr>
-    </w:p>
-    <w:p>
-      <w:pPr>
-        <w:rPr>
-          <w:rFonts w:asciiTheme="majorHAnsi" w:eastAsiaTheme="majorEastAsia" w:hAnsiTheme="majorHAnsi" w:cstheme="majorBidi"/>
-          <w:b/>
-          <w:color w:val="000000" w:themeColor="text1"/>
-          <w:sz w:val="32"/>
-          <w:szCs w:val="36"/>
-        </w:rPr>
-      </w:pPr>
-      <w:r>
-        <w:rPr>
-          <w:rFonts w:asciiTheme="majorHAnsi" w:eastAsiaTheme="majorEastAsia" w:hAnsiTheme="majorHAnsi" w:cstheme="majorBidi"/>
-          <w:b/>
-          <w:color w:val="000000" w:themeColor="text1"/>
-          <w:sz w:val="32"/>
-          <w:szCs w:val="36"/>
+          <w:b/>
+          <w:bCs/>
+          <w:sz w:val="32"/>
+          <w:szCs w:val="32"/>
+        </w:rPr>
+      </w:pPr>
+    </w:p>
+    <w:p>
+      <w:pPr>
+        <w:rPr>
+          <w:b/>
+          <w:bCs/>
+          <w:sz w:val="32"/>
+          <w:szCs w:val="32"/>
+        </w:rPr>
+      </w:pPr>
+      <w:r>
+        <w:rPr>
+          <w:b/>
+          <w:bCs/>
+          <w:sz w:val="32"/>
+          <w:szCs w:val="32"/>
         </w:rPr>
         <w:t>Objective:</w:t>
       </w:r>
@@ -2199,52 +3199,41 @@
     <w:p>
       <w:pPr>
         <w:rPr>
-          <w:rFonts w:asciiTheme="majorHAnsi" w:eastAsiaTheme="majorEastAsia" w:hAnsiTheme="majorHAnsi" w:cstheme="majorBidi"/>
-          <w:bCs/>
-          <w:color w:val="000000" w:themeColor="text1"/>
-          <w:sz w:val="28"/>
-          <w:szCs w:val="32"/>
-        </w:rPr>
-      </w:pPr>
-      <w:r>
-        <w:rPr>
-          <w:rFonts w:asciiTheme="majorHAnsi" w:eastAsiaTheme="majorEastAsia" w:hAnsiTheme="majorHAnsi" w:cstheme="majorBidi"/>
-          <w:bCs/>
-          <w:color w:val="000000" w:themeColor="text1"/>
-          <w:sz w:val="28"/>
-          <w:szCs w:val="32"/>
-        </w:rPr>
-        <w:t>To design and simulate a half adder circuit using logic gates.</w:t>
-      </w:r>
-    </w:p>
-    <w:p>
-      <w:pPr>
-        <w:rPr>
-          <w:rFonts w:asciiTheme="majorHAnsi" w:eastAsiaTheme="majorEastAsia" w:hAnsiTheme="majorHAnsi" w:cstheme="majorBidi"/>
-          <w:b/>
-          <w:color w:val="000000" w:themeColor="text1"/>
-          <w:sz w:val="32"/>
-          <w:szCs w:val="36"/>
-        </w:rPr>
-      </w:pPr>
-    </w:p>
-    <w:p>
-      <w:pPr>
-        <w:rPr>
-          <w:rFonts w:asciiTheme="majorHAnsi" w:eastAsiaTheme="majorEastAsia" w:hAnsiTheme="majorHAnsi" w:cstheme="majorBidi"/>
-          <w:b/>
-          <w:color w:val="000000" w:themeColor="text1"/>
-          <w:sz w:val="32"/>
-          <w:szCs w:val="36"/>
-        </w:rPr>
-      </w:pPr>
-      <w:r>
-        <w:rPr>
-          <w:rFonts w:asciiTheme="majorHAnsi" w:eastAsiaTheme="majorEastAsia" w:hAnsiTheme="majorHAnsi" w:cstheme="majorBidi"/>
-          <w:b/>
-          <w:color w:val="000000" w:themeColor="text1"/>
-          <w:sz w:val="32"/>
-          <w:szCs w:val="36"/>
+          <w:sz w:val="28"/>
+          <w:szCs w:val="28"/>
+        </w:rPr>
+      </w:pPr>
+      <w:r>
+        <w:rPr>
+          <w:sz w:val="28"/>
+          <w:szCs w:val="28"/>
+        </w:rPr>
+        <w:t>To design and simulate a 4-bit subtractor circuit with a negative result alarm.</w:t>
+      </w:r>
+    </w:p>
+    <w:p>
+      <w:pPr>
+        <w:rPr>
+          <w:sz w:val="28"/>
+          <w:szCs w:val="28"/>
+        </w:rPr>
+      </w:pPr>
+    </w:p>
+    <w:p>
+      <w:pPr>
+        <w:rPr>
+          <w:b/>
+          <w:bCs/>
+          <w:sz w:val="32"/>
+          <w:szCs w:val="32"/>
+        </w:rPr>
+      </w:pPr>
+      <w:r>
+        <w:rPr>
+          <w:b/>
+          <w:bCs/>
+          <w:sz w:val="32"/>
+          <w:szCs w:val="32"/>
         </w:rPr>
         <w:t>Theory:</w:t>
       </w:r>
@@ -2252,36 +3241,46 @@
     <w:p>
       <w:pPr>
         <w:rPr>
-          <w:rFonts w:asciiTheme="majorHAnsi" w:eastAsiaTheme="majorEastAsia" w:hAnsiTheme="majorHAnsi" w:cstheme="majorBidi"/>
-          <w:bCs/>
-          <w:color w:val="000000" w:themeColor="text1"/>
-          <w:sz w:val="28"/>
-          <w:szCs w:val="32"/>
-        </w:rPr>
-      </w:pPr>
-      <w:r>
-        <w:rPr>
-          <w:rFonts w:asciiTheme="majorHAnsi" w:eastAsiaTheme="majorEastAsia" w:hAnsiTheme="majorHAnsi" w:cstheme="majorBidi"/>
-          <w:bCs/>
-          <w:color w:val="000000" w:themeColor="text1"/>
-          <w:sz w:val="28"/>
-          <w:szCs w:val="32"/>
-        </w:rPr>
-        <w:t>A half adder is a combinational logic circuit used to add two single-bit binary numbers. It produces two outputs: Sum and Carry.</w:t>
-      </w:r>
-    </w:p>
-    <w:p>
-      <w:pPr>
-        <w:rPr>
-          <w:rFonts w:asciiTheme="majorHAnsi" w:eastAsiaTheme="majorEastAsia" w:hAnsiTheme="majorHAnsi" w:cstheme="majorBidi"/>
-          <w:b/>
-          <w:color w:val="000000" w:themeColor="text1"/>
-          <w:sz w:val="32"/>
-          <w:szCs w:val="36"/>
-        </w:rPr>
-      </w:pPr>
-    </w:p>
-    <w:p/>
+          <w:b/>
+          <w:bCs/>
+          <w:sz w:val="32"/>
+          <w:szCs w:val="32"/>
+        </w:rPr>
+      </w:pPr>
+      <w:r>
+        <w:rPr>
+          <w:sz w:val="28"/>
+          <w:szCs w:val="28"/>
+        </w:rPr>
+        <w:t xml:space="preserve">The circuit uses the 2’s complement method to perform subtraction. If the subtraction result is negative, the 7-segment display is turned </w:t>
+      </w:r>
+      <w:proofErr w:type="gramStart"/>
+      <w:r>
+        <w:rPr>
+          <w:sz w:val="28"/>
+          <w:szCs w:val="28"/>
+        </w:rPr>
+        <w:t>off</w:t>
+      </w:r>
+      <w:proofErr w:type="gramEnd"/>
+      <w:r>
+        <w:rPr>
+          <w:sz w:val="28"/>
+          <w:szCs w:val="28"/>
+        </w:rPr>
+        <w:t xml:space="preserve"> and an alarm is activated using a red LED and sound circuit.</w:t>
+      </w:r>
+    </w:p>
+    <w:p>
+      <w:pPr>
+        <w:rPr>
+          <w:b/>
+          <w:bCs/>
+          <w:sz w:val="32"/>
+          <w:szCs w:val="32"/>
+        </w:rPr>
+      </w:pPr>
+    </w:p>
     <w:p>
       <w:pPr>
         <w:rPr>
@@ -2296,42 +3295,47 @@
       <w:pPr>
         <w:pStyle w:val="Heading1"/>
       </w:pPr>
-      <w:bookmarkStart w:id="2" w:name="_Toc229185635"/>
+      <w:bookmarkStart w:id="4" w:name="_Toc229504380"/>
       <w:r>
         <w:lastRenderedPageBreak/>
-        <w:t>Task 03: Full Adder Circuit</w:t>
-      </w:r>
-      <w:bookmarkEnd w:id="2"/>
-    </w:p>
-    <w:p>
-      <w:pPr>
-        <w:rPr>
-          <w:sz w:val="32"/>
-          <w:szCs w:val="36"/>
-        </w:rPr>
-      </w:pPr>
-      <w:r>
-        <w:t>Muhammed</w:t>
-      </w:r>
-    </w:p>
-    <w:p>
-      <w:pPr>
-        <w:rPr>
-          <w:b/>
-          <w:bCs/>
-          <w:sz w:val="28"/>
-          <w:szCs w:val="28"/>
-        </w:rPr>
-      </w:pPr>
-      <w:r>
+        <w:t>T</w:t>
+      </w:r>
+      <w:r>
+        <w:t>ask 05: 8-Bit Adder Using 74HC283</w:t>
+      </w:r>
+      <w:bookmarkEnd w:id="4"/>
+    </w:p>
+    <w:p>
+      <w:r>
+        <w:t>Gerges</w:t>
+      </w:r>
+    </w:p>
+    <w:p>
+      <w:pPr>
         <w:rPr>
           <w:noProof/>
         </w:rPr>
+      </w:pPr>
+    </w:p>
+    <w:p>
+      <w:pPr>
+        <w:jc w:val="center"/>
+        <w:rPr>
+          <w:b/>
+          <w:bCs/>
+          <w:sz w:val="32"/>
+          <w:szCs w:val="32"/>
+        </w:rPr>
+      </w:pPr>
+      <w:r>
+        <w:rPr>
+          <w:noProof/>
+        </w:rPr>
         <w:drawing>
-          <wp:inline distT="0" distB="0" distL="0" distR="0" wp14:anchorId="3FD0A0F0" wp14:editId="2F788D0D">
-            <wp:extent cx="5943600" cy="3333115"/>
-            <wp:effectExtent l="0" t="0" r="0" b="635"/>
-            <wp:docPr id="1614006105" name="Picture 3"/>
+          <wp:inline distT="0" distB="0" distL="0" distR="0" wp14:anchorId="36330628" wp14:editId="6E0E194E">
+            <wp:extent cx="5191125" cy="3709695"/>
+            <wp:effectExtent l="0" t="0" r="0" b="5080"/>
+            <wp:docPr id="1996022257" name="Picture 5"/>
             <wp:cNvGraphicFramePr>
               <a:graphicFrameLocks xmlns:a="http://schemas.openxmlformats.org/drawingml/2006/main" noChangeAspect="1"/>
             </wp:cNvGraphicFramePr>
@@ -2339,13 +3343,2270 @@
               <a:graphicData uri="http://schemas.openxmlformats.org/drawingml/2006/picture">
                 <pic:pic xmlns:pic="http://schemas.openxmlformats.org/drawingml/2006/picture">
                   <pic:nvPicPr>
-                    <pic:cNvPr id="0" name="Picture 5"/>
+                    <pic:cNvPr id="0" name="Picture 9"/>
+                    <pic:cNvPicPr>
+                      <a:picLocks noChangeAspect="1" noChangeArrowheads="1"/>
+                    </pic:cNvPicPr>
+                  </pic:nvPicPr>
+                  <pic:blipFill rotWithShape="1">
+                    <a:blip r:embed="rId17" cstate="print">
+                      <a:extLst>
+                        <a:ext uri="{28A0092B-C50C-407E-A947-70E740481C1C}">
+                          <a14:useLocalDpi xmlns:a14="http://schemas.microsoft.com/office/drawing/2010/main" val="0"/>
+                        </a:ext>
+                      </a:extLst>
+                    </a:blip>
+                    <a:srcRect l="12821" t="8284" r="19231" b="5161"/>
+                    <a:stretch>
+                      <a:fillRect/>
+                    </a:stretch>
+                  </pic:blipFill>
+                  <pic:spPr bwMode="auto">
+                    <a:xfrm>
+                      <a:off x="0" y="0"/>
+                      <a:ext cx="5207622" cy="3721484"/>
+                    </a:xfrm>
+                    <a:prstGeom prst="rect">
+                      <a:avLst/>
+                    </a:prstGeom>
+                    <a:noFill/>
+                    <a:ln>
+                      <a:noFill/>
+                    </a:ln>
+                    <a:extLst>
+                      <a:ext uri="{53640926-AAD7-44D8-BBD7-CCE9431645EC}">
+                        <a14:shadowObscured xmlns:a14="http://schemas.microsoft.com/office/drawing/2010/main"/>
+                      </a:ext>
+                    </a:extLst>
+                  </pic:spPr>
+                </pic:pic>
+              </a:graphicData>
+            </a:graphic>
+          </wp:inline>
+        </w:drawing>
+      </w:r>
+    </w:p>
+    <w:p>
+      <w:pPr>
+        <w:rPr>
+          <w:b/>
+          <w:bCs/>
+          <w:sz w:val="32"/>
+          <w:szCs w:val="32"/>
+        </w:rPr>
+      </w:pPr>
+    </w:p>
+    <w:p>
+      <w:pPr>
+        <w:rPr>
+          <w:b/>
+          <w:bCs/>
+          <w:sz w:val="32"/>
+          <w:szCs w:val="32"/>
+        </w:rPr>
+      </w:pPr>
+      <w:r>
+        <w:rPr>
+          <w:b/>
+          <w:bCs/>
+          <w:sz w:val="32"/>
+          <w:szCs w:val="32"/>
+        </w:rPr>
+        <w:t>Objective:</w:t>
+      </w:r>
+    </w:p>
+    <w:p>
+      <w:pPr>
+        <w:rPr>
+          <w:sz w:val="28"/>
+          <w:szCs w:val="28"/>
+        </w:rPr>
+      </w:pPr>
+      <w:r>
+        <w:rPr>
+          <w:sz w:val="28"/>
+          <w:szCs w:val="28"/>
+        </w:rPr>
+        <w:t>To design and simulate an 8-bit binary adder using two 74HC283 4-bit adder ICs.</w:t>
+      </w:r>
+    </w:p>
+    <w:p>
+      <w:pPr>
+        <w:rPr>
+          <w:b/>
+          <w:bCs/>
+          <w:sz w:val="32"/>
+          <w:szCs w:val="32"/>
+        </w:rPr>
+      </w:pPr>
+    </w:p>
+    <w:p>
+      <w:pPr>
+        <w:rPr>
+          <w:b/>
+          <w:bCs/>
+          <w:sz w:val="32"/>
+          <w:szCs w:val="32"/>
+        </w:rPr>
+      </w:pPr>
+      <w:r>
+        <w:rPr>
+          <w:b/>
+          <w:bCs/>
+          <w:sz w:val="32"/>
+          <w:szCs w:val="32"/>
+        </w:rPr>
+        <w:t>Theory:</w:t>
+      </w:r>
+    </w:p>
+    <w:p>
+      <w:pPr>
+        <w:rPr>
+          <w:sz w:val="28"/>
+          <w:szCs w:val="28"/>
+        </w:rPr>
+      </w:pPr>
+      <w:r>
+        <w:rPr>
+          <w:sz w:val="28"/>
+          <w:szCs w:val="28"/>
+        </w:rPr>
+        <w:t>The 8-bit addition is achieved by cascading two 4-bit 74HC283 adders, where the carry output of the lower 4-bit adder is connected to the carry input of the higher 4-bit adder.</w:t>
+      </w:r>
+    </w:p>
+    <w:p>
+      <w:pPr>
+        <w:rPr>
+          <w:b/>
+          <w:bCs/>
+          <w:sz w:val="32"/>
+          <w:szCs w:val="32"/>
+        </w:rPr>
+      </w:pPr>
+    </w:p>
+    <w:p>
+      <w:pPr>
+        <w:pStyle w:val="Heading1"/>
+      </w:pPr>
+      <w:bookmarkStart w:id="5" w:name="_Toc229504381"/>
+      <w:r>
+        <w:lastRenderedPageBreak/>
+        <w:t>Task 06: 4-Bit Comparator from Scratch</w:t>
+      </w:r>
+      <w:bookmarkEnd w:id="5"/>
+    </w:p>
+    <w:p>
+      <w:r>
+        <w:t>Gerges</w:t>
+      </w:r>
+    </w:p>
+    <w:p>
+      <w:pPr>
+        <w:rPr>
+          <w:noProof/>
+        </w:rPr>
+      </w:pPr>
+    </w:p>
+    <w:p>
+      <w:pPr>
+        <w:rPr>
+          <w:b/>
+          <w:bCs/>
+          <w:sz w:val="32"/>
+          <w:szCs w:val="32"/>
+        </w:rPr>
+      </w:pPr>
+      <w:r>
+        <w:rPr>
+          <w:noProof/>
+        </w:rPr>
+        <w:drawing>
+          <wp:inline distT="0" distB="0" distL="0" distR="0" wp14:anchorId="0B25217D" wp14:editId="63C1688E">
+            <wp:extent cx="5991225" cy="3972009"/>
+            <wp:effectExtent l="0" t="0" r="0" b="9525"/>
+            <wp:docPr id="1128567952" name="Picture 6"/>
+            <wp:cNvGraphicFramePr>
+              <a:graphicFrameLocks xmlns:a="http://schemas.openxmlformats.org/drawingml/2006/main" noChangeAspect="1"/>
+            </wp:cNvGraphicFramePr>
+            <a:graphic xmlns:a="http://schemas.openxmlformats.org/drawingml/2006/main">
+              <a:graphicData uri="http://schemas.openxmlformats.org/drawingml/2006/picture">
+                <pic:pic xmlns:pic="http://schemas.openxmlformats.org/drawingml/2006/picture">
+                  <pic:nvPicPr>
+                    <pic:cNvPr id="0" name="Picture 11"/>
+                    <pic:cNvPicPr>
+                      <a:picLocks noChangeAspect="1" noChangeArrowheads="1"/>
+                    </pic:cNvPicPr>
+                  </pic:nvPicPr>
+                  <pic:blipFill rotWithShape="1">
+                    <a:blip r:embed="rId18" cstate="print">
+                      <a:extLst>
+                        <a:ext uri="{28A0092B-C50C-407E-A947-70E740481C1C}">
+                          <a14:useLocalDpi xmlns:a14="http://schemas.microsoft.com/office/drawing/2010/main" val="0"/>
+                        </a:ext>
+                      </a:extLst>
+                    </a:blip>
+                    <a:srcRect l="21314" t="9427" r="6411" b="5161"/>
+                    <a:stretch>
+                      <a:fillRect/>
+                    </a:stretch>
+                  </pic:blipFill>
+                  <pic:spPr bwMode="auto">
+                    <a:xfrm>
+                      <a:off x="0" y="0"/>
+                      <a:ext cx="6001790" cy="3979013"/>
+                    </a:xfrm>
+                    <a:prstGeom prst="rect">
+                      <a:avLst/>
+                    </a:prstGeom>
+                    <a:noFill/>
+                    <a:ln>
+                      <a:noFill/>
+                    </a:ln>
+                    <a:extLst>
+                      <a:ext uri="{53640926-AAD7-44D8-BBD7-CCE9431645EC}">
+                        <a14:shadowObscured xmlns:a14="http://schemas.microsoft.com/office/drawing/2010/main"/>
+                      </a:ext>
+                    </a:extLst>
+                  </pic:spPr>
+                </pic:pic>
+              </a:graphicData>
+            </a:graphic>
+          </wp:inline>
+        </w:drawing>
+      </w:r>
+    </w:p>
+    <w:p>
+      <w:pPr>
+        <w:rPr>
+          <w:b/>
+          <w:bCs/>
+          <w:sz w:val="32"/>
+          <w:szCs w:val="32"/>
+        </w:rPr>
+      </w:pPr>
+    </w:p>
+    <w:p>
+      <w:pPr>
+        <w:rPr>
+          <w:b/>
+          <w:bCs/>
+          <w:sz w:val="32"/>
+          <w:szCs w:val="32"/>
+        </w:rPr>
+      </w:pPr>
+      <w:r>
+        <w:rPr>
+          <w:b/>
+          <w:bCs/>
+          <w:sz w:val="32"/>
+          <w:szCs w:val="32"/>
+        </w:rPr>
+        <w:t>Objective:</w:t>
+      </w:r>
+    </w:p>
+    <w:p>
+      <w:pPr>
+        <w:rPr>
+          <w:sz w:val="28"/>
+          <w:szCs w:val="28"/>
+        </w:rPr>
+      </w:pPr>
+      <w:r>
+        <w:rPr>
+          <w:sz w:val="28"/>
+          <w:szCs w:val="28"/>
+        </w:rPr>
+        <w:t>To design and simulate a 4-bit magnitude comparator using basic logic gates.</w:t>
+      </w:r>
+    </w:p>
+    <w:p>
+      <w:pPr>
+        <w:rPr>
+          <w:sz w:val="28"/>
+          <w:szCs w:val="28"/>
+        </w:rPr>
+      </w:pPr>
+    </w:p>
+    <w:p>
+      <w:pPr>
+        <w:rPr>
+          <w:b/>
+          <w:bCs/>
+          <w:sz w:val="32"/>
+          <w:szCs w:val="32"/>
+        </w:rPr>
+      </w:pPr>
+      <w:r>
+        <w:rPr>
+          <w:b/>
+          <w:bCs/>
+          <w:sz w:val="32"/>
+          <w:szCs w:val="32"/>
+        </w:rPr>
+        <w:t>Theory:</w:t>
+      </w:r>
+    </w:p>
+    <w:p>
+      <w:pPr>
+        <w:rPr>
+          <w:sz w:val="28"/>
+          <w:szCs w:val="28"/>
+        </w:rPr>
+      </w:pPr>
+      <w:r>
+        <w:rPr>
+          <w:sz w:val="28"/>
+          <w:szCs w:val="28"/>
+        </w:rPr>
+        <w:t>The circuit compares two 4-bit binary numbers and determines whether A is greater than, equal to, or less than B.</w:t>
+      </w:r>
+    </w:p>
+    <w:p>
+      <w:pPr>
+        <w:pStyle w:val="Heading1"/>
+      </w:pPr>
+      <w:bookmarkStart w:id="6" w:name="_Toc229504382"/>
+      <w:r>
+        <w:lastRenderedPageBreak/>
+        <w:t>Task 07: 2-Bit Comparator Circuit</w:t>
+      </w:r>
+      <w:bookmarkEnd w:id="6"/>
+    </w:p>
+    <w:p>
+      <w:pPr>
+        <w:rPr>
+          <w:sz w:val="28"/>
+          <w:szCs w:val="28"/>
+        </w:rPr>
+      </w:pPr>
+      <w:r>
+        <w:rPr>
+          <w:sz w:val="28"/>
+          <w:szCs w:val="28"/>
+        </w:rPr>
+        <w:t>Habiba</w:t>
+      </w:r>
+    </w:p>
+    <w:p>
+      <w:pPr>
+        <w:rPr>
+          <w:noProof/>
+        </w:rPr>
+      </w:pPr>
+    </w:p>
+    <w:p>
+      <w:pPr>
+        <w:rPr>
+          <w:b/>
+          <w:bCs/>
+          <w:sz w:val="32"/>
+          <w:szCs w:val="32"/>
+        </w:rPr>
+      </w:pPr>
+      <w:r>
+        <w:rPr>
+          <w:noProof/>
+        </w:rPr>
+        <w:drawing>
+          <wp:inline distT="0" distB="0" distL="0" distR="0" wp14:anchorId="37FA3BD2" wp14:editId="58DB788A">
+            <wp:extent cx="6115050" cy="3352604"/>
+            <wp:effectExtent l="0" t="0" r="0" b="635"/>
+            <wp:docPr id="1681832497" name="Picture 7"/>
+            <wp:cNvGraphicFramePr>
+              <a:graphicFrameLocks xmlns:a="http://schemas.openxmlformats.org/drawingml/2006/main" noChangeAspect="1"/>
+            </wp:cNvGraphicFramePr>
+            <a:graphic xmlns:a="http://schemas.openxmlformats.org/drawingml/2006/main">
+              <a:graphicData uri="http://schemas.openxmlformats.org/drawingml/2006/picture">
+                <pic:pic xmlns:pic="http://schemas.openxmlformats.org/drawingml/2006/picture">
+                  <pic:nvPicPr>
+                    <pic:cNvPr id="0" name="Picture 13"/>
+                    <pic:cNvPicPr>
+                      <a:picLocks noChangeAspect="1" noChangeArrowheads="1"/>
+                    </pic:cNvPicPr>
+                  </pic:nvPicPr>
+                  <pic:blipFill rotWithShape="1">
+                    <a:blip r:embed="rId19" cstate="print">
+                      <a:extLst>
+                        <a:ext uri="{28A0092B-C50C-407E-A947-70E740481C1C}">
+                          <a14:useLocalDpi xmlns:a14="http://schemas.microsoft.com/office/drawing/2010/main" val="0"/>
+                        </a:ext>
+                      </a:extLst>
+                    </a:blip>
+                    <a:srcRect l="11058" t="9998" r="10897" b="13731"/>
+                    <a:stretch>
+                      <a:fillRect/>
+                    </a:stretch>
+                  </pic:blipFill>
+                  <pic:spPr bwMode="auto">
+                    <a:xfrm>
+                      <a:off x="0" y="0"/>
+                      <a:ext cx="6119663" cy="3355133"/>
+                    </a:xfrm>
+                    <a:prstGeom prst="rect">
+                      <a:avLst/>
+                    </a:prstGeom>
+                    <a:noFill/>
+                    <a:ln>
+                      <a:noFill/>
+                    </a:ln>
+                    <a:extLst>
+                      <a:ext uri="{53640926-AAD7-44D8-BBD7-CCE9431645EC}">
+                        <a14:shadowObscured xmlns:a14="http://schemas.microsoft.com/office/drawing/2010/main"/>
+                      </a:ext>
+                    </a:extLst>
+                  </pic:spPr>
+                </pic:pic>
+              </a:graphicData>
+            </a:graphic>
+          </wp:inline>
+        </w:drawing>
+      </w:r>
+    </w:p>
+    <w:p>
+      <w:pPr>
+        <w:rPr>
+          <w:b/>
+          <w:bCs/>
+          <w:sz w:val="32"/>
+          <w:szCs w:val="32"/>
+        </w:rPr>
+      </w:pPr>
+    </w:p>
+    <w:p>
+      <w:pPr>
+        <w:rPr>
+          <w:b/>
+          <w:bCs/>
+          <w:sz w:val="32"/>
+          <w:szCs w:val="32"/>
+        </w:rPr>
+      </w:pPr>
+      <w:r>
+        <w:rPr>
+          <w:b/>
+          <w:bCs/>
+          <w:sz w:val="32"/>
+          <w:szCs w:val="32"/>
+        </w:rPr>
+        <w:t>Objective:</w:t>
+      </w:r>
+    </w:p>
+    <w:p>
+      <w:pPr>
+        <w:rPr>
+          <w:sz w:val="28"/>
+          <w:szCs w:val="28"/>
+        </w:rPr>
+      </w:pPr>
+      <w:r>
+        <w:rPr>
+          <w:sz w:val="28"/>
+          <w:szCs w:val="28"/>
+        </w:rPr>
+        <w:t>To design and simulate a 2-bit comparator circuit using basic logic gates.</w:t>
+      </w:r>
+    </w:p>
+    <w:p>
+      <w:pPr>
+        <w:rPr>
+          <w:sz w:val="28"/>
+          <w:szCs w:val="28"/>
+        </w:rPr>
+      </w:pPr>
+    </w:p>
+    <w:p>
+      <w:pPr>
+        <w:rPr>
+          <w:b/>
+          <w:bCs/>
+          <w:sz w:val="32"/>
+          <w:szCs w:val="32"/>
+        </w:rPr>
+      </w:pPr>
+      <w:r>
+        <w:rPr>
+          <w:b/>
+          <w:bCs/>
+          <w:sz w:val="32"/>
+          <w:szCs w:val="32"/>
+        </w:rPr>
+        <w:t>Theory:</w:t>
+      </w:r>
+    </w:p>
+    <w:p>
+      <w:pPr>
+        <w:rPr>
+          <w:sz w:val="28"/>
+          <w:szCs w:val="28"/>
+        </w:rPr>
+      </w:pPr>
+      <w:r>
+        <w:rPr>
+          <w:sz w:val="28"/>
+          <w:szCs w:val="28"/>
+        </w:rPr>
+        <w:t>The circuit compares two 2-bit binary numbers and gives one of three outputs: A &gt; B, A = B, or A &lt; B.</w:t>
+      </w:r>
+    </w:p>
+    <w:p>
+      <w:pPr>
+        <w:rPr>
+          <w:b/>
+          <w:bCs/>
+          <w:sz w:val="32"/>
+          <w:szCs w:val="32"/>
+        </w:rPr>
+      </w:pPr>
+    </w:p>
+    <w:p>
+      <w:pPr>
+        <w:rPr>
+          <w:b/>
+          <w:bCs/>
+          <w:sz w:val="32"/>
+          <w:szCs w:val="32"/>
+        </w:rPr>
+      </w:pPr>
+    </w:p>
+    <w:p>
+      <w:pPr>
+        <w:rPr>
+          <w:b/>
+          <w:bCs/>
+          <w:sz w:val="32"/>
+          <w:szCs w:val="32"/>
+        </w:rPr>
+      </w:pPr>
+    </w:p>
+    <w:p>
+      <w:pPr>
+        <w:pStyle w:val="Heading1"/>
+      </w:pPr>
+      <w:bookmarkStart w:id="7" w:name="_Toc229504383"/>
+      <w:r>
+        <w:lastRenderedPageBreak/>
+        <w:t>Task 08: Decoder Circuit</w:t>
+      </w:r>
+      <w:bookmarkEnd w:id="7"/>
+    </w:p>
+    <w:p>
+      <w:r>
+        <w:t>Habiba</w:t>
+      </w:r>
+    </w:p>
+    <w:p>
+      <w:pPr>
+        <w:rPr>
+          <w:noProof/>
+        </w:rPr>
+      </w:pPr>
+    </w:p>
+    <w:p>
+      <w:pPr>
+        <w:rPr>
+          <w:b/>
+          <w:bCs/>
+          <w:sz w:val="32"/>
+          <w:szCs w:val="32"/>
+        </w:rPr>
+      </w:pPr>
+      <w:r>
+        <w:rPr>
+          <w:noProof/>
+        </w:rPr>
+        <w:drawing>
+          <wp:inline distT="0" distB="0" distL="0" distR="0" wp14:anchorId="149EE75D" wp14:editId="0750378E">
+            <wp:extent cx="6209972" cy="3524250"/>
+            <wp:effectExtent l="0" t="0" r="635" b="0"/>
+            <wp:docPr id="452173459" name="Picture 9"/>
+            <wp:cNvGraphicFramePr>
+              <a:graphicFrameLocks xmlns:a="http://schemas.openxmlformats.org/drawingml/2006/main" noChangeAspect="1"/>
+            </wp:cNvGraphicFramePr>
+            <a:graphic xmlns:a="http://schemas.openxmlformats.org/drawingml/2006/main">
+              <a:graphicData uri="http://schemas.openxmlformats.org/drawingml/2006/picture">
+                <pic:pic xmlns:pic="http://schemas.openxmlformats.org/drawingml/2006/picture">
+                  <pic:nvPicPr>
+                    <pic:cNvPr id="0" name="Picture 20"/>
+                    <pic:cNvPicPr>
+                      <a:picLocks noChangeAspect="1" noChangeArrowheads="1"/>
+                    </pic:cNvPicPr>
+                  </pic:nvPicPr>
+                  <pic:blipFill rotWithShape="1">
+                    <a:blip r:embed="rId20" cstate="print">
+                      <a:extLst>
+                        <a:ext uri="{28A0092B-C50C-407E-A947-70E740481C1C}">
+                          <a14:useLocalDpi xmlns:a14="http://schemas.microsoft.com/office/drawing/2010/main" val="0"/>
+                        </a:ext>
+                      </a:extLst>
+                    </a:blip>
+                    <a:srcRect l="13461" t="9427" r="4647" b="7732"/>
+                    <a:stretch>
+                      <a:fillRect/>
+                    </a:stretch>
+                  </pic:blipFill>
+                  <pic:spPr bwMode="auto">
+                    <a:xfrm>
+                      <a:off x="0" y="0"/>
+                      <a:ext cx="6215414" cy="3527339"/>
+                    </a:xfrm>
+                    <a:prstGeom prst="rect">
+                      <a:avLst/>
+                    </a:prstGeom>
+                    <a:noFill/>
+                    <a:ln>
+                      <a:noFill/>
+                    </a:ln>
+                    <a:extLst>
+                      <a:ext uri="{53640926-AAD7-44D8-BBD7-CCE9431645EC}">
+                        <a14:shadowObscured xmlns:a14="http://schemas.microsoft.com/office/drawing/2010/main"/>
+                      </a:ext>
+                    </a:extLst>
+                  </pic:spPr>
+                </pic:pic>
+              </a:graphicData>
+            </a:graphic>
+          </wp:inline>
+        </w:drawing>
+      </w:r>
+    </w:p>
+    <w:p>
+      <w:pPr>
+        <w:rPr>
+          <w:b/>
+          <w:bCs/>
+          <w:sz w:val="32"/>
+          <w:szCs w:val="32"/>
+        </w:rPr>
+      </w:pPr>
+    </w:p>
+    <w:p>
+      <w:pPr>
+        <w:rPr>
+          <w:b/>
+          <w:bCs/>
+          <w:sz w:val="32"/>
+          <w:szCs w:val="32"/>
+        </w:rPr>
+      </w:pPr>
+      <w:r>
+        <w:rPr>
+          <w:b/>
+          <w:bCs/>
+          <w:sz w:val="32"/>
+          <w:szCs w:val="32"/>
+        </w:rPr>
+        <w:t>Objective:</w:t>
+      </w:r>
+    </w:p>
+    <w:p>
+      <w:pPr>
+        <w:rPr>
+          <w:sz w:val="28"/>
+          <w:szCs w:val="28"/>
+        </w:rPr>
+      </w:pPr>
+      <w:r>
+        <w:rPr>
+          <w:sz w:val="28"/>
+          <w:szCs w:val="28"/>
+        </w:rPr>
+        <w:t>To design and simulate a decoder circuit using basic logic gates.</w:t>
+      </w:r>
+    </w:p>
+    <w:p>
+      <w:pPr>
+        <w:rPr>
+          <w:b/>
+          <w:bCs/>
+          <w:sz w:val="32"/>
+          <w:szCs w:val="32"/>
+        </w:rPr>
+      </w:pPr>
+      <w:r>
+        <w:rPr>
+          <w:b/>
+          <w:bCs/>
+          <w:sz w:val="32"/>
+          <w:szCs w:val="32"/>
+        </w:rPr>
+        <w:t>Theory:</w:t>
+      </w:r>
+    </w:p>
+    <w:p>
+      <w:pPr>
+        <w:rPr>
+          <w:sz w:val="28"/>
+          <w:szCs w:val="28"/>
+        </w:rPr>
+      </w:pPr>
+      <w:r>
+        <w:rPr>
+          <w:sz w:val="28"/>
+          <w:szCs w:val="28"/>
+        </w:rPr>
+        <w:t>A decoder converts binary input lines into one active output line based on the input combination.</w:t>
+      </w:r>
+    </w:p>
+    <w:p>
+      <w:pPr>
+        <w:rPr>
+          <w:b/>
+          <w:bCs/>
+          <w:sz w:val="32"/>
+          <w:szCs w:val="32"/>
+        </w:rPr>
+      </w:pPr>
+    </w:p>
+    <w:p>
+      <w:pPr>
+        <w:rPr>
+          <w:b/>
+          <w:bCs/>
+          <w:sz w:val="32"/>
+          <w:szCs w:val="32"/>
+        </w:rPr>
+      </w:pPr>
+    </w:p>
+    <w:p>
+      <w:pPr>
+        <w:rPr>
+          <w:b/>
+          <w:bCs/>
+          <w:sz w:val="32"/>
+          <w:szCs w:val="32"/>
+        </w:rPr>
+      </w:pPr>
+    </w:p>
+    <w:p>
+      <w:pPr>
+        <w:pStyle w:val="Heading1"/>
+      </w:pPr>
+      <w:bookmarkStart w:id="8" w:name="_Toc229504384"/>
+      <w:r>
+        <w:lastRenderedPageBreak/>
+        <w:t>Task 09: Encoder Circuit</w:t>
+      </w:r>
+      <w:bookmarkEnd w:id="8"/>
+    </w:p>
+    <w:p>
+      <w:r>
+        <w:t>Habiba</w:t>
+      </w:r>
+    </w:p>
+    <w:p>
+      <w:pPr>
+        <w:rPr>
+          <w:noProof/>
+        </w:rPr>
+      </w:pPr>
+    </w:p>
+    <w:p>
+      <w:pPr>
+        <w:rPr>
+          <w:b/>
+          <w:bCs/>
+          <w:sz w:val="32"/>
+          <w:szCs w:val="32"/>
+        </w:rPr>
+      </w:pPr>
+      <w:r>
+        <w:rPr>
+          <w:noProof/>
+        </w:rPr>
+        <w:drawing>
+          <wp:inline distT="0" distB="0" distL="0" distR="0" wp14:anchorId="3F0D7016" wp14:editId="52FB087C">
+            <wp:extent cx="5886450" cy="3159185"/>
+            <wp:effectExtent l="0" t="0" r="0" b="3175"/>
+            <wp:docPr id="748554525" name="Picture 11"/>
+            <wp:cNvGraphicFramePr>
+              <a:graphicFrameLocks xmlns:a="http://schemas.openxmlformats.org/drawingml/2006/main" noChangeAspect="1"/>
+            </wp:cNvGraphicFramePr>
+            <a:graphic xmlns:a="http://schemas.openxmlformats.org/drawingml/2006/main">
+              <a:graphicData uri="http://schemas.openxmlformats.org/drawingml/2006/picture">
+                <pic:pic xmlns:pic="http://schemas.openxmlformats.org/drawingml/2006/picture">
+                  <pic:nvPicPr>
+                    <pic:cNvPr id="0" name="Picture 27"/>
+                    <pic:cNvPicPr>
+                      <a:picLocks noChangeAspect="1" noChangeArrowheads="1"/>
+                    </pic:cNvPicPr>
+                  </pic:nvPicPr>
+                  <pic:blipFill rotWithShape="1">
+                    <a:blip r:embed="rId21" cstate="print">
+                      <a:extLst>
+                        <a:ext uri="{28A0092B-C50C-407E-A947-70E740481C1C}">
+                          <a14:useLocalDpi xmlns:a14="http://schemas.microsoft.com/office/drawing/2010/main" val="0"/>
+                        </a:ext>
+                      </a:extLst>
+                    </a:blip>
+                    <a:srcRect l="9455" t="9998" r="14103" b="16873"/>
+                    <a:stretch>
+                      <a:fillRect/>
+                    </a:stretch>
+                  </pic:blipFill>
+                  <pic:spPr bwMode="auto">
+                    <a:xfrm>
+                      <a:off x="0" y="0"/>
+                      <a:ext cx="5896124" cy="3164377"/>
+                    </a:xfrm>
+                    <a:prstGeom prst="rect">
+                      <a:avLst/>
+                    </a:prstGeom>
+                    <a:noFill/>
+                    <a:ln>
+                      <a:noFill/>
+                    </a:ln>
+                    <a:extLst>
+                      <a:ext uri="{53640926-AAD7-44D8-BBD7-CCE9431645EC}">
+                        <a14:shadowObscured xmlns:a14="http://schemas.microsoft.com/office/drawing/2010/main"/>
+                      </a:ext>
+                    </a:extLst>
+                  </pic:spPr>
+                </pic:pic>
+              </a:graphicData>
+            </a:graphic>
+          </wp:inline>
+        </w:drawing>
+      </w:r>
+    </w:p>
+    <w:p>
+      <w:pPr>
+        <w:rPr>
+          <w:b/>
+          <w:bCs/>
+          <w:sz w:val="32"/>
+          <w:szCs w:val="32"/>
+        </w:rPr>
+      </w:pPr>
+    </w:p>
+    <w:p>
+      <w:pPr>
+        <w:rPr>
+          <w:b/>
+          <w:bCs/>
+          <w:sz w:val="32"/>
+          <w:szCs w:val="32"/>
+        </w:rPr>
+      </w:pPr>
+      <w:r>
+        <w:rPr>
+          <w:b/>
+          <w:bCs/>
+          <w:sz w:val="32"/>
+          <w:szCs w:val="32"/>
+        </w:rPr>
+        <w:t>Objective:</w:t>
+      </w:r>
+    </w:p>
+    <w:p>
+      <w:pPr>
+        <w:rPr>
+          <w:sz w:val="28"/>
+          <w:szCs w:val="28"/>
+        </w:rPr>
+      </w:pPr>
+      <w:r>
+        <w:rPr>
+          <w:sz w:val="28"/>
+          <w:szCs w:val="28"/>
+        </w:rPr>
+        <w:t>To design and simulate an encoder circuit using basic logic gates.</w:t>
+      </w:r>
+    </w:p>
+    <w:p>
+      <w:pPr>
+        <w:rPr>
+          <w:b/>
+          <w:bCs/>
+          <w:sz w:val="32"/>
+          <w:szCs w:val="32"/>
+        </w:rPr>
+      </w:pPr>
+    </w:p>
+    <w:p>
+      <w:pPr>
+        <w:rPr>
+          <w:b/>
+          <w:bCs/>
+          <w:sz w:val="32"/>
+          <w:szCs w:val="32"/>
+        </w:rPr>
+      </w:pPr>
+      <w:r>
+        <w:rPr>
+          <w:b/>
+          <w:bCs/>
+          <w:sz w:val="32"/>
+          <w:szCs w:val="32"/>
+        </w:rPr>
+        <w:t>Theory:</w:t>
+      </w:r>
+    </w:p>
+    <w:p>
+      <w:pPr>
+        <w:rPr>
+          <w:sz w:val="28"/>
+          <w:szCs w:val="28"/>
+        </w:rPr>
+      </w:pPr>
+      <w:r>
+        <w:rPr>
+          <w:sz w:val="28"/>
+          <w:szCs w:val="28"/>
+        </w:rPr>
+        <w:t>An encoder converts one active input line into a binary output code that represents the active input.</w:t>
+      </w:r>
+    </w:p>
+    <w:p>
+      <w:pPr>
+        <w:rPr>
+          <w:b/>
+          <w:bCs/>
+          <w:sz w:val="32"/>
+          <w:szCs w:val="32"/>
+        </w:rPr>
+      </w:pPr>
+    </w:p>
+    <w:p>
+      <w:pPr>
+        <w:rPr>
+          <w:b/>
+          <w:bCs/>
+          <w:sz w:val="32"/>
+          <w:szCs w:val="32"/>
+        </w:rPr>
+      </w:pPr>
+    </w:p>
+    <w:p>
+      <w:pPr>
+        <w:rPr>
+          <w:b/>
+          <w:bCs/>
+          <w:sz w:val="32"/>
+          <w:szCs w:val="32"/>
+        </w:rPr>
+      </w:pPr>
+    </w:p>
+    <w:p>
+      <w:pPr>
+        <w:rPr>
+          <w:b/>
+          <w:bCs/>
+          <w:sz w:val="32"/>
+          <w:szCs w:val="32"/>
+        </w:rPr>
+      </w:pPr>
+    </w:p>
+    <w:p>
+      <w:pPr>
+        <w:pStyle w:val="Heading1"/>
+      </w:pPr>
+      <w:bookmarkStart w:id="9" w:name="_Toc229504385"/>
+      <w:r>
+        <w:lastRenderedPageBreak/>
+        <w:t>Task 10: Multiplexer Circuit</w:t>
+      </w:r>
+      <w:bookmarkEnd w:id="9"/>
+    </w:p>
+    <w:p>
+      <w:r>
+        <w:t>Gehad</w:t>
+      </w:r>
+    </w:p>
+    <w:p>
+      <w:pPr>
+        <w:rPr>
+          <w:noProof/>
+        </w:rPr>
+      </w:pPr>
+    </w:p>
+    <w:p>
+      <w:pPr>
+        <w:rPr>
+          <w:b/>
+          <w:bCs/>
+          <w:sz w:val="32"/>
+          <w:szCs w:val="32"/>
+        </w:rPr>
+      </w:pPr>
+      <w:r>
+        <w:rPr>
+          <w:noProof/>
+        </w:rPr>
+        <w:drawing>
+          <wp:inline distT="0" distB="0" distL="0" distR="0" wp14:anchorId="5C872CD4" wp14:editId="767DA03F">
+            <wp:extent cx="6124575" cy="3559582"/>
+            <wp:effectExtent l="0" t="0" r="0" b="3175"/>
+            <wp:docPr id="1180696855" name="Picture 14"/>
+            <wp:cNvGraphicFramePr>
+              <a:graphicFrameLocks xmlns:a="http://schemas.openxmlformats.org/drawingml/2006/main" noChangeAspect="1"/>
+            </wp:cNvGraphicFramePr>
+            <a:graphic xmlns:a="http://schemas.openxmlformats.org/drawingml/2006/main">
+              <a:graphicData uri="http://schemas.openxmlformats.org/drawingml/2006/picture">
+                <pic:pic xmlns:pic="http://schemas.openxmlformats.org/drawingml/2006/picture">
+                  <pic:nvPicPr>
+                    <pic:cNvPr id="0" name="Picture 33"/>
+                    <pic:cNvPicPr>
+                      <a:picLocks noChangeAspect="1" noChangeArrowheads="1"/>
+                    </pic:cNvPicPr>
+                  </pic:nvPicPr>
+                  <pic:blipFill rotWithShape="1">
+                    <a:blip r:embed="rId22" cstate="print">
+                      <a:extLst>
+                        <a:ext uri="{28A0092B-C50C-407E-A947-70E740481C1C}">
+                          <a14:useLocalDpi xmlns:a14="http://schemas.microsoft.com/office/drawing/2010/main" val="0"/>
+                        </a:ext>
+                      </a:extLst>
+                    </a:blip>
+                    <a:srcRect l="13462" t="9998" r="11539" b="12303"/>
+                    <a:stretch>
+                      <a:fillRect/>
+                    </a:stretch>
+                  </pic:blipFill>
+                  <pic:spPr bwMode="auto">
+                    <a:xfrm>
+                      <a:off x="0" y="0"/>
+                      <a:ext cx="6130870" cy="3563240"/>
+                    </a:xfrm>
+                    <a:prstGeom prst="rect">
+                      <a:avLst/>
+                    </a:prstGeom>
+                    <a:noFill/>
+                    <a:ln>
+                      <a:noFill/>
+                    </a:ln>
+                    <a:extLst>
+                      <a:ext uri="{53640926-AAD7-44D8-BBD7-CCE9431645EC}">
+                        <a14:shadowObscured xmlns:a14="http://schemas.microsoft.com/office/drawing/2010/main"/>
+                      </a:ext>
+                    </a:extLst>
+                  </pic:spPr>
+                </pic:pic>
+              </a:graphicData>
+            </a:graphic>
+          </wp:inline>
+        </w:drawing>
+      </w:r>
+    </w:p>
+    <w:p>
+      <w:pPr>
+        <w:rPr>
+          <w:b/>
+          <w:bCs/>
+          <w:sz w:val="32"/>
+          <w:szCs w:val="32"/>
+        </w:rPr>
+      </w:pPr>
+    </w:p>
+    <w:p>
+      <w:pPr>
+        <w:rPr>
+          <w:b/>
+          <w:bCs/>
+          <w:sz w:val="32"/>
+          <w:szCs w:val="32"/>
+        </w:rPr>
+      </w:pPr>
+      <w:r>
+        <w:rPr>
+          <w:b/>
+          <w:bCs/>
+          <w:sz w:val="32"/>
+          <w:szCs w:val="32"/>
+        </w:rPr>
+        <w:t>Objective:</w:t>
+      </w:r>
+    </w:p>
+    <w:p>
+      <w:pPr>
+        <w:rPr>
+          <w:sz w:val="28"/>
+          <w:szCs w:val="28"/>
+        </w:rPr>
+      </w:pPr>
+      <w:r>
+        <w:rPr>
+          <w:sz w:val="28"/>
+          <w:szCs w:val="28"/>
+        </w:rPr>
+        <w:t>To design and simulate a multiplexer circuit using basic logic gates.</w:t>
+      </w:r>
+    </w:p>
+    <w:p>
+      <w:pPr>
+        <w:rPr>
+          <w:b/>
+          <w:bCs/>
+          <w:sz w:val="32"/>
+          <w:szCs w:val="32"/>
+        </w:rPr>
+      </w:pPr>
+      <w:r>
+        <w:rPr>
+          <w:b/>
+          <w:bCs/>
+          <w:sz w:val="32"/>
+          <w:szCs w:val="32"/>
+        </w:rPr>
+        <w:t>Theory:</w:t>
+      </w:r>
+    </w:p>
+    <w:p>
+      <w:pPr>
+        <w:rPr>
+          <w:sz w:val="28"/>
+          <w:szCs w:val="28"/>
+        </w:rPr>
+      </w:pPr>
+      <w:r>
+        <w:rPr>
+          <w:sz w:val="28"/>
+          <w:szCs w:val="28"/>
+        </w:rPr>
+        <w:t>A multiplexer selects one input from several input lines and passes it to a single output according to the select lines.</w:t>
+      </w:r>
+    </w:p>
+    <w:p>
+      <w:pPr>
+        <w:rPr>
+          <w:b/>
+          <w:bCs/>
+          <w:sz w:val="32"/>
+          <w:szCs w:val="32"/>
+        </w:rPr>
+      </w:pPr>
+    </w:p>
+    <w:p>
+      <w:pPr>
+        <w:rPr>
+          <w:b/>
+          <w:bCs/>
+          <w:sz w:val="32"/>
+          <w:szCs w:val="32"/>
+        </w:rPr>
+      </w:pPr>
+    </w:p>
+    <w:p>
+      <w:pPr>
+        <w:rPr>
+          <w:b/>
+          <w:bCs/>
+          <w:sz w:val="32"/>
+          <w:szCs w:val="32"/>
+        </w:rPr>
+      </w:pPr>
+    </w:p>
+    <w:p>
+      <w:pPr>
+        <w:pStyle w:val="Heading1"/>
+      </w:pPr>
+      <w:bookmarkStart w:id="10" w:name="_Toc229504386"/>
+      <w:r>
+        <w:lastRenderedPageBreak/>
+        <w:t>Task 11: Demultiplexer Circuit</w:t>
+      </w:r>
+      <w:bookmarkEnd w:id="10"/>
+    </w:p>
+    <w:p>
+      <w:r>
+        <w:t>Gehad</w:t>
+      </w:r>
+    </w:p>
+    <w:p>
+      <w:pPr>
+        <w:rPr>
+          <w:noProof/>
+        </w:rPr>
+      </w:pPr>
+    </w:p>
+    <w:p>
+      <w:pPr>
+        <w:rPr>
+          <w:b/>
+          <w:bCs/>
+          <w:sz w:val="32"/>
+          <w:szCs w:val="32"/>
+        </w:rPr>
+      </w:pPr>
+      <w:r>
+        <w:rPr>
+          <w:noProof/>
+        </w:rPr>
+        <w:drawing>
+          <wp:inline distT="0" distB="0" distL="0" distR="0" wp14:anchorId="0381C341" wp14:editId="0C5D2AB6">
+            <wp:extent cx="6210300" cy="3230726"/>
+            <wp:effectExtent l="0" t="0" r="0" b="8255"/>
+            <wp:docPr id="631456216" name="Picture 15"/>
+            <wp:cNvGraphicFramePr>
+              <a:graphicFrameLocks xmlns:a="http://schemas.openxmlformats.org/drawingml/2006/main" noChangeAspect="1"/>
+            </wp:cNvGraphicFramePr>
+            <a:graphic xmlns:a="http://schemas.openxmlformats.org/drawingml/2006/main">
+              <a:graphicData uri="http://schemas.openxmlformats.org/drawingml/2006/picture">
+                <pic:pic xmlns:pic="http://schemas.openxmlformats.org/drawingml/2006/picture">
+                  <pic:nvPicPr>
+                    <pic:cNvPr id="0" name="Picture 35"/>
+                    <pic:cNvPicPr>
+                      <a:picLocks noChangeAspect="1" noChangeArrowheads="1"/>
+                    </pic:cNvPicPr>
+                  </pic:nvPicPr>
+                  <pic:blipFill rotWithShape="1">
+                    <a:blip r:embed="rId23" cstate="print">
+                      <a:extLst>
+                        <a:ext uri="{28A0092B-C50C-407E-A947-70E740481C1C}">
+                          <a14:useLocalDpi xmlns:a14="http://schemas.microsoft.com/office/drawing/2010/main" val="0"/>
+                        </a:ext>
+                      </a:extLst>
+                    </a:blip>
+                    <a:srcRect l="9776" t="10855" r="3044" b="8302"/>
+                    <a:stretch>
+                      <a:fillRect/>
+                    </a:stretch>
+                  </pic:blipFill>
+                  <pic:spPr bwMode="auto">
+                    <a:xfrm>
+                      <a:off x="0" y="0"/>
+                      <a:ext cx="6221741" cy="3236678"/>
+                    </a:xfrm>
+                    <a:prstGeom prst="rect">
+                      <a:avLst/>
+                    </a:prstGeom>
+                    <a:noFill/>
+                    <a:ln>
+                      <a:noFill/>
+                    </a:ln>
+                    <a:extLst>
+                      <a:ext uri="{53640926-AAD7-44D8-BBD7-CCE9431645EC}">
+                        <a14:shadowObscured xmlns:a14="http://schemas.microsoft.com/office/drawing/2010/main"/>
+                      </a:ext>
+                    </a:extLst>
+                  </pic:spPr>
+                </pic:pic>
+              </a:graphicData>
+            </a:graphic>
+          </wp:inline>
+        </w:drawing>
+      </w:r>
+    </w:p>
+    <w:p>
+      <w:pPr>
+        <w:rPr>
+          <w:b/>
+          <w:bCs/>
+          <w:sz w:val="32"/>
+          <w:szCs w:val="32"/>
+        </w:rPr>
+      </w:pPr>
+    </w:p>
+    <w:p>
+      <w:pPr>
+        <w:rPr>
+          <w:b/>
+          <w:bCs/>
+          <w:sz w:val="32"/>
+          <w:szCs w:val="32"/>
+        </w:rPr>
+      </w:pPr>
+      <w:r>
+        <w:rPr>
+          <w:b/>
+          <w:bCs/>
+          <w:sz w:val="32"/>
+          <w:szCs w:val="32"/>
+        </w:rPr>
+        <w:t>Objective</w:t>
+      </w:r>
+      <w:r>
+        <w:rPr>
+          <w:b/>
+          <w:bCs/>
+          <w:sz w:val="32"/>
+          <w:szCs w:val="32"/>
+        </w:rPr>
+        <w:t>:</w:t>
+      </w:r>
+    </w:p>
+    <w:p>
+      <w:pPr>
+        <w:rPr>
+          <w:sz w:val="28"/>
+          <w:szCs w:val="28"/>
+        </w:rPr>
+      </w:pPr>
+      <w:r>
+        <w:rPr>
+          <w:sz w:val="28"/>
+          <w:szCs w:val="28"/>
+        </w:rPr>
+        <w:t>To design and simulate a demultiplexer circuit using basic logic gates.</w:t>
+      </w:r>
+    </w:p>
+    <w:p>
+      <w:pPr>
+        <w:rPr>
+          <w:b/>
+          <w:bCs/>
+          <w:sz w:val="32"/>
+          <w:szCs w:val="32"/>
+        </w:rPr>
+      </w:pPr>
+    </w:p>
+    <w:p>
+      <w:pPr>
+        <w:rPr>
+          <w:b/>
+          <w:bCs/>
+          <w:sz w:val="32"/>
+          <w:szCs w:val="32"/>
+        </w:rPr>
+      </w:pPr>
+      <w:r>
+        <w:rPr>
+          <w:b/>
+          <w:bCs/>
+          <w:sz w:val="32"/>
+          <w:szCs w:val="32"/>
+        </w:rPr>
+        <w:t>Theory:</w:t>
+      </w:r>
+    </w:p>
+    <w:p>
+      <w:pPr>
+        <w:rPr>
+          <w:sz w:val="28"/>
+          <w:szCs w:val="28"/>
+        </w:rPr>
+      </w:pPr>
+      <w:r>
+        <w:rPr>
+          <w:sz w:val="28"/>
+          <w:szCs w:val="28"/>
+        </w:rPr>
+        <w:t xml:space="preserve">A demultiplexer takes one input signal and sends it to one of several output lines according to the </w:t>
+      </w:r>
+      <w:proofErr w:type="gramStart"/>
+      <w:r>
+        <w:rPr>
+          <w:sz w:val="28"/>
+          <w:szCs w:val="28"/>
+        </w:rPr>
+        <w:t>select</w:t>
+      </w:r>
+      <w:proofErr w:type="gramEnd"/>
+      <w:r>
+        <w:rPr>
+          <w:sz w:val="28"/>
+          <w:szCs w:val="28"/>
+        </w:rPr>
+        <w:t xml:space="preserve"> lines.</w:t>
+      </w:r>
+    </w:p>
+    <w:p>
+      <w:pPr>
+        <w:rPr>
+          <w:b/>
+          <w:bCs/>
+          <w:sz w:val="32"/>
+          <w:szCs w:val="32"/>
+        </w:rPr>
+      </w:pPr>
+    </w:p>
+    <w:p>
+      <w:pPr>
+        <w:rPr>
+          <w:b/>
+          <w:bCs/>
+          <w:sz w:val="32"/>
+          <w:szCs w:val="32"/>
+        </w:rPr>
+      </w:pPr>
+    </w:p>
+    <w:p>
+      <w:pPr>
+        <w:pStyle w:val="Heading1"/>
+      </w:pPr>
+      <w:bookmarkStart w:id="11" w:name="_Toc229504387"/>
+      <w:r>
+        <w:lastRenderedPageBreak/>
+        <w:t>Task 12: S-R Latch Circuit</w:t>
+      </w:r>
+      <w:bookmarkEnd w:id="11"/>
+    </w:p>
+    <w:p>
+      <w:r>
+        <w:t>Gehad</w:t>
+      </w:r>
+    </w:p>
+    <w:p>
+      <w:pPr>
+        <w:rPr>
+          <w:sz w:val="32"/>
+          <w:szCs w:val="32"/>
+        </w:rPr>
+      </w:pPr>
+      <w:r>
+        <w:rPr>
+          <w:noProof/>
+        </w:rPr>
+        <w:drawing>
+          <wp:inline distT="0" distB="0" distL="0" distR="0" wp14:anchorId="36A01368" wp14:editId="0FDAEA5A">
+            <wp:extent cx="6048375" cy="3324603"/>
+            <wp:effectExtent l="0" t="0" r="0" b="9525"/>
+            <wp:docPr id="531258280" name="Picture 16"/>
+            <wp:cNvGraphicFramePr>
+              <a:graphicFrameLocks xmlns:a="http://schemas.openxmlformats.org/drawingml/2006/main" noChangeAspect="1"/>
+            </wp:cNvGraphicFramePr>
+            <a:graphic xmlns:a="http://schemas.openxmlformats.org/drawingml/2006/main">
+              <a:graphicData uri="http://schemas.openxmlformats.org/drawingml/2006/picture">
+                <pic:pic xmlns:pic="http://schemas.openxmlformats.org/drawingml/2006/picture">
+                  <pic:nvPicPr>
+                    <pic:cNvPr id="0" name="Picture 37"/>
+                    <pic:cNvPicPr>
+                      <a:picLocks noChangeAspect="1" noChangeArrowheads="1"/>
+                    </pic:cNvPicPr>
+                  </pic:nvPicPr>
+                  <pic:blipFill rotWithShape="1">
+                    <a:blip r:embed="rId24" cstate="print">
+                      <a:extLst>
+                        <a:ext uri="{28A0092B-C50C-407E-A947-70E740481C1C}">
+                          <a14:useLocalDpi xmlns:a14="http://schemas.microsoft.com/office/drawing/2010/main" val="0"/>
+                        </a:ext>
+                      </a:extLst>
+                    </a:blip>
+                    <a:srcRect l="13461" t="13141" r="13943" b="15730"/>
+                    <a:stretch>
+                      <a:fillRect/>
+                    </a:stretch>
+                  </pic:blipFill>
+                  <pic:spPr bwMode="auto">
+                    <a:xfrm>
+                      <a:off x="0" y="0"/>
+                      <a:ext cx="6058266" cy="3330040"/>
+                    </a:xfrm>
+                    <a:prstGeom prst="rect">
+                      <a:avLst/>
+                    </a:prstGeom>
+                    <a:noFill/>
+                    <a:ln>
+                      <a:noFill/>
+                    </a:ln>
+                    <a:extLst>
+                      <a:ext uri="{53640926-AAD7-44D8-BBD7-CCE9431645EC}">
+                        <a14:shadowObscured xmlns:a14="http://schemas.microsoft.com/office/drawing/2010/main"/>
+                      </a:ext>
+                    </a:extLst>
+                  </pic:spPr>
+                </pic:pic>
+              </a:graphicData>
+            </a:graphic>
+          </wp:inline>
+        </w:drawing>
+      </w:r>
+    </w:p>
+    <w:p>
+      <w:pPr>
+        <w:rPr>
+          <w:sz w:val="32"/>
+          <w:szCs w:val="32"/>
+        </w:rPr>
+      </w:pPr>
+    </w:p>
+    <w:p>
+      <w:pPr>
+        <w:rPr>
+          <w:b/>
+          <w:bCs/>
+          <w:sz w:val="32"/>
+          <w:szCs w:val="32"/>
+        </w:rPr>
+      </w:pPr>
+      <w:r>
+        <w:rPr>
+          <w:b/>
+          <w:bCs/>
+          <w:sz w:val="32"/>
+          <w:szCs w:val="32"/>
+        </w:rPr>
+        <w:t>Objective:</w:t>
+      </w:r>
+    </w:p>
+    <w:p>
+      <w:pPr>
+        <w:rPr>
+          <w:sz w:val="28"/>
+          <w:szCs w:val="28"/>
+        </w:rPr>
+      </w:pPr>
+      <w:r>
+        <w:rPr>
+          <w:sz w:val="28"/>
+          <w:szCs w:val="28"/>
+        </w:rPr>
+        <w:t>To design and simulate an S-R latch circuit using NAND gates.</w:t>
+      </w:r>
+    </w:p>
+    <w:p>
+      <w:pPr>
+        <w:rPr>
+          <w:sz w:val="28"/>
+          <w:szCs w:val="28"/>
+        </w:rPr>
+      </w:pPr>
+    </w:p>
+    <w:p>
+      <w:pPr>
+        <w:rPr>
+          <w:b/>
+          <w:bCs/>
+          <w:sz w:val="32"/>
+          <w:szCs w:val="32"/>
+        </w:rPr>
+      </w:pPr>
+      <w:r>
+        <w:rPr>
+          <w:b/>
+          <w:bCs/>
+          <w:sz w:val="32"/>
+          <w:szCs w:val="32"/>
+        </w:rPr>
+        <w:t>Theory:</w:t>
+      </w:r>
+    </w:p>
+    <w:p>
+      <w:pPr>
+        <w:rPr>
+          <w:sz w:val="28"/>
+          <w:szCs w:val="28"/>
+        </w:rPr>
+      </w:pPr>
+      <w:r>
+        <w:rPr>
+          <w:sz w:val="28"/>
+          <w:szCs w:val="28"/>
+        </w:rPr>
+        <w:t>An S-R latch is a basic memory circuit that stores one bit of data using Set and Reset inputs.</w:t>
+      </w:r>
+    </w:p>
+    <w:p>
+      <w:pPr>
+        <w:rPr>
+          <w:b/>
+          <w:bCs/>
+          <w:sz w:val="32"/>
+          <w:szCs w:val="32"/>
+        </w:rPr>
+      </w:pPr>
+    </w:p>
+    <w:p>
+      <w:pPr>
+        <w:rPr>
+          <w:b/>
+          <w:bCs/>
+          <w:sz w:val="32"/>
+          <w:szCs w:val="32"/>
+        </w:rPr>
+      </w:pPr>
+    </w:p>
+    <w:p>
+      <w:pPr>
+        <w:rPr>
+          <w:b/>
+          <w:bCs/>
+          <w:sz w:val="32"/>
+          <w:szCs w:val="32"/>
+        </w:rPr>
+      </w:pPr>
+    </w:p>
+    <w:p>
+      <w:pPr>
+        <w:rPr>
+          <w:b/>
+          <w:bCs/>
+          <w:sz w:val="32"/>
+          <w:szCs w:val="32"/>
+        </w:rPr>
+      </w:pPr>
+    </w:p>
+    <w:p>
+      <w:pPr>
+        <w:pStyle w:val="Heading1"/>
+      </w:pPr>
+      <w:bookmarkStart w:id="12" w:name="_Toc229504388"/>
+      <w:r>
+        <w:lastRenderedPageBreak/>
+        <w:t>Task 13: R-S Latch Circuit</w:t>
+      </w:r>
+      <w:bookmarkEnd w:id="12"/>
+    </w:p>
+    <w:p>
+      <w:r>
+        <w:t>Mohrael</w:t>
+      </w:r>
+    </w:p>
+    <w:p>
+      <w:pPr>
+        <w:rPr>
+          <w:noProof/>
+        </w:rPr>
+      </w:pPr>
+    </w:p>
+    <w:p>
+      <w:pPr>
+        <w:rPr>
+          <w:b/>
+          <w:bCs/>
+          <w:sz w:val="32"/>
+          <w:szCs w:val="32"/>
+        </w:rPr>
+      </w:pPr>
+      <w:r>
+        <w:rPr>
+          <w:noProof/>
+        </w:rPr>
+        <w:drawing>
+          <wp:inline distT="0" distB="0" distL="0" distR="0" wp14:anchorId="1F0CAE7E" wp14:editId="0FD80E60">
+            <wp:extent cx="5848350" cy="3184102"/>
+            <wp:effectExtent l="0" t="0" r="0" b="0"/>
+            <wp:docPr id="569092641" name="Picture 17"/>
+            <wp:cNvGraphicFramePr>
+              <a:graphicFrameLocks xmlns:a="http://schemas.openxmlformats.org/drawingml/2006/main" noChangeAspect="1"/>
+            </wp:cNvGraphicFramePr>
+            <a:graphic xmlns:a="http://schemas.openxmlformats.org/drawingml/2006/main">
+              <a:graphicData uri="http://schemas.openxmlformats.org/drawingml/2006/picture">
+                <pic:pic xmlns:pic="http://schemas.openxmlformats.org/drawingml/2006/picture">
+                  <pic:nvPicPr>
+                    <pic:cNvPr id="0" name="Picture 39"/>
+                    <pic:cNvPicPr>
+                      <a:picLocks noChangeAspect="1" noChangeArrowheads="1"/>
+                    </pic:cNvPicPr>
+                  </pic:nvPicPr>
+                  <pic:blipFill rotWithShape="1">
+                    <a:blip r:embed="rId25" cstate="print">
+                      <a:extLst>
+                        <a:ext uri="{28A0092B-C50C-407E-A947-70E740481C1C}">
+                          <a14:useLocalDpi xmlns:a14="http://schemas.microsoft.com/office/drawing/2010/main" val="0"/>
+                        </a:ext>
+                      </a:extLst>
+                    </a:blip>
+                    <a:srcRect l="16666" t="15425" r="11218" b="14588"/>
+                    <a:stretch>
+                      <a:fillRect/>
+                    </a:stretch>
+                  </pic:blipFill>
+                  <pic:spPr bwMode="auto">
+                    <a:xfrm>
+                      <a:off x="0" y="0"/>
+                      <a:ext cx="5859384" cy="3190109"/>
+                    </a:xfrm>
+                    <a:prstGeom prst="rect">
+                      <a:avLst/>
+                    </a:prstGeom>
+                    <a:noFill/>
+                    <a:ln>
+                      <a:noFill/>
+                    </a:ln>
+                    <a:extLst>
+                      <a:ext uri="{53640926-AAD7-44D8-BBD7-CCE9431645EC}">
+                        <a14:shadowObscured xmlns:a14="http://schemas.microsoft.com/office/drawing/2010/main"/>
+                      </a:ext>
+                    </a:extLst>
+                  </pic:spPr>
+                </pic:pic>
+              </a:graphicData>
+            </a:graphic>
+          </wp:inline>
+        </w:drawing>
+      </w:r>
+    </w:p>
+    <w:p>
+      <w:pPr>
+        <w:rPr>
+          <w:b/>
+          <w:bCs/>
+          <w:sz w:val="32"/>
+          <w:szCs w:val="32"/>
+        </w:rPr>
+      </w:pPr>
+    </w:p>
+    <w:p>
+      <w:pPr>
+        <w:rPr>
+          <w:b/>
+          <w:bCs/>
+          <w:sz w:val="32"/>
+          <w:szCs w:val="32"/>
+        </w:rPr>
+      </w:pPr>
+      <w:r>
+        <w:rPr>
+          <w:b/>
+          <w:bCs/>
+          <w:sz w:val="32"/>
+          <w:szCs w:val="32"/>
+        </w:rPr>
+        <w:t>Objective:</w:t>
+      </w:r>
+    </w:p>
+    <w:p>
+      <w:pPr>
+        <w:rPr>
+          <w:sz w:val="28"/>
+          <w:szCs w:val="28"/>
+        </w:rPr>
+      </w:pPr>
+      <w:r>
+        <w:rPr>
+          <w:sz w:val="28"/>
+          <w:szCs w:val="28"/>
+        </w:rPr>
+        <w:t>To design and simulate an R-S latch circuit using basic logic gates.</w:t>
+      </w:r>
+    </w:p>
+    <w:p>
+      <w:pPr>
+        <w:rPr>
+          <w:b/>
+          <w:bCs/>
+          <w:sz w:val="32"/>
+          <w:szCs w:val="32"/>
+        </w:rPr>
+      </w:pPr>
+      <w:r>
+        <w:rPr>
+          <w:b/>
+          <w:bCs/>
+          <w:sz w:val="32"/>
+          <w:szCs w:val="32"/>
+        </w:rPr>
+        <w:t>Theory:</w:t>
+      </w:r>
+    </w:p>
+    <w:p>
+      <w:pPr>
+        <w:rPr>
+          <w:sz w:val="28"/>
+          <w:szCs w:val="28"/>
+        </w:rPr>
+      </w:pPr>
+      <w:r>
+        <w:rPr>
+          <w:sz w:val="28"/>
+          <w:szCs w:val="28"/>
+        </w:rPr>
+        <w:t>An R-S latch is a basic memory circuit that stores one bit of data using Reset and Set inputs.</w:t>
+      </w:r>
+    </w:p>
+    <w:p>
+      <w:pPr>
+        <w:rPr>
+          <w:b/>
+          <w:bCs/>
+          <w:sz w:val="32"/>
+          <w:szCs w:val="32"/>
+        </w:rPr>
+      </w:pPr>
+    </w:p>
+    <w:p>
+      <w:pPr>
+        <w:rPr>
+          <w:b/>
+          <w:bCs/>
+          <w:sz w:val="32"/>
+          <w:szCs w:val="32"/>
+        </w:rPr>
+      </w:pPr>
+    </w:p>
+    <w:p>
+      <w:pPr>
+        <w:rPr>
+          <w:b/>
+          <w:bCs/>
+          <w:sz w:val="32"/>
+          <w:szCs w:val="32"/>
+        </w:rPr>
+      </w:pPr>
+    </w:p>
+    <w:p>
+      <w:pPr>
+        <w:pStyle w:val="Heading1"/>
+      </w:pPr>
+      <w:bookmarkStart w:id="13" w:name="_Toc229504389"/>
+      <w:r>
+        <w:lastRenderedPageBreak/>
+        <w:t>Task 14: D Latch Circuit</w:t>
+      </w:r>
+      <w:bookmarkEnd w:id="13"/>
+    </w:p>
+    <w:p>
+      <w:r>
+        <w:t>Mohrael</w:t>
+      </w:r>
+    </w:p>
+    <w:p>
+      <w:pPr>
+        <w:rPr>
+          <w:noProof/>
+        </w:rPr>
+      </w:pPr>
+    </w:p>
+    <w:p>
+      <w:pPr>
+        <w:rPr>
+          <w:b/>
+          <w:bCs/>
+          <w:sz w:val="32"/>
+          <w:szCs w:val="32"/>
+        </w:rPr>
+      </w:pPr>
+      <w:r>
+        <w:rPr>
+          <w:noProof/>
+        </w:rPr>
+        <w:drawing>
+          <wp:inline distT="0" distB="0" distL="0" distR="0" wp14:anchorId="50270D09" wp14:editId="50AA7B6A">
+            <wp:extent cx="5991225" cy="2945407"/>
+            <wp:effectExtent l="0" t="0" r="0" b="7620"/>
+            <wp:docPr id="2100962182" name="Picture 18"/>
+            <wp:cNvGraphicFramePr>
+              <a:graphicFrameLocks xmlns:a="http://schemas.openxmlformats.org/drawingml/2006/main" noChangeAspect="1"/>
+            </wp:cNvGraphicFramePr>
+            <a:graphic xmlns:a="http://schemas.openxmlformats.org/drawingml/2006/main">
+              <a:graphicData uri="http://schemas.openxmlformats.org/drawingml/2006/picture">
+                <pic:pic xmlns:pic="http://schemas.openxmlformats.org/drawingml/2006/picture">
+                  <pic:nvPicPr>
+                    <pic:cNvPr id="0" name="Picture 41"/>
+                    <pic:cNvPicPr>
+                      <a:picLocks noChangeAspect="1" noChangeArrowheads="1"/>
+                    </pic:cNvPicPr>
+                  </pic:nvPicPr>
+                  <pic:blipFill rotWithShape="1">
+                    <a:blip r:embed="rId26" cstate="print">
+                      <a:extLst>
+                        <a:ext uri="{28A0092B-C50C-407E-A947-70E740481C1C}">
+                          <a14:useLocalDpi xmlns:a14="http://schemas.microsoft.com/office/drawing/2010/main" val="0"/>
+                        </a:ext>
+                      </a:extLst>
+                    </a:blip>
+                    <a:srcRect l="5610" t="11427" r="8333" b="13160"/>
+                    <a:stretch>
+                      <a:fillRect/>
+                    </a:stretch>
+                  </pic:blipFill>
+                  <pic:spPr bwMode="auto">
+                    <a:xfrm>
+                      <a:off x="0" y="0"/>
+                      <a:ext cx="5996246" cy="2947875"/>
+                    </a:xfrm>
+                    <a:prstGeom prst="rect">
+                      <a:avLst/>
+                    </a:prstGeom>
+                    <a:noFill/>
+                    <a:ln>
+                      <a:noFill/>
+                    </a:ln>
+                    <a:extLst>
+                      <a:ext uri="{53640926-AAD7-44D8-BBD7-CCE9431645EC}">
+                        <a14:shadowObscured xmlns:a14="http://schemas.microsoft.com/office/drawing/2010/main"/>
+                      </a:ext>
+                    </a:extLst>
+                  </pic:spPr>
+                </pic:pic>
+              </a:graphicData>
+            </a:graphic>
+          </wp:inline>
+        </w:drawing>
+      </w:r>
+    </w:p>
+    <w:p>
+      <w:pPr>
+        <w:rPr>
+          <w:b/>
+          <w:bCs/>
+          <w:sz w:val="32"/>
+          <w:szCs w:val="32"/>
+        </w:rPr>
+      </w:pPr>
+    </w:p>
+    <w:p>
+      <w:pPr>
+        <w:rPr>
+          <w:b/>
+          <w:bCs/>
+          <w:sz w:val="32"/>
+          <w:szCs w:val="32"/>
+        </w:rPr>
+      </w:pPr>
+      <w:r>
+        <w:rPr>
+          <w:b/>
+          <w:bCs/>
+          <w:sz w:val="32"/>
+          <w:szCs w:val="32"/>
+        </w:rPr>
+        <w:t>Objective:</w:t>
+      </w:r>
+    </w:p>
+    <w:p>
+      <w:pPr>
+        <w:rPr>
+          <w:sz w:val="28"/>
+          <w:szCs w:val="28"/>
+        </w:rPr>
+      </w:pPr>
+      <w:r>
+        <w:rPr>
+          <w:sz w:val="28"/>
+          <w:szCs w:val="28"/>
+        </w:rPr>
+        <w:t>To design and simulate a D latch circuit using basic logic gates.</w:t>
+      </w:r>
+    </w:p>
+    <w:p>
+      <w:pPr>
+        <w:rPr>
+          <w:b/>
+          <w:bCs/>
+          <w:sz w:val="32"/>
+          <w:szCs w:val="32"/>
+        </w:rPr>
+      </w:pPr>
+      <w:r>
+        <w:rPr>
+          <w:b/>
+          <w:bCs/>
+          <w:sz w:val="32"/>
+          <w:szCs w:val="32"/>
+        </w:rPr>
+        <w:t>Theory:</w:t>
+      </w:r>
+    </w:p>
+    <w:p>
+      <w:pPr>
+        <w:rPr>
+          <w:sz w:val="28"/>
+          <w:szCs w:val="28"/>
+        </w:rPr>
+      </w:pPr>
+      <w:r>
+        <w:rPr>
+          <w:sz w:val="28"/>
+          <w:szCs w:val="28"/>
+        </w:rPr>
+        <w:t>A D latch stores the value of the data input D when the enable input is active.</w:t>
+      </w:r>
+    </w:p>
+    <w:p>
+      <w:pPr>
+        <w:rPr>
+          <w:b/>
+          <w:bCs/>
+          <w:sz w:val="32"/>
+          <w:szCs w:val="32"/>
+        </w:rPr>
+      </w:pPr>
+    </w:p>
+    <w:p>
+      <w:pPr>
+        <w:rPr>
+          <w:b/>
+          <w:bCs/>
+          <w:sz w:val="32"/>
+          <w:szCs w:val="32"/>
+        </w:rPr>
+      </w:pPr>
+    </w:p>
+    <w:p>
+      <w:pPr>
+        <w:rPr>
+          <w:b/>
+          <w:bCs/>
+          <w:sz w:val="32"/>
+          <w:szCs w:val="32"/>
+        </w:rPr>
+      </w:pPr>
+    </w:p>
+    <w:p>
+      <w:pPr>
+        <w:rPr>
+          <w:b/>
+          <w:bCs/>
+          <w:sz w:val="32"/>
+          <w:szCs w:val="32"/>
+        </w:rPr>
+      </w:pPr>
+    </w:p>
+    <w:p>
+      <w:pPr>
+        <w:rPr>
+          <w:b/>
+          <w:bCs/>
+          <w:sz w:val="32"/>
+          <w:szCs w:val="32"/>
+        </w:rPr>
+      </w:pPr>
+    </w:p>
+    <w:p>
+      <w:pPr>
+        <w:pStyle w:val="Heading1"/>
+      </w:pPr>
+      <w:bookmarkStart w:id="14" w:name="_Toc229504390"/>
+      <w:r>
+        <w:lastRenderedPageBreak/>
+        <w:t>Task 15: J-K Latch Circuit</w:t>
+      </w:r>
+      <w:bookmarkEnd w:id="14"/>
+    </w:p>
+    <w:p>
+      <w:r>
+        <w:t>Mohrael</w:t>
+      </w:r>
+    </w:p>
+    <w:p>
+      <w:pPr>
+        <w:rPr>
+          <w:noProof/>
+        </w:rPr>
+      </w:pPr>
+    </w:p>
+    <w:p>
+      <w:pPr>
+        <w:rPr>
+          <w:b/>
+          <w:bCs/>
+          <w:sz w:val="32"/>
+          <w:szCs w:val="32"/>
+        </w:rPr>
+      </w:pPr>
+      <w:r>
+        <w:rPr>
+          <w:noProof/>
+        </w:rPr>
+        <w:drawing>
+          <wp:inline distT="0" distB="0" distL="0" distR="0" wp14:anchorId="44AC6029" wp14:editId="4D1F6AD3">
+            <wp:extent cx="6038484" cy="2962275"/>
+            <wp:effectExtent l="0" t="0" r="635" b="0"/>
+            <wp:docPr id="1571689756" name="Picture 19"/>
+            <wp:cNvGraphicFramePr>
+              <a:graphicFrameLocks xmlns:a="http://schemas.openxmlformats.org/drawingml/2006/main" noChangeAspect="1"/>
+            </wp:cNvGraphicFramePr>
+            <a:graphic xmlns:a="http://schemas.openxmlformats.org/drawingml/2006/main">
+              <a:graphicData uri="http://schemas.openxmlformats.org/drawingml/2006/picture">
+                <pic:pic xmlns:pic="http://schemas.openxmlformats.org/drawingml/2006/picture">
+                  <pic:nvPicPr>
+                    <pic:cNvPr id="0" name="Picture 43"/>
+                    <pic:cNvPicPr>
+                      <a:picLocks noChangeAspect="1" noChangeArrowheads="1"/>
+                    </pic:cNvPicPr>
+                  </pic:nvPicPr>
+                  <pic:blipFill rotWithShape="1">
+                    <a:blip r:embed="rId27" cstate="print">
+                      <a:extLst>
+                        <a:ext uri="{28A0092B-C50C-407E-A947-70E740481C1C}">
+                          <a14:useLocalDpi xmlns:a14="http://schemas.microsoft.com/office/drawing/2010/main" val="0"/>
+                        </a:ext>
+                      </a:extLst>
+                    </a:blip>
+                    <a:srcRect l="5768" t="11997" r="9295" b="13731"/>
+                    <a:stretch>
+                      <a:fillRect/>
+                    </a:stretch>
+                  </pic:blipFill>
+                  <pic:spPr bwMode="auto">
+                    <a:xfrm>
+                      <a:off x="0" y="0"/>
+                      <a:ext cx="6046976" cy="2966441"/>
+                    </a:xfrm>
+                    <a:prstGeom prst="rect">
+                      <a:avLst/>
+                    </a:prstGeom>
+                    <a:noFill/>
+                    <a:ln>
+                      <a:noFill/>
+                    </a:ln>
+                    <a:extLst>
+                      <a:ext uri="{53640926-AAD7-44D8-BBD7-CCE9431645EC}">
+                        <a14:shadowObscured xmlns:a14="http://schemas.microsoft.com/office/drawing/2010/main"/>
+                      </a:ext>
+                    </a:extLst>
+                  </pic:spPr>
+                </pic:pic>
+              </a:graphicData>
+            </a:graphic>
+          </wp:inline>
+        </w:drawing>
+      </w:r>
+    </w:p>
+    <w:p>
+      <w:pPr>
+        <w:rPr>
+          <w:b/>
+          <w:bCs/>
+          <w:sz w:val="32"/>
+          <w:szCs w:val="32"/>
+        </w:rPr>
+      </w:pPr>
+    </w:p>
+    <w:p>
+      <w:pPr>
+        <w:rPr>
+          <w:b/>
+          <w:bCs/>
+          <w:sz w:val="32"/>
+          <w:szCs w:val="32"/>
+        </w:rPr>
+      </w:pPr>
+      <w:r>
+        <w:rPr>
+          <w:b/>
+          <w:bCs/>
+          <w:sz w:val="32"/>
+          <w:szCs w:val="32"/>
+        </w:rPr>
+        <w:t>Objective:</w:t>
+      </w:r>
+    </w:p>
+    <w:p>
+      <w:pPr>
+        <w:rPr>
+          <w:sz w:val="28"/>
+          <w:szCs w:val="28"/>
+        </w:rPr>
+      </w:pPr>
+      <w:r>
+        <w:rPr>
+          <w:sz w:val="28"/>
+          <w:szCs w:val="28"/>
+        </w:rPr>
+        <w:t>To design and simulate a J-K latch circuit using basic logic gates.</w:t>
+      </w:r>
+    </w:p>
+    <w:p>
+      <w:pPr>
+        <w:rPr>
+          <w:b/>
+          <w:bCs/>
+          <w:sz w:val="32"/>
+          <w:szCs w:val="32"/>
+        </w:rPr>
+      </w:pPr>
+      <w:r>
+        <w:rPr>
+          <w:b/>
+          <w:bCs/>
+          <w:sz w:val="32"/>
+          <w:szCs w:val="32"/>
+        </w:rPr>
+        <w:t>Theory:</w:t>
+      </w:r>
+    </w:p>
+    <w:p>
+      <w:pPr>
+        <w:rPr>
+          <w:sz w:val="28"/>
+          <w:szCs w:val="28"/>
+        </w:rPr>
+      </w:pPr>
+      <w:r>
+        <w:rPr>
+          <w:sz w:val="28"/>
+          <w:szCs w:val="28"/>
+        </w:rPr>
+        <w:t>A J-K latch is an improved latch that controls the output using J and K inputs and avoids the invalid state of the S-R latch.</w:t>
+      </w:r>
+    </w:p>
+    <w:p>
+      <w:pPr>
+        <w:rPr>
+          <w:sz w:val="28"/>
+          <w:szCs w:val="28"/>
+        </w:rPr>
+      </w:pPr>
+    </w:p>
+    <w:p>
+      <w:pPr>
+        <w:rPr>
+          <w:sz w:val="28"/>
+          <w:szCs w:val="28"/>
+        </w:rPr>
+      </w:pPr>
+    </w:p>
+    <w:p>
+      <w:pPr>
+        <w:rPr>
+          <w:sz w:val="28"/>
+          <w:szCs w:val="28"/>
+        </w:rPr>
+      </w:pPr>
+    </w:p>
+    <w:p>
+      <w:pPr>
+        <w:rPr>
+          <w:sz w:val="28"/>
+          <w:szCs w:val="28"/>
+        </w:rPr>
+      </w:pPr>
+    </w:p>
+    <w:p>
+      <w:pPr>
+        <w:rPr>
+          <w:sz w:val="28"/>
+          <w:szCs w:val="28"/>
+        </w:rPr>
+      </w:pPr>
+    </w:p>
+    <w:p>
+      <w:pPr>
+        <w:pStyle w:val="Heading1"/>
+      </w:pPr>
+      <w:bookmarkStart w:id="15" w:name="_Toc229504391"/>
+      <w:r>
+        <w:lastRenderedPageBreak/>
+        <w:t>Task 1</w:t>
+      </w:r>
+      <w:r>
+        <w:t>6</w:t>
+      </w:r>
+      <w:r>
+        <w:t xml:space="preserve">: </w:t>
+      </w:r>
+      <w:r>
+        <w:t>Counters</w:t>
+      </w:r>
+      <w:r>
+        <w:t xml:space="preserve"> Circuit</w:t>
+      </w:r>
+      <w:bookmarkEnd w:id="15"/>
+    </w:p>
+    <w:p>
+      <w:r>
+        <w:t>Habiba</w:t>
+      </w:r>
+    </w:p>
+    <w:p>
+      <w:pPr>
+        <w:jc w:val="center"/>
+      </w:pPr>
+      <w:r>
+        <w:rPr>
+          <w:noProof/>
+        </w:rPr>
+        <w:drawing>
+          <wp:inline distT="0" distB="0" distL="0" distR="0" wp14:anchorId="19729DC1" wp14:editId="37222FA5">
+            <wp:extent cx="5943600" cy="3907155"/>
+            <wp:effectExtent l="0" t="0" r="0" b="0"/>
+            <wp:docPr id="735190513" name="Picture 4"/>
+            <wp:cNvGraphicFramePr>
+              <a:graphicFrameLocks xmlns:a="http://schemas.openxmlformats.org/drawingml/2006/main" noChangeAspect="1"/>
+            </wp:cNvGraphicFramePr>
+            <a:graphic xmlns:a="http://schemas.openxmlformats.org/drawingml/2006/main">
+              <a:graphicData uri="http://schemas.openxmlformats.org/drawingml/2006/picture">
+                <pic:pic xmlns:pic="http://schemas.openxmlformats.org/drawingml/2006/picture">
+                  <pic:nvPicPr>
+                    <pic:cNvPr id="0" name="Picture 7"/>
                     <pic:cNvPicPr>
                       <a:picLocks noChangeAspect="1" noChangeArrowheads="1"/>
                     </pic:cNvPicPr>
                   </pic:nvPicPr>
                   <pic:blipFill>
-                    <a:blip r:embed="rId15" cstate="print">
+                    <a:blip r:embed="rId28">
                       <a:extLst>
                         <a:ext uri="{28A0092B-C50C-407E-A947-70E740481C1C}">
                           <a14:useLocalDpi xmlns:a14="http://schemas.microsoft.com/office/drawing/2010/main" val="0"/>
@@ -2360,7 +5621,7 @@
                   <pic:spPr bwMode="auto">
                     <a:xfrm>
                       <a:off x="0" y="0"/>
-                      <a:ext cx="5943600" cy="3333115"/>
+                      <a:ext cx="5943600" cy="3907155"/>
                     </a:xfrm>
                     <a:prstGeom prst="rect">
                       <a:avLst/>
@@ -2418,18 +5679,8 @@
           <w:sz w:val="28"/>
           <w:szCs w:val="28"/>
         </w:rPr>
-        <w:t>To design and simulate a full adder circuit using logic gates.</w:t>
-      </w:r>
-    </w:p>
-    <w:p>
-      <w:pPr>
-        <w:rPr>
-          <w:b/>
-          <w:bCs/>
-          <w:sz w:val="28"/>
-          <w:szCs w:val="28"/>
-        </w:rPr>
-      </w:pPr>
+        <w:t>To design and simulate a digital counter circuit using J-K flip-flops.</w:t>
+      </w:r>
     </w:p>
     <w:p>
       <w:pPr>
@@ -2462,36 +5713,46 @@
           <w:sz w:val="28"/>
           <w:szCs w:val="28"/>
         </w:rPr>
-        <w:t>A full adder is a combinational logic circuit used to add three binary inputs: A, B, and Cin. It produces two outputs: Sum and Cout.</w:t>
-      </w:r>
-    </w:p>
-    <w:p>
-      <w:pPr>
-        <w:rPr>
-          <w:b/>
-          <w:bCs/>
-          <w:sz w:val="28"/>
-          <w:szCs w:val="28"/>
-        </w:rPr>
-      </w:pPr>
-    </w:p>
-    <w:p>
-      <w:pPr>
-        <w:rPr>
-          <w:b/>
-          <w:bCs/>
-          <w:sz w:val="32"/>
-          <w:szCs w:val="32"/>
-        </w:rPr>
-      </w:pPr>
-    </w:p>
-    <w:p>
-      <w:pPr>
-        <w:rPr>
-          <w:b/>
-          <w:bCs/>
-          <w:sz w:val="32"/>
-          <w:szCs w:val="32"/>
+        <w:t xml:space="preserve">A counter is a sequential logic circuit used to count clock pulses. J-K flip-flops can be </w:t>
+      </w:r>
+      <w:proofErr w:type="gramStart"/>
+      <w:r>
+        <w:rPr>
+          <w:sz w:val="28"/>
+          <w:szCs w:val="28"/>
+        </w:rPr>
+        <w:t>connected together</w:t>
+      </w:r>
+      <w:proofErr w:type="gramEnd"/>
+      <w:r>
+        <w:rPr>
+          <w:sz w:val="28"/>
+          <w:szCs w:val="28"/>
+        </w:rPr>
+        <w:t xml:space="preserve"> to form binary counters, where each flip-flop output represents one bit of the count.</w:t>
+      </w:r>
+    </w:p>
+    <w:p>
+      <w:pPr>
+        <w:rPr>
+          <w:sz w:val="28"/>
+          <w:szCs w:val="28"/>
+        </w:rPr>
+      </w:pPr>
+    </w:p>
+    <w:p>
+      <w:pPr>
+        <w:rPr>
+          <w:sz w:val="28"/>
+          <w:szCs w:val="28"/>
+        </w:rPr>
+      </w:pPr>
+    </w:p>
+    <w:p>
+      <w:pPr>
+        <w:rPr>
+          <w:sz w:val="28"/>
+          <w:szCs w:val="28"/>
         </w:rPr>
       </w:pPr>
     </w:p>
@@ -2499,47 +5760,43 @@
       <w:pPr>
         <w:pStyle w:val="Heading1"/>
       </w:pPr>
-      <w:bookmarkStart w:id="3" w:name="_Toc229185636"/>
+      <w:bookmarkStart w:id="16" w:name="_Toc229504392"/>
       <w:r>
         <w:lastRenderedPageBreak/>
-        <w:t xml:space="preserve">Task 04: </w:t>
-      </w:r>
-      <w:proofErr w:type="gramStart"/>
-      <w:r>
-        <w:t>Sub adder</w:t>
-      </w:r>
-      <w:proofErr w:type="gramEnd"/>
-      <w:r>
-        <w:t xml:space="preserve"> </w:t>
-      </w:r>
-      <w:r>
-        <w:t>Circuit and Applications</w:t>
-      </w:r>
-      <w:bookmarkEnd w:id="3"/>
-    </w:p>
-    <w:p>
-      <w:r>
-        <w:t>Gerges</w:t>
-      </w:r>
-    </w:p>
-    <w:p>
-      <w:pPr>
-        <w:rPr>
-          <w:b/>
-          <w:bCs/>
-          <w:sz w:val="32"/>
-          <w:szCs w:val="32"/>
-        </w:rPr>
+        <w:t>Task 1</w:t>
+      </w:r>
+      <w:r>
+        <w:t>7</w:t>
+      </w:r>
+      <w:r>
+        <w:t xml:space="preserve">: </w:t>
+      </w:r>
+      <w:r>
+        <w:t>D Flip Flop</w:t>
+      </w:r>
+      <w:r>
+        <w:t xml:space="preserve"> Circuit</w:t>
+      </w:r>
+      <w:bookmarkEnd w:id="16"/>
+    </w:p>
+    <w:p>
+      <w:r>
+        <w:t>Habiba</w:t>
+      </w:r>
+    </w:p>
+    <w:p>
+      <w:pPr>
+        <w:jc w:val="center"/>
       </w:pPr>
       <w:r>
         <w:rPr>
           <w:noProof/>
         </w:rPr>
         <w:drawing>
-          <wp:inline distT="0" distB="0" distL="0" distR="0" wp14:anchorId="0E9C69D2" wp14:editId="0B16262F">
-            <wp:extent cx="5943600" cy="3334385"/>
+          <wp:inline distT="0" distB="0" distL="0" distR="0" wp14:anchorId="2946CBB9" wp14:editId="03010DCC">
+            <wp:extent cx="5943600" cy="2877185"/>
             <wp:effectExtent l="0" t="0" r="0" b="0"/>
-            <wp:docPr id="1456681027" name="Picture 4"/>
+            <wp:docPr id="1416102324" name="Picture 3"/>
             <wp:cNvGraphicFramePr>
               <a:graphicFrameLocks xmlns:a="http://schemas.openxmlformats.org/drawingml/2006/main" noChangeAspect="1"/>
             </wp:cNvGraphicFramePr>
@@ -2547,13 +5804,13 @@
               <a:graphicData uri="http://schemas.openxmlformats.org/drawingml/2006/picture">
                 <pic:pic xmlns:pic="http://schemas.openxmlformats.org/drawingml/2006/picture">
                   <pic:nvPicPr>
-                    <pic:cNvPr id="0" name="Picture 7"/>
+                    <pic:cNvPr id="0" name="Picture 5"/>
                     <pic:cNvPicPr>
                       <a:picLocks noChangeAspect="1" noChangeArrowheads="1"/>
                     </pic:cNvPicPr>
                   </pic:nvPicPr>
                   <pic:blipFill>
-                    <a:blip r:embed="rId16" cstate="print">
+                    <a:blip r:embed="rId29">
                       <a:extLst>
                         <a:ext uri="{28A0092B-C50C-407E-A947-70E740481C1C}">
                           <a14:useLocalDpi xmlns:a14="http://schemas.microsoft.com/office/drawing/2010/main" val="0"/>
@@ -2568,7 +5825,7 @@
                   <pic:spPr bwMode="auto">
                     <a:xfrm>
                       <a:off x="0" y="0"/>
-                      <a:ext cx="5943600" cy="3334385"/>
+                      <a:ext cx="5943600" cy="2877185"/>
                     </a:xfrm>
                     <a:prstGeom prst="rect">
                       <a:avLst/>
@@ -2626,7 +5883,7 @@
           <w:sz w:val="28"/>
           <w:szCs w:val="28"/>
         </w:rPr>
-        <w:t>To design and simulate a 4-bit adder-subtractor circuit using basic logic gates.</w:t>
+        <w:t>To design and simulate a D flip-flop circuit using logic gates.</w:t>
       </w:r>
     </w:p>
     <w:p>
@@ -2659,45 +5916,55 @@
     <w:p>
       <w:pPr>
         <w:rPr>
-          <w:sz w:val="32"/>
-          <w:szCs w:val="32"/>
-        </w:rPr>
-      </w:pPr>
-      <w:r>
-        <w:rPr>
-          <w:sz w:val="28"/>
-          <w:szCs w:val="28"/>
-        </w:rPr>
-        <w:t>The circuit performs addition when Mode = 0 and subtraction when Mode = 1 using the 2’s complement method.</w:t>
-      </w:r>
-    </w:p>
-    <w:p>
-      <w:pPr>
-        <w:rPr>
-          <w:b/>
-          <w:bCs/>
-          <w:sz w:val="32"/>
-          <w:szCs w:val="32"/>
-        </w:rPr>
-      </w:pPr>
-    </w:p>
-    <w:p>
-      <w:pPr>
-        <w:rPr>
-          <w:b/>
-          <w:bCs/>
-          <w:sz w:val="32"/>
-          <w:szCs w:val="32"/>
-        </w:rPr>
-      </w:pPr>
-    </w:p>
-    <w:p>
-      <w:pPr>
-        <w:rPr>
-          <w:b/>
-          <w:bCs/>
-          <w:sz w:val="32"/>
-          <w:szCs w:val="32"/>
+          <w:sz w:val="28"/>
+          <w:szCs w:val="28"/>
+        </w:rPr>
+      </w:pPr>
+      <w:r>
+        <w:rPr>
+          <w:sz w:val="28"/>
+          <w:szCs w:val="28"/>
+        </w:rPr>
+        <w:t>A D flip-flop is a sequential circuit that stores one bit of data. The output follows the D input only at the active clock edge and holds its state until the next clock pulse.</w:t>
+      </w:r>
+    </w:p>
+    <w:p>
+      <w:pPr>
+        <w:rPr>
+          <w:sz w:val="28"/>
+          <w:szCs w:val="28"/>
+        </w:rPr>
+      </w:pPr>
+    </w:p>
+    <w:p>
+      <w:pPr>
+        <w:rPr>
+          <w:sz w:val="28"/>
+          <w:szCs w:val="28"/>
+        </w:rPr>
+      </w:pPr>
+    </w:p>
+    <w:p>
+      <w:pPr>
+        <w:rPr>
+          <w:sz w:val="28"/>
+          <w:szCs w:val="28"/>
+        </w:rPr>
+      </w:pPr>
+    </w:p>
+    <w:p>
+      <w:pPr>
+        <w:rPr>
+          <w:sz w:val="28"/>
+          <w:szCs w:val="28"/>
+        </w:rPr>
+      </w:pPr>
+    </w:p>
+    <w:p>
+      <w:pPr>
+        <w:rPr>
+          <w:sz w:val="28"/>
+          <w:szCs w:val="28"/>
         </w:rPr>
       </w:pPr>
     </w:p>
@@ -2705,39 +5972,52 @@
       <w:pPr>
         <w:pStyle w:val="Heading1"/>
       </w:pPr>
-      <w:bookmarkStart w:id="4" w:name="_Toc229185637"/>
+      <w:bookmarkStart w:id="17" w:name="_Toc229504393"/>
       <w:r>
         <w:lastRenderedPageBreak/>
-        <w:t>T</w:t>
-      </w:r>
-      <w:r>
-        <w:t>ask 05: 8-Bit Adder Using 74HC283</w:t>
-      </w:r>
-      <w:bookmarkEnd w:id="4"/>
-    </w:p>
-    <w:p>
-      <w:r>
-        <w:t>Gerges</w:t>
-      </w:r>
-    </w:p>
-    <w:p>
-      <w:pPr>
-        <w:rPr>
-          <w:b/>
-          <w:bCs/>
-          <w:sz w:val="32"/>
-          <w:szCs w:val="32"/>
-        </w:rPr>
+        <w:t>Task 1</w:t>
+      </w:r>
+      <w:r>
+        <w:t>8</w:t>
+      </w:r>
+      <w:r>
+        <w:t xml:space="preserve">: </w:t>
+      </w:r>
+      <w:r>
+        <w:t>Shift</w:t>
+      </w:r>
+      <w:r>
+        <w:t xml:space="preserve"> </w:t>
+      </w:r>
+      <w:r>
+        <w:t>Registers</w:t>
+      </w:r>
+      <w:r>
+        <w:t xml:space="preserve"> </w:t>
+      </w:r>
+      <w:r>
+        <w:t>Circuit</w:t>
+      </w:r>
+      <w:bookmarkEnd w:id="17"/>
+    </w:p>
+    <w:p>
+      <w:r>
+        <w:t>Habiba</w:t>
+      </w:r>
+    </w:p>
+    <w:p>
+      <w:pPr>
+        <w:jc w:val="center"/>
       </w:pPr>
       <w:r>
         <w:rPr>
           <w:noProof/>
         </w:rPr>
         <w:drawing>
-          <wp:inline distT="0" distB="0" distL="0" distR="0" wp14:anchorId="36330628" wp14:editId="6FCC48EA">
-            <wp:extent cx="5943600" cy="3334385"/>
+          <wp:inline distT="0" distB="0" distL="0" distR="0" wp14:anchorId="31744829" wp14:editId="7CEAA435">
+            <wp:extent cx="5943600" cy="3581400"/>
             <wp:effectExtent l="0" t="0" r="0" b="0"/>
-            <wp:docPr id="1996022257" name="Picture 5"/>
+            <wp:docPr id="796772999" name="Picture 2"/>
             <wp:cNvGraphicFramePr>
               <a:graphicFrameLocks xmlns:a="http://schemas.openxmlformats.org/drawingml/2006/main" noChangeAspect="1"/>
             </wp:cNvGraphicFramePr>
@@ -2745,13 +6025,13 @@
               <a:graphicData uri="http://schemas.openxmlformats.org/drawingml/2006/picture">
                 <pic:pic xmlns:pic="http://schemas.openxmlformats.org/drawingml/2006/picture">
                   <pic:nvPicPr>
-                    <pic:cNvPr id="0" name="Picture 9"/>
+                    <pic:cNvPr id="0" name="Picture 3"/>
                     <pic:cNvPicPr>
                       <a:picLocks noChangeAspect="1" noChangeArrowheads="1"/>
                     </pic:cNvPicPr>
                   </pic:nvPicPr>
                   <pic:blipFill>
-                    <a:blip r:embed="rId17" cstate="print">
+                    <a:blip r:embed="rId30" cstate="print">
                       <a:extLst>
                         <a:ext uri="{28A0092B-C50C-407E-A947-70E740481C1C}">
                           <a14:useLocalDpi xmlns:a14="http://schemas.microsoft.com/office/drawing/2010/main" val="0"/>
@@ -2766,7 +6046,7 @@
                   <pic:spPr bwMode="auto">
                     <a:xfrm>
                       <a:off x="0" y="0"/>
-                      <a:ext cx="5943600" cy="3334385"/>
+                      <a:ext cx="5943600" cy="3581400"/>
                     </a:xfrm>
                     <a:prstGeom prst="rect">
                       <a:avLst/>
@@ -2824,16 +6104,14 @@
           <w:sz w:val="28"/>
           <w:szCs w:val="28"/>
         </w:rPr>
-        <w:t>To design and simulate an 8-bit binary adder using two 74HC283 4-bit adder ICs.</w:t>
-      </w:r>
-    </w:p>
-    <w:p>
-      <w:pPr>
-        <w:rPr>
-          <w:b/>
-          <w:bCs/>
-          <w:sz w:val="32"/>
-          <w:szCs w:val="32"/>
+        <w:t>To design and simulate a shift register circuit using D flip-flops.</w:t>
+      </w:r>
+    </w:p>
+    <w:p>
+      <w:pPr>
+        <w:rPr>
+          <w:sz w:val="28"/>
+          <w:szCs w:val="28"/>
         </w:rPr>
       </w:pPr>
     </w:p>
@@ -2868,36 +6146,30 @@
           <w:sz w:val="28"/>
           <w:szCs w:val="28"/>
         </w:rPr>
-        <w:t>The 8-bit addition is achieved by cascading two 4-bit 74HC283 adders, where the carry output of the lower 4-bit adder is connected to the carry input of the higher 4-bit adder.</w:t>
-      </w:r>
-    </w:p>
-    <w:p>
-      <w:pPr>
-        <w:rPr>
-          <w:b/>
-          <w:bCs/>
-          <w:sz w:val="32"/>
-          <w:szCs w:val="32"/>
-        </w:rPr>
-      </w:pPr>
-    </w:p>
-    <w:p>
-      <w:pPr>
-        <w:rPr>
-          <w:b/>
-          <w:bCs/>
-          <w:sz w:val="32"/>
-          <w:szCs w:val="32"/>
-        </w:rPr>
-      </w:pPr>
-    </w:p>
-    <w:p>
-      <w:pPr>
-        <w:rPr>
-          <w:b/>
-          <w:bCs/>
-          <w:sz w:val="32"/>
-          <w:szCs w:val="32"/>
+        <w:t>A shift register is a sequential circuit used to store and shift binary data. Each clock pulse moves the data from one flip-flop to the next, allowing serial data transfer and storage.</w:t>
+      </w:r>
+    </w:p>
+    <w:p>
+      <w:pPr>
+        <w:rPr>
+          <w:sz w:val="28"/>
+          <w:szCs w:val="28"/>
+        </w:rPr>
+      </w:pPr>
+    </w:p>
+    <w:p>
+      <w:pPr>
+        <w:rPr>
+          <w:sz w:val="28"/>
+          <w:szCs w:val="28"/>
+        </w:rPr>
+      </w:pPr>
+    </w:p>
+    <w:p>
+      <w:pPr>
+        <w:rPr>
+          <w:sz w:val="28"/>
+          <w:szCs w:val="28"/>
         </w:rPr>
       </w:pPr>
     </w:p>
@@ -2905,12 +6177,39 @@
       <w:pPr>
         <w:pStyle w:val="Heading1"/>
       </w:pPr>
-      <w:bookmarkStart w:id="5" w:name="_Toc229185638"/>
+      <w:bookmarkStart w:id="18" w:name="_Toc229504394"/>
       <w:r>
         <w:lastRenderedPageBreak/>
-        <w:t>Task 06: 4-Bit Comparator from Scratch</w:t>
-      </w:r>
-      <w:bookmarkEnd w:id="5"/>
+        <w:t>Task 1</w:t>
+      </w:r>
+      <w:r>
+        <w:t>9</w:t>
+      </w:r>
+      <w:r>
+        <w:t xml:space="preserve">: </w:t>
+      </w:r>
+      <w:r>
+        <w:t>Imp</w:t>
+      </w:r>
+      <w:r>
+        <w:t xml:space="preserve"> </w:t>
+      </w:r>
+      <w:r>
+        <w:t>7-Segment</w:t>
+      </w:r>
+      <w:r>
+        <w:t xml:space="preserve"> </w:t>
+      </w:r>
+      <w:r>
+        <w:t>Decoder</w:t>
+      </w:r>
+      <w:r>
+        <w:t xml:space="preserve"> </w:t>
+      </w:r>
+      <w:r>
+        <w:t>Circuit</w:t>
+      </w:r>
+      <w:bookmarkEnd w:id="18"/>
     </w:p>
     <w:p>
       <w:r>
@@ -2919,22 +6218,17 @@
     </w:p>
     <w:p>
       <w:pPr>
-        <w:rPr>
-          <w:b/>
-          <w:bCs/>
-          <w:sz w:val="32"/>
-          <w:szCs w:val="32"/>
-        </w:rPr>
+        <w:jc w:val="center"/>
       </w:pPr>
       <w:r>
         <w:rPr>
           <w:noProof/>
         </w:rPr>
         <w:drawing>
-          <wp:inline distT="0" distB="0" distL="0" distR="0" wp14:anchorId="0B25217D" wp14:editId="4D9B87C5">
-            <wp:extent cx="5943600" cy="3334385"/>
+          <wp:inline distT="0" distB="0" distL="0" distR="0" wp14:anchorId="3DF02EA6" wp14:editId="066AFAA4">
+            <wp:extent cx="5943600" cy="3239135"/>
             <wp:effectExtent l="0" t="0" r="0" b="0"/>
-            <wp:docPr id="1128567952" name="Picture 6"/>
+            <wp:docPr id="491353119" name="Picture 5"/>
             <wp:cNvGraphicFramePr>
               <a:graphicFrameLocks xmlns:a="http://schemas.openxmlformats.org/drawingml/2006/main" noChangeAspect="1"/>
             </wp:cNvGraphicFramePr>
@@ -2942,13 +6236,13 @@
               <a:graphicData uri="http://schemas.openxmlformats.org/drawingml/2006/picture">
                 <pic:pic xmlns:pic="http://schemas.openxmlformats.org/drawingml/2006/picture">
                   <pic:nvPicPr>
-                    <pic:cNvPr id="0" name="Picture 11"/>
+                    <pic:cNvPr id="0" name="Picture 9"/>
                     <pic:cNvPicPr>
                       <a:picLocks noChangeAspect="1" noChangeArrowheads="1"/>
                     </pic:cNvPicPr>
                   </pic:nvPicPr>
                   <pic:blipFill>
-                    <a:blip r:embed="rId18" cstate="print">
+                    <a:blip r:embed="rId31">
                       <a:extLst>
                         <a:ext uri="{28A0092B-C50C-407E-A947-70E740481C1C}">
                           <a14:useLocalDpi xmlns:a14="http://schemas.microsoft.com/office/drawing/2010/main" val="0"/>
@@ -2963,7 +6257,7 @@
                   <pic:spPr bwMode="auto">
                     <a:xfrm>
                       <a:off x="0" y="0"/>
-                      <a:ext cx="5943600" cy="3334385"/>
+                      <a:ext cx="5943600" cy="3239135"/>
                     </a:xfrm>
                     <a:prstGeom prst="rect">
                       <a:avLst/>
@@ -3021,8 +6315,16 @@
           <w:sz w:val="28"/>
           <w:szCs w:val="28"/>
         </w:rPr>
-        <w:t>To design and simulate a 4-bit magnitude comparator using basic logic gates.</w:t>
-      </w:r>
+        <w:t>To design and simulate a 4-bit BCD to 7-segment decoder circuit using basic logic gates.</w:t>
+      </w:r>
+    </w:p>
+    <w:p>
+      <w:pPr>
+        <w:rPr>
+          <w:sz w:val="28"/>
+          <w:szCs w:val="28"/>
+        </w:rPr>
+      </w:pPr>
     </w:p>
     <w:p>
       <w:pPr>
@@ -3055,1884 +6357,35 @@
           <w:sz w:val="28"/>
           <w:szCs w:val="28"/>
         </w:rPr>
-        <w:t>The circuit compares two 4-bit binary numbers and determines whether A is greater than, equal to, or less than B.</w:t>
-      </w:r>
-    </w:p>
-    <w:p>
-      <w:pPr>
-        <w:rPr>
-          <w:b/>
-          <w:bCs/>
-          <w:sz w:val="32"/>
-          <w:szCs w:val="32"/>
-        </w:rPr>
-      </w:pPr>
-    </w:p>
-    <w:p>
-      <w:pPr>
-        <w:rPr>
-          <w:b/>
-          <w:bCs/>
-          <w:sz w:val="32"/>
-          <w:szCs w:val="32"/>
-        </w:rPr>
-      </w:pPr>
-    </w:p>
-    <w:p>
-      <w:pPr>
-        <w:rPr>
-          <w:b/>
-          <w:bCs/>
-          <w:sz w:val="32"/>
-          <w:szCs w:val="32"/>
-        </w:rPr>
-      </w:pPr>
-    </w:p>
-    <w:p>
-      <w:pPr>
-        <w:rPr>
-          <w:b/>
-          <w:bCs/>
-          <w:sz w:val="32"/>
-          <w:szCs w:val="32"/>
-        </w:rPr>
-      </w:pPr>
-    </w:p>
-    <w:p>
-      <w:pPr>
-        <w:pStyle w:val="Heading1"/>
-      </w:pPr>
-      <w:bookmarkStart w:id="6" w:name="_Toc229185639"/>
-      <w:r>
-        <w:lastRenderedPageBreak/>
-        <w:t>Task 07: 2-Bit Comparator Circuit</w:t>
-      </w:r>
-      <w:bookmarkEnd w:id="6"/>
-    </w:p>
-    <w:p>
-      <w:pPr>
-        <w:rPr>
-          <w:sz w:val="28"/>
-          <w:szCs w:val="28"/>
-        </w:rPr>
-      </w:pPr>
-      <w:r>
-        <w:rPr>
-          <w:sz w:val="28"/>
-          <w:szCs w:val="28"/>
-        </w:rPr>
-        <w:t>Habiba</w:t>
-      </w:r>
-    </w:p>
-    <w:p>
-      <w:pPr>
-        <w:rPr>
-          <w:b/>
-          <w:bCs/>
-          <w:sz w:val="32"/>
-          <w:szCs w:val="32"/>
-        </w:rPr>
-      </w:pPr>
-      <w:r>
-        <w:rPr>
-          <w:noProof/>
-        </w:rPr>
-        <w:drawing>
-          <wp:inline distT="0" distB="0" distL="0" distR="0" wp14:anchorId="37FA3BD2" wp14:editId="26477EB0">
-            <wp:extent cx="5943600" cy="3334385"/>
-            <wp:effectExtent l="0" t="0" r="0" b="0"/>
-            <wp:docPr id="1681832497" name="Picture 7"/>
-            <wp:cNvGraphicFramePr>
-              <a:graphicFrameLocks xmlns:a="http://schemas.openxmlformats.org/drawingml/2006/main" noChangeAspect="1"/>
-            </wp:cNvGraphicFramePr>
-            <a:graphic xmlns:a="http://schemas.openxmlformats.org/drawingml/2006/main">
-              <a:graphicData uri="http://schemas.openxmlformats.org/drawingml/2006/picture">
-                <pic:pic xmlns:pic="http://schemas.openxmlformats.org/drawingml/2006/picture">
-                  <pic:nvPicPr>
-                    <pic:cNvPr id="0" name="Picture 13"/>
-                    <pic:cNvPicPr>
-                      <a:picLocks noChangeAspect="1" noChangeArrowheads="1"/>
-                    </pic:cNvPicPr>
-                  </pic:nvPicPr>
-                  <pic:blipFill>
-                    <a:blip r:embed="rId19" cstate="print">
-                      <a:extLst>
-                        <a:ext uri="{28A0092B-C50C-407E-A947-70E740481C1C}">
-                          <a14:useLocalDpi xmlns:a14="http://schemas.microsoft.com/office/drawing/2010/main" val="0"/>
-                        </a:ext>
-                      </a:extLst>
-                    </a:blip>
-                    <a:srcRect/>
-                    <a:stretch>
-                      <a:fillRect/>
-                    </a:stretch>
-                  </pic:blipFill>
-                  <pic:spPr bwMode="auto">
-                    <a:xfrm>
-                      <a:off x="0" y="0"/>
-                      <a:ext cx="5943600" cy="3334385"/>
-                    </a:xfrm>
-                    <a:prstGeom prst="rect">
-                      <a:avLst/>
-                    </a:prstGeom>
-                    <a:noFill/>
-                    <a:ln>
-                      <a:noFill/>
-                    </a:ln>
-                  </pic:spPr>
-                </pic:pic>
-              </a:graphicData>
-            </a:graphic>
-          </wp:inline>
-        </w:drawing>
-      </w:r>
-    </w:p>
-    <w:p>
-      <w:pPr>
-        <w:rPr>
-          <w:b/>
-          <w:bCs/>
-          <w:sz w:val="32"/>
-          <w:szCs w:val="32"/>
-        </w:rPr>
-      </w:pPr>
-    </w:p>
-    <w:p>
-      <w:pPr>
-        <w:rPr>
-          <w:b/>
-          <w:bCs/>
-          <w:sz w:val="32"/>
-          <w:szCs w:val="32"/>
-        </w:rPr>
-      </w:pPr>
-      <w:r>
-        <w:rPr>
-          <w:b/>
-          <w:bCs/>
-          <w:sz w:val="32"/>
-          <w:szCs w:val="32"/>
-        </w:rPr>
-        <w:t>Objective:</w:t>
-      </w:r>
-    </w:p>
-    <w:p>
-      <w:pPr>
-        <w:rPr>
-          <w:sz w:val="28"/>
-          <w:szCs w:val="28"/>
-        </w:rPr>
-      </w:pPr>
-      <w:r>
-        <w:rPr>
-          <w:sz w:val="28"/>
-          <w:szCs w:val="28"/>
-        </w:rPr>
-        <w:t>To design and simulate a 2-bit comparator circuit using basic logic gates.</w:t>
-      </w:r>
-    </w:p>
-    <w:p>
-      <w:pPr>
-        <w:rPr>
-          <w:b/>
-          <w:bCs/>
-          <w:sz w:val="32"/>
-          <w:szCs w:val="32"/>
-        </w:rPr>
-      </w:pPr>
-      <w:r>
-        <w:rPr>
-          <w:b/>
-          <w:bCs/>
-          <w:sz w:val="32"/>
-          <w:szCs w:val="32"/>
-        </w:rPr>
-        <w:t>Theory:</w:t>
-      </w:r>
-    </w:p>
-    <w:p>
-      <w:pPr>
-        <w:rPr>
-          <w:sz w:val="28"/>
-          <w:szCs w:val="28"/>
-        </w:rPr>
-      </w:pPr>
-      <w:r>
-        <w:rPr>
-          <w:sz w:val="28"/>
-          <w:szCs w:val="28"/>
-        </w:rPr>
-        <w:t>The circuit compares two 2-bit binary numbers and gives one of three outputs: A &gt; B, A = B, or A &lt; B.</w:t>
-      </w:r>
-    </w:p>
-    <w:p>
-      <w:pPr>
-        <w:rPr>
-          <w:b/>
-          <w:bCs/>
-          <w:sz w:val="32"/>
-          <w:szCs w:val="32"/>
-        </w:rPr>
-      </w:pPr>
-    </w:p>
-    <w:p>
-      <w:pPr>
-        <w:rPr>
-          <w:b/>
-          <w:bCs/>
-          <w:sz w:val="32"/>
-          <w:szCs w:val="32"/>
-        </w:rPr>
-      </w:pPr>
-    </w:p>
-    <w:p>
-      <w:pPr>
-        <w:rPr>
-          <w:b/>
-          <w:bCs/>
-          <w:sz w:val="32"/>
-          <w:szCs w:val="32"/>
-        </w:rPr>
-      </w:pPr>
-    </w:p>
-    <w:p>
-      <w:pPr>
-        <w:rPr>
-          <w:b/>
-          <w:bCs/>
-          <w:sz w:val="32"/>
-          <w:szCs w:val="32"/>
-        </w:rPr>
-      </w:pPr>
-    </w:p>
-    <w:p>
-      <w:pPr>
-        <w:rPr>
-          <w:b/>
-          <w:bCs/>
-          <w:sz w:val="32"/>
-          <w:szCs w:val="32"/>
-        </w:rPr>
-      </w:pPr>
-    </w:p>
-    <w:p>
-      <w:pPr>
-        <w:pStyle w:val="Heading1"/>
-      </w:pPr>
-      <w:bookmarkStart w:id="7" w:name="_Toc229185640"/>
-      <w:r>
-        <w:lastRenderedPageBreak/>
-        <w:t>Task 08: Decoder Circuit</w:t>
-      </w:r>
-      <w:bookmarkEnd w:id="7"/>
-    </w:p>
-    <w:p>
-      <w:r>
-        <w:t>Habiba</w:t>
-      </w:r>
-    </w:p>
-    <w:p>
-      <w:pPr>
-        <w:rPr>
-          <w:b/>
-          <w:bCs/>
-          <w:sz w:val="32"/>
-          <w:szCs w:val="32"/>
-        </w:rPr>
-      </w:pPr>
-      <w:r>
-        <w:rPr>
-          <w:noProof/>
-        </w:rPr>
-        <w:drawing>
-          <wp:inline distT="0" distB="0" distL="0" distR="0" wp14:anchorId="149EE75D" wp14:editId="02C3A2C1">
-            <wp:extent cx="5943600" cy="3334385"/>
-            <wp:effectExtent l="0" t="0" r="0" b="0"/>
-            <wp:docPr id="452173459" name="Picture 9"/>
-            <wp:cNvGraphicFramePr>
-              <a:graphicFrameLocks xmlns:a="http://schemas.openxmlformats.org/drawingml/2006/main" noChangeAspect="1"/>
-            </wp:cNvGraphicFramePr>
-            <a:graphic xmlns:a="http://schemas.openxmlformats.org/drawingml/2006/main">
-              <a:graphicData uri="http://schemas.openxmlformats.org/drawingml/2006/picture">
-                <pic:pic xmlns:pic="http://schemas.openxmlformats.org/drawingml/2006/picture">
-                  <pic:nvPicPr>
-                    <pic:cNvPr id="0" name="Picture 20"/>
-                    <pic:cNvPicPr>
-                      <a:picLocks noChangeAspect="1" noChangeArrowheads="1"/>
-                    </pic:cNvPicPr>
-                  </pic:nvPicPr>
-                  <pic:blipFill>
-                    <a:blip r:embed="rId20" cstate="print">
-                      <a:extLst>
-                        <a:ext uri="{28A0092B-C50C-407E-A947-70E740481C1C}">
-                          <a14:useLocalDpi xmlns:a14="http://schemas.microsoft.com/office/drawing/2010/main" val="0"/>
-                        </a:ext>
-                      </a:extLst>
-                    </a:blip>
-                    <a:srcRect/>
-                    <a:stretch>
-                      <a:fillRect/>
-                    </a:stretch>
-                  </pic:blipFill>
-                  <pic:spPr bwMode="auto">
-                    <a:xfrm>
-                      <a:off x="0" y="0"/>
-                      <a:ext cx="5943600" cy="3334385"/>
-                    </a:xfrm>
-                    <a:prstGeom prst="rect">
-                      <a:avLst/>
-                    </a:prstGeom>
-                    <a:noFill/>
-                    <a:ln>
-                      <a:noFill/>
-                    </a:ln>
-                  </pic:spPr>
-                </pic:pic>
-              </a:graphicData>
-            </a:graphic>
-          </wp:inline>
-        </w:drawing>
-      </w:r>
-    </w:p>
-    <w:p>
-      <w:pPr>
-        <w:rPr>
-          <w:b/>
-          <w:bCs/>
-          <w:sz w:val="32"/>
-          <w:szCs w:val="32"/>
-        </w:rPr>
-      </w:pPr>
-    </w:p>
-    <w:p>
-      <w:pPr>
-        <w:rPr>
-          <w:b/>
-          <w:bCs/>
-          <w:sz w:val="32"/>
-          <w:szCs w:val="32"/>
-        </w:rPr>
-      </w:pPr>
-      <w:r>
-        <w:rPr>
-          <w:b/>
-          <w:bCs/>
-          <w:sz w:val="32"/>
-          <w:szCs w:val="32"/>
-        </w:rPr>
-        <w:t>Objective:</w:t>
-      </w:r>
-    </w:p>
-    <w:p>
-      <w:pPr>
-        <w:rPr>
-          <w:sz w:val="28"/>
-          <w:szCs w:val="28"/>
-        </w:rPr>
-      </w:pPr>
-      <w:r>
-        <w:rPr>
-          <w:sz w:val="28"/>
-          <w:szCs w:val="28"/>
-        </w:rPr>
-        <w:t>To design and simulate a decoder circuit using basic logic gates.</w:t>
-      </w:r>
-    </w:p>
-    <w:p>
-      <w:pPr>
-        <w:rPr>
-          <w:b/>
-          <w:bCs/>
-          <w:sz w:val="32"/>
-          <w:szCs w:val="32"/>
-        </w:rPr>
-      </w:pPr>
-      <w:r>
-        <w:rPr>
-          <w:b/>
-          <w:bCs/>
-          <w:sz w:val="32"/>
-          <w:szCs w:val="32"/>
-        </w:rPr>
-        <w:t>Theory:</w:t>
-      </w:r>
-    </w:p>
-    <w:p>
-      <w:pPr>
-        <w:rPr>
-          <w:sz w:val="28"/>
-          <w:szCs w:val="28"/>
-        </w:rPr>
-      </w:pPr>
-      <w:r>
-        <w:rPr>
-          <w:sz w:val="28"/>
-          <w:szCs w:val="28"/>
-        </w:rPr>
-        <w:t>A decoder converts binary input lines into one active output line based on the input combination.</w:t>
-      </w:r>
-    </w:p>
-    <w:p>
-      <w:pPr>
-        <w:rPr>
-          <w:b/>
-          <w:bCs/>
-          <w:sz w:val="32"/>
-          <w:szCs w:val="32"/>
-        </w:rPr>
-      </w:pPr>
-    </w:p>
-    <w:p>
-      <w:pPr>
-        <w:rPr>
-          <w:b/>
-          <w:bCs/>
-          <w:sz w:val="32"/>
-          <w:szCs w:val="32"/>
-        </w:rPr>
-      </w:pPr>
-    </w:p>
-    <w:p>
-      <w:pPr>
-        <w:rPr>
-          <w:b/>
-          <w:bCs/>
-          <w:sz w:val="32"/>
-          <w:szCs w:val="32"/>
-        </w:rPr>
-      </w:pPr>
-    </w:p>
-    <w:p>
-      <w:pPr>
-        <w:rPr>
-          <w:b/>
-          <w:bCs/>
-          <w:sz w:val="32"/>
-          <w:szCs w:val="32"/>
-        </w:rPr>
-      </w:pPr>
-    </w:p>
-    <w:p>
-      <w:pPr>
-        <w:rPr>
-          <w:b/>
-          <w:bCs/>
-          <w:sz w:val="32"/>
-          <w:szCs w:val="32"/>
-        </w:rPr>
-      </w:pPr>
-    </w:p>
-    <w:p>
-      <w:pPr>
-        <w:pStyle w:val="Heading1"/>
-      </w:pPr>
-      <w:bookmarkStart w:id="8" w:name="_Toc229185641"/>
-      <w:r>
-        <w:lastRenderedPageBreak/>
-        <w:t>Task 09: Encoder Circuit</w:t>
-      </w:r>
-      <w:bookmarkEnd w:id="8"/>
-    </w:p>
-    <w:p>
-      <w:r>
-        <w:t>Habiba</w:t>
-      </w:r>
-    </w:p>
-    <w:p>
-      <w:pPr>
-        <w:rPr>
-          <w:b/>
-          <w:bCs/>
-          <w:sz w:val="32"/>
-          <w:szCs w:val="32"/>
-        </w:rPr>
-      </w:pPr>
-      <w:r>
-        <w:rPr>
-          <w:noProof/>
-        </w:rPr>
-        <w:drawing>
-          <wp:inline distT="0" distB="0" distL="0" distR="0" wp14:anchorId="3F0D7016" wp14:editId="7D280137">
-            <wp:extent cx="5943600" cy="3334385"/>
-            <wp:effectExtent l="0" t="0" r="0" b="0"/>
-            <wp:docPr id="748554525" name="Picture 11"/>
-            <wp:cNvGraphicFramePr>
-              <a:graphicFrameLocks xmlns:a="http://schemas.openxmlformats.org/drawingml/2006/main" noChangeAspect="1"/>
-            </wp:cNvGraphicFramePr>
-            <a:graphic xmlns:a="http://schemas.openxmlformats.org/drawingml/2006/main">
-              <a:graphicData uri="http://schemas.openxmlformats.org/drawingml/2006/picture">
-                <pic:pic xmlns:pic="http://schemas.openxmlformats.org/drawingml/2006/picture">
-                  <pic:nvPicPr>
-                    <pic:cNvPr id="0" name="Picture 27"/>
-                    <pic:cNvPicPr>
-                      <a:picLocks noChangeAspect="1" noChangeArrowheads="1"/>
-                    </pic:cNvPicPr>
-                  </pic:nvPicPr>
-                  <pic:blipFill>
-                    <a:blip r:embed="rId21" cstate="print">
-                      <a:extLst>
-                        <a:ext uri="{28A0092B-C50C-407E-A947-70E740481C1C}">
-                          <a14:useLocalDpi xmlns:a14="http://schemas.microsoft.com/office/drawing/2010/main" val="0"/>
-                        </a:ext>
-                      </a:extLst>
-                    </a:blip>
-                    <a:srcRect/>
-                    <a:stretch>
-                      <a:fillRect/>
-                    </a:stretch>
-                  </pic:blipFill>
-                  <pic:spPr bwMode="auto">
-                    <a:xfrm>
-                      <a:off x="0" y="0"/>
-                      <a:ext cx="5943600" cy="3334385"/>
-                    </a:xfrm>
-                    <a:prstGeom prst="rect">
-                      <a:avLst/>
-                    </a:prstGeom>
-                    <a:noFill/>
-                    <a:ln>
-                      <a:noFill/>
-                    </a:ln>
-                  </pic:spPr>
-                </pic:pic>
-              </a:graphicData>
-            </a:graphic>
-          </wp:inline>
-        </w:drawing>
-      </w:r>
-    </w:p>
-    <w:p>
-      <w:pPr>
-        <w:rPr>
-          <w:b/>
-          <w:bCs/>
-          <w:sz w:val="32"/>
-          <w:szCs w:val="32"/>
-        </w:rPr>
-      </w:pPr>
-    </w:p>
-    <w:p>
-      <w:pPr>
-        <w:rPr>
-          <w:b/>
-          <w:bCs/>
-          <w:sz w:val="32"/>
-          <w:szCs w:val="32"/>
-        </w:rPr>
-      </w:pPr>
-      <w:r>
-        <w:rPr>
-          <w:b/>
-          <w:bCs/>
-          <w:sz w:val="32"/>
-          <w:szCs w:val="32"/>
-        </w:rPr>
-        <w:t>Objective:</w:t>
-      </w:r>
-    </w:p>
-    <w:p>
-      <w:pPr>
-        <w:rPr>
-          <w:sz w:val="28"/>
-          <w:szCs w:val="28"/>
-        </w:rPr>
-      </w:pPr>
-      <w:r>
-        <w:rPr>
-          <w:sz w:val="28"/>
-          <w:szCs w:val="28"/>
-        </w:rPr>
-        <w:t>To design and simulate an encoder circuit using basic logic gates.</w:t>
-      </w:r>
-    </w:p>
-    <w:p>
-      <w:pPr>
-        <w:rPr>
-          <w:b/>
-          <w:bCs/>
-          <w:sz w:val="32"/>
-          <w:szCs w:val="32"/>
-        </w:rPr>
-      </w:pPr>
-    </w:p>
-    <w:p>
-      <w:pPr>
-        <w:rPr>
-          <w:b/>
-          <w:bCs/>
-          <w:sz w:val="32"/>
-          <w:szCs w:val="32"/>
-        </w:rPr>
-      </w:pPr>
-      <w:r>
-        <w:rPr>
-          <w:b/>
-          <w:bCs/>
-          <w:sz w:val="32"/>
-          <w:szCs w:val="32"/>
-        </w:rPr>
-        <w:t>Theory:</w:t>
-      </w:r>
-    </w:p>
-    <w:p>
-      <w:pPr>
-        <w:rPr>
-          <w:sz w:val="28"/>
-          <w:szCs w:val="28"/>
-        </w:rPr>
-      </w:pPr>
-      <w:r>
-        <w:rPr>
-          <w:sz w:val="28"/>
-          <w:szCs w:val="28"/>
-        </w:rPr>
-        <w:t>An encoder converts one active input line into a binary output code that represents the active input.</w:t>
-      </w:r>
-    </w:p>
-    <w:p>
-      <w:pPr>
-        <w:rPr>
-          <w:b/>
-          <w:bCs/>
-          <w:sz w:val="32"/>
-          <w:szCs w:val="32"/>
-        </w:rPr>
-      </w:pPr>
-    </w:p>
-    <w:p>
-      <w:pPr>
-        <w:rPr>
-          <w:b/>
-          <w:bCs/>
-          <w:sz w:val="32"/>
-          <w:szCs w:val="32"/>
-        </w:rPr>
-      </w:pPr>
-    </w:p>
-    <w:p>
-      <w:pPr>
-        <w:rPr>
-          <w:b/>
-          <w:bCs/>
-          <w:sz w:val="32"/>
-          <w:szCs w:val="32"/>
-        </w:rPr>
-      </w:pPr>
-    </w:p>
-    <w:p>
-      <w:pPr>
-        <w:rPr>
-          <w:b/>
-          <w:bCs/>
-          <w:sz w:val="32"/>
-          <w:szCs w:val="32"/>
-        </w:rPr>
-      </w:pPr>
-    </w:p>
-    <w:p>
-      <w:pPr>
-        <w:pStyle w:val="Heading1"/>
-      </w:pPr>
-      <w:bookmarkStart w:id="9" w:name="_Toc229185642"/>
-      <w:r>
-        <w:lastRenderedPageBreak/>
-        <w:t>Task 10: Multiplexer Circuit</w:t>
-      </w:r>
-      <w:bookmarkEnd w:id="9"/>
-    </w:p>
-    <w:p>
-      <w:r>
-        <w:t>Gehad</w:t>
-      </w:r>
-    </w:p>
-    <w:p>
-      <w:pPr>
-        <w:rPr>
-          <w:b/>
-          <w:bCs/>
-          <w:sz w:val="32"/>
-          <w:szCs w:val="32"/>
-        </w:rPr>
-      </w:pPr>
-      <w:r>
-        <w:rPr>
-          <w:noProof/>
-        </w:rPr>
-        <w:drawing>
-          <wp:inline distT="0" distB="0" distL="0" distR="0" wp14:anchorId="5C872CD4" wp14:editId="553E44A8">
-            <wp:extent cx="5943600" cy="3334385"/>
-            <wp:effectExtent l="0" t="0" r="0" b="0"/>
-            <wp:docPr id="1180696855" name="Picture 14"/>
-            <wp:cNvGraphicFramePr>
-              <a:graphicFrameLocks xmlns:a="http://schemas.openxmlformats.org/drawingml/2006/main" noChangeAspect="1"/>
-            </wp:cNvGraphicFramePr>
-            <a:graphic xmlns:a="http://schemas.openxmlformats.org/drawingml/2006/main">
-              <a:graphicData uri="http://schemas.openxmlformats.org/drawingml/2006/picture">
-                <pic:pic xmlns:pic="http://schemas.openxmlformats.org/drawingml/2006/picture">
-                  <pic:nvPicPr>
-                    <pic:cNvPr id="0" name="Picture 33"/>
-                    <pic:cNvPicPr>
-                      <a:picLocks noChangeAspect="1" noChangeArrowheads="1"/>
-                    </pic:cNvPicPr>
-                  </pic:nvPicPr>
-                  <pic:blipFill>
-                    <a:blip r:embed="rId22" cstate="print">
-                      <a:extLst>
-                        <a:ext uri="{28A0092B-C50C-407E-A947-70E740481C1C}">
-                          <a14:useLocalDpi xmlns:a14="http://schemas.microsoft.com/office/drawing/2010/main" val="0"/>
-                        </a:ext>
-                      </a:extLst>
-                    </a:blip>
-                    <a:srcRect/>
-                    <a:stretch>
-                      <a:fillRect/>
-                    </a:stretch>
-                  </pic:blipFill>
-                  <pic:spPr bwMode="auto">
-                    <a:xfrm>
-                      <a:off x="0" y="0"/>
-                      <a:ext cx="5943600" cy="3334385"/>
-                    </a:xfrm>
-                    <a:prstGeom prst="rect">
-                      <a:avLst/>
-                    </a:prstGeom>
-                    <a:noFill/>
-                    <a:ln>
-                      <a:noFill/>
-                    </a:ln>
-                  </pic:spPr>
-                </pic:pic>
-              </a:graphicData>
-            </a:graphic>
-          </wp:inline>
-        </w:drawing>
-      </w:r>
-    </w:p>
-    <w:p>
-      <w:pPr>
-        <w:rPr>
-          <w:b/>
-          <w:bCs/>
-          <w:sz w:val="32"/>
-          <w:szCs w:val="32"/>
-        </w:rPr>
-      </w:pPr>
-    </w:p>
-    <w:p>
-      <w:pPr>
-        <w:rPr>
-          <w:b/>
-          <w:bCs/>
-          <w:sz w:val="32"/>
-          <w:szCs w:val="32"/>
-        </w:rPr>
-      </w:pPr>
-      <w:r>
-        <w:rPr>
-          <w:b/>
-          <w:bCs/>
-          <w:sz w:val="32"/>
-          <w:szCs w:val="32"/>
-        </w:rPr>
-        <w:t>Objective:</w:t>
-      </w:r>
-    </w:p>
-    <w:p>
-      <w:pPr>
-        <w:rPr>
-          <w:sz w:val="28"/>
-          <w:szCs w:val="28"/>
-        </w:rPr>
-      </w:pPr>
-      <w:r>
-        <w:rPr>
-          <w:sz w:val="28"/>
-          <w:szCs w:val="28"/>
-        </w:rPr>
-        <w:t>To design and simulate a multiplexer circuit using basic logic gates.</w:t>
-      </w:r>
-    </w:p>
-    <w:p>
-      <w:pPr>
-        <w:rPr>
-          <w:b/>
-          <w:bCs/>
-          <w:sz w:val="32"/>
-          <w:szCs w:val="32"/>
-        </w:rPr>
-      </w:pPr>
-      <w:r>
-        <w:rPr>
-          <w:b/>
-          <w:bCs/>
-          <w:sz w:val="32"/>
-          <w:szCs w:val="32"/>
-        </w:rPr>
-        <w:t>Theory:</w:t>
-      </w:r>
-    </w:p>
-    <w:p>
-      <w:pPr>
-        <w:rPr>
-          <w:sz w:val="28"/>
-          <w:szCs w:val="28"/>
-        </w:rPr>
-      </w:pPr>
-      <w:r>
-        <w:rPr>
-          <w:sz w:val="28"/>
-          <w:szCs w:val="28"/>
-        </w:rPr>
-        <w:t>A multiplexer selects one input from several input lines and passes it to a single output according to the select lines.</w:t>
-      </w:r>
-    </w:p>
-    <w:p>
-      <w:pPr>
-        <w:rPr>
-          <w:b/>
-          <w:bCs/>
-          <w:sz w:val="32"/>
-          <w:szCs w:val="32"/>
-        </w:rPr>
-      </w:pPr>
-    </w:p>
-    <w:p>
-      <w:pPr>
-        <w:rPr>
-          <w:b/>
-          <w:bCs/>
-          <w:sz w:val="32"/>
-          <w:szCs w:val="32"/>
-        </w:rPr>
-      </w:pPr>
-    </w:p>
-    <w:p>
-      <w:pPr>
-        <w:rPr>
-          <w:b/>
-          <w:bCs/>
-          <w:sz w:val="32"/>
-          <w:szCs w:val="32"/>
-        </w:rPr>
-      </w:pPr>
-    </w:p>
-    <w:p>
-      <w:pPr>
-        <w:rPr>
-          <w:b/>
-          <w:bCs/>
-          <w:sz w:val="32"/>
-          <w:szCs w:val="32"/>
-        </w:rPr>
-      </w:pPr>
-    </w:p>
-    <w:p>
-      <w:pPr>
-        <w:rPr>
-          <w:b/>
-          <w:bCs/>
-          <w:sz w:val="32"/>
-          <w:szCs w:val="32"/>
-        </w:rPr>
-      </w:pPr>
-    </w:p>
-    <w:p>
-      <w:pPr>
-        <w:pStyle w:val="Heading1"/>
-      </w:pPr>
-      <w:bookmarkStart w:id="10" w:name="_Toc229185643"/>
-      <w:r>
-        <w:lastRenderedPageBreak/>
-        <w:t>Task 11: Demultiplexer Circuit</w:t>
-      </w:r>
-      <w:bookmarkEnd w:id="10"/>
-    </w:p>
-    <w:p>
-      <w:r>
-        <w:t>Gehad</w:t>
-      </w:r>
-    </w:p>
-    <w:p>
-      <w:pPr>
-        <w:rPr>
-          <w:b/>
-          <w:bCs/>
-          <w:sz w:val="32"/>
-          <w:szCs w:val="32"/>
-        </w:rPr>
-      </w:pPr>
-      <w:r>
-        <w:rPr>
-          <w:noProof/>
-        </w:rPr>
-        <w:drawing>
-          <wp:inline distT="0" distB="0" distL="0" distR="0" wp14:anchorId="0381C341" wp14:editId="0FBE7A06">
-            <wp:extent cx="5943600" cy="3334385"/>
-            <wp:effectExtent l="0" t="0" r="0" b="0"/>
-            <wp:docPr id="631456216" name="Picture 15"/>
-            <wp:cNvGraphicFramePr>
-              <a:graphicFrameLocks xmlns:a="http://schemas.openxmlformats.org/drawingml/2006/main" noChangeAspect="1"/>
-            </wp:cNvGraphicFramePr>
-            <a:graphic xmlns:a="http://schemas.openxmlformats.org/drawingml/2006/main">
-              <a:graphicData uri="http://schemas.openxmlformats.org/drawingml/2006/picture">
-                <pic:pic xmlns:pic="http://schemas.openxmlformats.org/drawingml/2006/picture">
-                  <pic:nvPicPr>
-                    <pic:cNvPr id="0" name="Picture 35"/>
-                    <pic:cNvPicPr>
-                      <a:picLocks noChangeAspect="1" noChangeArrowheads="1"/>
-                    </pic:cNvPicPr>
-                  </pic:nvPicPr>
-                  <pic:blipFill>
-                    <a:blip r:embed="rId23" cstate="print">
-                      <a:extLst>
-                        <a:ext uri="{28A0092B-C50C-407E-A947-70E740481C1C}">
-                          <a14:useLocalDpi xmlns:a14="http://schemas.microsoft.com/office/drawing/2010/main" val="0"/>
-                        </a:ext>
-                      </a:extLst>
-                    </a:blip>
-                    <a:srcRect/>
-                    <a:stretch>
-                      <a:fillRect/>
-                    </a:stretch>
-                  </pic:blipFill>
-                  <pic:spPr bwMode="auto">
-                    <a:xfrm>
-                      <a:off x="0" y="0"/>
-                      <a:ext cx="5943600" cy="3334385"/>
-                    </a:xfrm>
-                    <a:prstGeom prst="rect">
-                      <a:avLst/>
-                    </a:prstGeom>
-                    <a:noFill/>
-                    <a:ln>
-                      <a:noFill/>
-                    </a:ln>
-                  </pic:spPr>
-                </pic:pic>
-              </a:graphicData>
-            </a:graphic>
-          </wp:inline>
-        </w:drawing>
-      </w:r>
-    </w:p>
-    <w:p>
-      <w:pPr>
-        <w:rPr>
-          <w:b/>
-          <w:bCs/>
-          <w:sz w:val="32"/>
-          <w:szCs w:val="32"/>
-        </w:rPr>
-      </w:pPr>
-    </w:p>
-    <w:p>
-      <w:pPr>
-        <w:rPr>
-          <w:b/>
-          <w:bCs/>
-          <w:sz w:val="32"/>
-          <w:szCs w:val="32"/>
-        </w:rPr>
-      </w:pPr>
-      <w:r>
-        <w:rPr>
-          <w:b/>
-          <w:bCs/>
-          <w:sz w:val="32"/>
-          <w:szCs w:val="32"/>
-        </w:rPr>
-        <w:t>Objective:</w:t>
-      </w:r>
-    </w:p>
-    <w:p>
-      <w:pPr>
-        <w:rPr>
-          <w:sz w:val="28"/>
-          <w:szCs w:val="28"/>
-        </w:rPr>
-      </w:pPr>
-      <w:r>
-        <w:rPr>
-          <w:sz w:val="28"/>
-          <w:szCs w:val="28"/>
-        </w:rPr>
-        <w:t>To design and simulate a demultiplexer circuit using basic logic gates.</w:t>
-      </w:r>
-    </w:p>
-    <w:p>
-      <w:pPr>
-        <w:rPr>
-          <w:b/>
-          <w:bCs/>
-          <w:sz w:val="32"/>
-          <w:szCs w:val="32"/>
-        </w:rPr>
-      </w:pPr>
-    </w:p>
-    <w:p>
-      <w:pPr>
-        <w:rPr>
-          <w:b/>
-          <w:bCs/>
-          <w:sz w:val="32"/>
-          <w:szCs w:val="32"/>
-        </w:rPr>
-      </w:pPr>
-      <w:r>
-        <w:rPr>
-          <w:b/>
-          <w:bCs/>
-          <w:sz w:val="32"/>
-          <w:szCs w:val="32"/>
-        </w:rPr>
-        <w:t>Theory:</w:t>
-      </w:r>
-    </w:p>
-    <w:p>
-      <w:pPr>
-        <w:rPr>
-          <w:sz w:val="28"/>
-          <w:szCs w:val="28"/>
-        </w:rPr>
-      </w:pPr>
-      <w:r>
-        <w:rPr>
-          <w:sz w:val="28"/>
-          <w:szCs w:val="28"/>
-        </w:rPr>
-        <w:t xml:space="preserve">A demultiplexer takes one input signal and sends it to one of several output lines according to the </w:t>
-      </w:r>
-      <w:proofErr w:type="gramStart"/>
-      <w:r>
-        <w:rPr>
-          <w:sz w:val="28"/>
-          <w:szCs w:val="28"/>
-        </w:rPr>
-        <w:t>select</w:t>
-      </w:r>
-      <w:proofErr w:type="gramEnd"/>
-      <w:r>
-        <w:rPr>
-          <w:sz w:val="28"/>
-          <w:szCs w:val="28"/>
-        </w:rPr>
-        <w:t xml:space="preserve"> lines.</w:t>
-      </w:r>
-    </w:p>
-    <w:p>
-      <w:pPr>
-        <w:rPr>
-          <w:b/>
-          <w:bCs/>
-          <w:sz w:val="32"/>
-          <w:szCs w:val="32"/>
-        </w:rPr>
-      </w:pPr>
-    </w:p>
-    <w:p>
-      <w:pPr>
-        <w:rPr>
-          <w:b/>
-          <w:bCs/>
-          <w:sz w:val="32"/>
-          <w:szCs w:val="32"/>
-        </w:rPr>
-      </w:pPr>
-    </w:p>
-    <w:p>
-      <w:pPr>
-        <w:rPr>
-          <w:b/>
-          <w:bCs/>
-          <w:sz w:val="32"/>
-          <w:szCs w:val="32"/>
-        </w:rPr>
-      </w:pPr>
-    </w:p>
-    <w:p>
-      <w:pPr>
-        <w:rPr>
-          <w:b/>
-          <w:bCs/>
-          <w:sz w:val="32"/>
-          <w:szCs w:val="32"/>
-        </w:rPr>
-      </w:pPr>
-    </w:p>
-    <w:p>
-      <w:pPr>
-        <w:pStyle w:val="Heading1"/>
-      </w:pPr>
-      <w:bookmarkStart w:id="11" w:name="_Toc229185644"/>
-      <w:r>
-        <w:lastRenderedPageBreak/>
-        <w:t>Task 12: S-R Latch Circuit</w:t>
-      </w:r>
-      <w:bookmarkEnd w:id="11"/>
-    </w:p>
-    <w:p>
-      <w:r>
-        <w:t>Gehad</w:t>
-      </w:r>
-    </w:p>
-    <w:p>
-      <w:pPr>
-        <w:rPr>
-          <w:sz w:val="32"/>
-          <w:szCs w:val="32"/>
-        </w:rPr>
-      </w:pPr>
-      <w:r>
-        <w:rPr>
-          <w:noProof/>
-        </w:rPr>
-        <w:drawing>
-          <wp:inline distT="0" distB="0" distL="0" distR="0" wp14:anchorId="36A01368" wp14:editId="4AC571AC">
-            <wp:extent cx="5943600" cy="3334385"/>
-            <wp:effectExtent l="0" t="0" r="0" b="0"/>
-            <wp:docPr id="531258280" name="Picture 16"/>
-            <wp:cNvGraphicFramePr>
-              <a:graphicFrameLocks xmlns:a="http://schemas.openxmlformats.org/drawingml/2006/main" noChangeAspect="1"/>
-            </wp:cNvGraphicFramePr>
-            <a:graphic xmlns:a="http://schemas.openxmlformats.org/drawingml/2006/main">
-              <a:graphicData uri="http://schemas.openxmlformats.org/drawingml/2006/picture">
-                <pic:pic xmlns:pic="http://schemas.openxmlformats.org/drawingml/2006/picture">
-                  <pic:nvPicPr>
-                    <pic:cNvPr id="0" name="Picture 37"/>
-                    <pic:cNvPicPr>
-                      <a:picLocks noChangeAspect="1" noChangeArrowheads="1"/>
-                    </pic:cNvPicPr>
-                  </pic:nvPicPr>
-                  <pic:blipFill>
-                    <a:blip r:embed="rId24" cstate="print">
-                      <a:extLst>
-                        <a:ext uri="{28A0092B-C50C-407E-A947-70E740481C1C}">
-                          <a14:useLocalDpi xmlns:a14="http://schemas.microsoft.com/office/drawing/2010/main" val="0"/>
-                        </a:ext>
-                      </a:extLst>
-                    </a:blip>
-                    <a:srcRect/>
-                    <a:stretch>
-                      <a:fillRect/>
-                    </a:stretch>
-                  </pic:blipFill>
-                  <pic:spPr bwMode="auto">
-                    <a:xfrm>
-                      <a:off x="0" y="0"/>
-                      <a:ext cx="5943600" cy="3334385"/>
-                    </a:xfrm>
-                    <a:prstGeom prst="rect">
-                      <a:avLst/>
-                    </a:prstGeom>
-                    <a:noFill/>
-                    <a:ln>
-                      <a:noFill/>
-                    </a:ln>
-                  </pic:spPr>
-                </pic:pic>
-              </a:graphicData>
-            </a:graphic>
-          </wp:inline>
-        </w:drawing>
-      </w:r>
-    </w:p>
-    <w:p>
-      <w:pPr>
-        <w:rPr>
-          <w:sz w:val="32"/>
-          <w:szCs w:val="32"/>
-        </w:rPr>
-      </w:pPr>
-    </w:p>
-    <w:p>
-      <w:pPr>
-        <w:rPr>
-          <w:b/>
-          <w:bCs/>
-          <w:sz w:val="32"/>
-          <w:szCs w:val="32"/>
-        </w:rPr>
-      </w:pPr>
-      <w:r>
-        <w:rPr>
-          <w:b/>
-          <w:bCs/>
-          <w:sz w:val="32"/>
-          <w:szCs w:val="32"/>
-        </w:rPr>
-        <w:t>Objective:</w:t>
-      </w:r>
-    </w:p>
-    <w:p>
-      <w:pPr>
-        <w:rPr>
-          <w:sz w:val="28"/>
-          <w:szCs w:val="28"/>
-        </w:rPr>
-      </w:pPr>
-      <w:r>
-        <w:rPr>
-          <w:sz w:val="28"/>
-          <w:szCs w:val="28"/>
-        </w:rPr>
-        <w:t>To design and simulate an S-R latch circuit using NAND gates.</w:t>
-      </w:r>
-    </w:p>
-    <w:p>
-      <w:pPr>
-        <w:rPr>
-          <w:b/>
-          <w:bCs/>
-          <w:sz w:val="32"/>
-          <w:szCs w:val="32"/>
-        </w:rPr>
-      </w:pPr>
-      <w:r>
-        <w:rPr>
-          <w:b/>
-          <w:bCs/>
-          <w:sz w:val="32"/>
-          <w:szCs w:val="32"/>
-        </w:rPr>
-        <w:t>Theory:</w:t>
-      </w:r>
-    </w:p>
-    <w:p>
-      <w:pPr>
-        <w:rPr>
-          <w:sz w:val="28"/>
-          <w:szCs w:val="28"/>
-        </w:rPr>
-      </w:pPr>
-      <w:r>
-        <w:rPr>
-          <w:sz w:val="28"/>
-          <w:szCs w:val="28"/>
-        </w:rPr>
-        <w:t>An S-R latch is a basic memory circuit that stores one bit of data using Set and Reset inputs.</w:t>
-      </w:r>
-    </w:p>
-    <w:p>
-      <w:pPr>
-        <w:rPr>
-          <w:b/>
-          <w:bCs/>
-          <w:sz w:val="32"/>
-          <w:szCs w:val="32"/>
-        </w:rPr>
-      </w:pPr>
-    </w:p>
-    <w:p>
-      <w:pPr>
-        <w:rPr>
-          <w:b/>
-          <w:bCs/>
-          <w:sz w:val="32"/>
-          <w:szCs w:val="32"/>
-        </w:rPr>
-      </w:pPr>
-    </w:p>
-    <w:p>
-      <w:pPr>
-        <w:rPr>
-          <w:b/>
-          <w:bCs/>
-          <w:sz w:val="32"/>
-          <w:szCs w:val="32"/>
-        </w:rPr>
-      </w:pPr>
-    </w:p>
-    <w:p>
-      <w:pPr>
-        <w:rPr>
-          <w:b/>
-          <w:bCs/>
-          <w:sz w:val="32"/>
-          <w:szCs w:val="32"/>
-        </w:rPr>
-      </w:pPr>
-    </w:p>
-    <w:p>
-      <w:pPr>
-        <w:rPr>
-          <w:b/>
-          <w:bCs/>
-          <w:sz w:val="32"/>
-          <w:szCs w:val="32"/>
-        </w:rPr>
-      </w:pPr>
-    </w:p>
-    <w:p>
-      <w:pPr>
-        <w:pStyle w:val="Heading1"/>
-      </w:pPr>
-      <w:bookmarkStart w:id="12" w:name="_Toc229185645"/>
-      <w:r>
-        <w:lastRenderedPageBreak/>
-        <w:t>Task 13: R-S Latch Circuit</w:t>
-      </w:r>
-      <w:bookmarkEnd w:id="12"/>
-    </w:p>
-    <w:p>
-      <w:proofErr w:type="spellStart"/>
-      <w:r>
-        <w:t>Mohrael</w:t>
-      </w:r>
-      <w:proofErr w:type="spellEnd"/>
-    </w:p>
-    <w:p>
-      <w:pPr>
-        <w:rPr>
-          <w:b/>
-          <w:bCs/>
-          <w:sz w:val="32"/>
-          <w:szCs w:val="32"/>
-        </w:rPr>
-      </w:pPr>
-      <w:r>
-        <w:rPr>
-          <w:noProof/>
-        </w:rPr>
-        <w:drawing>
-          <wp:inline distT="0" distB="0" distL="0" distR="0" wp14:anchorId="1F0CAE7E" wp14:editId="386802E9">
-            <wp:extent cx="5943600" cy="3334385"/>
-            <wp:effectExtent l="0" t="0" r="0" b="0"/>
-            <wp:docPr id="569092641" name="Picture 17"/>
-            <wp:cNvGraphicFramePr>
-              <a:graphicFrameLocks xmlns:a="http://schemas.openxmlformats.org/drawingml/2006/main" noChangeAspect="1"/>
-            </wp:cNvGraphicFramePr>
-            <a:graphic xmlns:a="http://schemas.openxmlformats.org/drawingml/2006/main">
-              <a:graphicData uri="http://schemas.openxmlformats.org/drawingml/2006/picture">
-                <pic:pic xmlns:pic="http://schemas.openxmlformats.org/drawingml/2006/picture">
-                  <pic:nvPicPr>
-                    <pic:cNvPr id="0" name="Picture 39"/>
-                    <pic:cNvPicPr>
-                      <a:picLocks noChangeAspect="1" noChangeArrowheads="1"/>
-                    </pic:cNvPicPr>
-                  </pic:nvPicPr>
-                  <pic:blipFill>
-                    <a:blip r:embed="rId25" cstate="print">
-                      <a:extLst>
-                        <a:ext uri="{28A0092B-C50C-407E-A947-70E740481C1C}">
-                          <a14:useLocalDpi xmlns:a14="http://schemas.microsoft.com/office/drawing/2010/main" val="0"/>
-                        </a:ext>
-                      </a:extLst>
-                    </a:blip>
-                    <a:srcRect/>
-                    <a:stretch>
-                      <a:fillRect/>
-                    </a:stretch>
-                  </pic:blipFill>
-                  <pic:spPr bwMode="auto">
-                    <a:xfrm>
-                      <a:off x="0" y="0"/>
-                      <a:ext cx="5943600" cy="3334385"/>
-                    </a:xfrm>
-                    <a:prstGeom prst="rect">
-                      <a:avLst/>
-                    </a:prstGeom>
-                    <a:noFill/>
-                    <a:ln>
-                      <a:noFill/>
-                    </a:ln>
-                  </pic:spPr>
-                </pic:pic>
-              </a:graphicData>
-            </a:graphic>
-          </wp:inline>
-        </w:drawing>
-      </w:r>
-    </w:p>
-    <w:p>
-      <w:pPr>
-        <w:rPr>
-          <w:b/>
-          <w:bCs/>
-          <w:sz w:val="32"/>
-          <w:szCs w:val="32"/>
-        </w:rPr>
-      </w:pPr>
-    </w:p>
-    <w:p>
-      <w:pPr>
-        <w:rPr>
-          <w:b/>
-          <w:bCs/>
-          <w:sz w:val="32"/>
-          <w:szCs w:val="32"/>
-        </w:rPr>
-      </w:pPr>
-      <w:r>
-        <w:rPr>
-          <w:b/>
-          <w:bCs/>
-          <w:sz w:val="32"/>
-          <w:szCs w:val="32"/>
-        </w:rPr>
-        <w:t>Objective:</w:t>
-      </w:r>
-    </w:p>
-    <w:p>
-      <w:pPr>
-        <w:rPr>
-          <w:sz w:val="28"/>
-          <w:szCs w:val="28"/>
-        </w:rPr>
-      </w:pPr>
-      <w:r>
-        <w:rPr>
-          <w:sz w:val="28"/>
-          <w:szCs w:val="28"/>
-        </w:rPr>
-        <w:t>To design and simulate an R-S latch circuit using basic logic gates.</w:t>
-      </w:r>
-    </w:p>
-    <w:p>
-      <w:pPr>
-        <w:rPr>
-          <w:b/>
-          <w:bCs/>
-          <w:sz w:val="32"/>
-          <w:szCs w:val="32"/>
-        </w:rPr>
-      </w:pPr>
-      <w:r>
-        <w:rPr>
-          <w:b/>
-          <w:bCs/>
-          <w:sz w:val="32"/>
-          <w:szCs w:val="32"/>
-        </w:rPr>
-        <w:t>Theory:</w:t>
-      </w:r>
-    </w:p>
-    <w:p>
-      <w:pPr>
-        <w:rPr>
-          <w:sz w:val="28"/>
-          <w:szCs w:val="28"/>
-        </w:rPr>
-      </w:pPr>
-      <w:r>
-        <w:rPr>
-          <w:sz w:val="28"/>
-          <w:szCs w:val="28"/>
-        </w:rPr>
-        <w:t>An R-S latch is a basic memory circuit that stores one bit of data using Reset and Set inputs.</w:t>
-      </w:r>
-    </w:p>
-    <w:p>
-      <w:pPr>
-        <w:rPr>
-          <w:b/>
-          <w:bCs/>
-          <w:sz w:val="32"/>
-          <w:szCs w:val="32"/>
-        </w:rPr>
-      </w:pPr>
-    </w:p>
-    <w:p>
-      <w:pPr>
-        <w:rPr>
-          <w:b/>
-          <w:bCs/>
-          <w:sz w:val="32"/>
-          <w:szCs w:val="32"/>
-        </w:rPr>
-      </w:pPr>
-    </w:p>
-    <w:p>
-      <w:pPr>
-        <w:rPr>
-          <w:b/>
-          <w:bCs/>
-          <w:sz w:val="32"/>
-          <w:szCs w:val="32"/>
-        </w:rPr>
-      </w:pPr>
-    </w:p>
-    <w:p>
-      <w:pPr>
-        <w:rPr>
-          <w:b/>
-          <w:bCs/>
-          <w:sz w:val="32"/>
-          <w:szCs w:val="32"/>
-        </w:rPr>
-      </w:pPr>
-    </w:p>
-    <w:p>
-      <w:pPr>
-        <w:rPr>
-          <w:b/>
-          <w:bCs/>
-          <w:sz w:val="32"/>
-          <w:szCs w:val="32"/>
-        </w:rPr>
-      </w:pPr>
-    </w:p>
-    <w:p>
-      <w:pPr>
-        <w:pStyle w:val="Heading1"/>
-      </w:pPr>
-      <w:bookmarkStart w:id="13" w:name="_Toc229185646"/>
-      <w:r>
-        <w:lastRenderedPageBreak/>
-        <w:t>Task 14: D Latch Circuit</w:t>
-      </w:r>
-      <w:bookmarkEnd w:id="13"/>
-    </w:p>
-    <w:p>
-      <w:proofErr w:type="spellStart"/>
-      <w:r>
-        <w:t>Mohrael</w:t>
-      </w:r>
-      <w:proofErr w:type="spellEnd"/>
-    </w:p>
-    <w:p>
-      <w:pPr>
-        <w:rPr>
-          <w:b/>
-          <w:bCs/>
-          <w:sz w:val="32"/>
-          <w:szCs w:val="32"/>
-        </w:rPr>
-      </w:pPr>
-      <w:r>
-        <w:rPr>
-          <w:noProof/>
-        </w:rPr>
-        <w:drawing>
-          <wp:inline distT="0" distB="0" distL="0" distR="0" wp14:anchorId="50270D09" wp14:editId="0840C8E7">
-            <wp:extent cx="5943600" cy="3334385"/>
-            <wp:effectExtent l="0" t="0" r="0" b="0"/>
-            <wp:docPr id="2100962182" name="Picture 18"/>
-            <wp:cNvGraphicFramePr>
-              <a:graphicFrameLocks xmlns:a="http://schemas.openxmlformats.org/drawingml/2006/main" noChangeAspect="1"/>
-            </wp:cNvGraphicFramePr>
-            <a:graphic xmlns:a="http://schemas.openxmlformats.org/drawingml/2006/main">
-              <a:graphicData uri="http://schemas.openxmlformats.org/drawingml/2006/picture">
-                <pic:pic xmlns:pic="http://schemas.openxmlformats.org/drawingml/2006/picture">
-                  <pic:nvPicPr>
-                    <pic:cNvPr id="0" name="Picture 41"/>
-                    <pic:cNvPicPr>
-                      <a:picLocks noChangeAspect="1" noChangeArrowheads="1"/>
-                    </pic:cNvPicPr>
-                  </pic:nvPicPr>
-                  <pic:blipFill>
-                    <a:blip r:embed="rId26" cstate="print">
-                      <a:extLst>
-                        <a:ext uri="{28A0092B-C50C-407E-A947-70E740481C1C}">
-                          <a14:useLocalDpi xmlns:a14="http://schemas.microsoft.com/office/drawing/2010/main" val="0"/>
-                        </a:ext>
-                      </a:extLst>
-                    </a:blip>
-                    <a:srcRect/>
-                    <a:stretch>
-                      <a:fillRect/>
-                    </a:stretch>
-                  </pic:blipFill>
-                  <pic:spPr bwMode="auto">
-                    <a:xfrm>
-                      <a:off x="0" y="0"/>
-                      <a:ext cx="5943600" cy="3334385"/>
-                    </a:xfrm>
-                    <a:prstGeom prst="rect">
-                      <a:avLst/>
-                    </a:prstGeom>
-                    <a:noFill/>
-                    <a:ln>
-                      <a:noFill/>
-                    </a:ln>
-                  </pic:spPr>
-                </pic:pic>
-              </a:graphicData>
-            </a:graphic>
-          </wp:inline>
-        </w:drawing>
-      </w:r>
-    </w:p>
-    <w:p>
-      <w:pPr>
-        <w:rPr>
-          <w:b/>
-          <w:bCs/>
-          <w:sz w:val="32"/>
-          <w:szCs w:val="32"/>
-        </w:rPr>
-      </w:pPr>
-    </w:p>
-    <w:p>
-      <w:pPr>
-        <w:rPr>
-          <w:b/>
-          <w:bCs/>
-          <w:sz w:val="32"/>
-          <w:szCs w:val="32"/>
-        </w:rPr>
-      </w:pPr>
-      <w:r>
-        <w:rPr>
-          <w:b/>
-          <w:bCs/>
-          <w:sz w:val="32"/>
-          <w:szCs w:val="32"/>
-        </w:rPr>
-        <w:t>Objective:</w:t>
-      </w:r>
-    </w:p>
-    <w:p>
-      <w:pPr>
-        <w:rPr>
-          <w:sz w:val="28"/>
-          <w:szCs w:val="28"/>
-        </w:rPr>
-      </w:pPr>
-      <w:r>
-        <w:rPr>
-          <w:sz w:val="28"/>
-          <w:szCs w:val="28"/>
-        </w:rPr>
-        <w:t>To design and simulate a D latch circuit using basic logic gates.</w:t>
-      </w:r>
-    </w:p>
-    <w:p>
-      <w:pPr>
-        <w:rPr>
-          <w:b/>
-          <w:bCs/>
-          <w:sz w:val="32"/>
-          <w:szCs w:val="32"/>
-        </w:rPr>
-      </w:pPr>
-      <w:r>
-        <w:rPr>
-          <w:b/>
-          <w:bCs/>
-          <w:sz w:val="32"/>
-          <w:szCs w:val="32"/>
-        </w:rPr>
-        <w:t>Theory:</w:t>
-      </w:r>
-    </w:p>
-    <w:p>
-      <w:pPr>
-        <w:rPr>
-          <w:sz w:val="28"/>
-          <w:szCs w:val="28"/>
-        </w:rPr>
-      </w:pPr>
-      <w:r>
-        <w:rPr>
-          <w:sz w:val="28"/>
-          <w:szCs w:val="28"/>
-        </w:rPr>
-        <w:t>A D latch stores the value of the data input D when the enable input is active.</w:t>
-      </w:r>
-    </w:p>
-    <w:p>
-      <w:pPr>
-        <w:rPr>
-          <w:b/>
-          <w:bCs/>
-          <w:sz w:val="32"/>
-          <w:szCs w:val="32"/>
-        </w:rPr>
-      </w:pPr>
-    </w:p>
-    <w:p>
-      <w:pPr>
-        <w:rPr>
-          <w:b/>
-          <w:bCs/>
-          <w:sz w:val="32"/>
-          <w:szCs w:val="32"/>
-        </w:rPr>
-      </w:pPr>
-    </w:p>
-    <w:p>
-      <w:pPr>
-        <w:rPr>
-          <w:b/>
-          <w:bCs/>
-          <w:sz w:val="32"/>
-          <w:szCs w:val="32"/>
-        </w:rPr>
-      </w:pPr>
-    </w:p>
-    <w:p>
-      <w:pPr>
-        <w:rPr>
-          <w:b/>
-          <w:bCs/>
-          <w:sz w:val="32"/>
-          <w:szCs w:val="32"/>
-        </w:rPr>
-      </w:pPr>
-    </w:p>
-    <w:p>
-      <w:pPr>
-        <w:pStyle w:val="Heading1"/>
-      </w:pPr>
-      <w:bookmarkStart w:id="14" w:name="_Toc229185647"/>
-      <w:r>
-        <w:lastRenderedPageBreak/>
-        <w:t>Task 15: J-K Latch Circuit</w:t>
-      </w:r>
-      <w:bookmarkEnd w:id="14"/>
-    </w:p>
-    <w:p>
-      <w:proofErr w:type="spellStart"/>
-      <w:r>
-        <w:t>Mohrael</w:t>
-      </w:r>
-      <w:proofErr w:type="spellEnd"/>
-    </w:p>
-    <w:p>
-      <w:pPr>
-        <w:rPr>
-          <w:b/>
-          <w:bCs/>
-          <w:sz w:val="32"/>
-          <w:szCs w:val="32"/>
-        </w:rPr>
-      </w:pPr>
-      <w:r>
-        <w:rPr>
-          <w:noProof/>
-        </w:rPr>
-        <w:drawing>
-          <wp:inline distT="0" distB="0" distL="0" distR="0" wp14:anchorId="44AC6029" wp14:editId="3BECD8AA">
-            <wp:extent cx="5943600" cy="3334385"/>
-            <wp:effectExtent l="0" t="0" r="0" b="0"/>
-            <wp:docPr id="1571689756" name="Picture 19"/>
-            <wp:cNvGraphicFramePr>
-              <a:graphicFrameLocks xmlns:a="http://schemas.openxmlformats.org/drawingml/2006/main" noChangeAspect="1"/>
-            </wp:cNvGraphicFramePr>
-            <a:graphic xmlns:a="http://schemas.openxmlformats.org/drawingml/2006/main">
-              <a:graphicData uri="http://schemas.openxmlformats.org/drawingml/2006/picture">
-                <pic:pic xmlns:pic="http://schemas.openxmlformats.org/drawingml/2006/picture">
-                  <pic:nvPicPr>
-                    <pic:cNvPr id="0" name="Picture 43"/>
-                    <pic:cNvPicPr>
-                      <a:picLocks noChangeAspect="1" noChangeArrowheads="1"/>
-                    </pic:cNvPicPr>
-                  </pic:nvPicPr>
-                  <pic:blipFill>
-                    <a:blip r:embed="rId27" cstate="print">
-                      <a:extLst>
-                        <a:ext uri="{28A0092B-C50C-407E-A947-70E740481C1C}">
-                          <a14:useLocalDpi xmlns:a14="http://schemas.microsoft.com/office/drawing/2010/main" val="0"/>
-                        </a:ext>
-                      </a:extLst>
-                    </a:blip>
-                    <a:srcRect/>
-                    <a:stretch>
-                      <a:fillRect/>
-                    </a:stretch>
-                  </pic:blipFill>
-                  <pic:spPr bwMode="auto">
-                    <a:xfrm>
-                      <a:off x="0" y="0"/>
-                      <a:ext cx="5943600" cy="3334385"/>
-                    </a:xfrm>
-                    <a:prstGeom prst="rect">
-                      <a:avLst/>
-                    </a:prstGeom>
-                    <a:noFill/>
-                    <a:ln>
-                      <a:noFill/>
-                    </a:ln>
-                  </pic:spPr>
-                </pic:pic>
-              </a:graphicData>
-            </a:graphic>
-          </wp:inline>
-        </w:drawing>
-      </w:r>
-    </w:p>
-    <w:p>
-      <w:pPr>
-        <w:rPr>
-          <w:b/>
-          <w:bCs/>
-          <w:sz w:val="32"/>
-          <w:szCs w:val="32"/>
-        </w:rPr>
-      </w:pPr>
-    </w:p>
-    <w:p>
-      <w:pPr>
-        <w:rPr>
-          <w:b/>
-          <w:bCs/>
-          <w:sz w:val="32"/>
-          <w:szCs w:val="32"/>
-        </w:rPr>
-      </w:pPr>
-      <w:r>
-        <w:rPr>
-          <w:b/>
-          <w:bCs/>
-          <w:sz w:val="32"/>
-          <w:szCs w:val="32"/>
-        </w:rPr>
-        <w:t>Objective:</w:t>
-      </w:r>
-    </w:p>
-    <w:p>
-      <w:pPr>
-        <w:rPr>
-          <w:sz w:val="28"/>
-          <w:szCs w:val="28"/>
-        </w:rPr>
-      </w:pPr>
-      <w:r>
-        <w:rPr>
-          <w:sz w:val="28"/>
-          <w:szCs w:val="28"/>
-        </w:rPr>
-        <w:t>To design and simulate a J-K latch circuit using basic logic gates.</w:t>
-      </w:r>
-    </w:p>
-    <w:p>
-      <w:pPr>
-        <w:rPr>
-          <w:b/>
-          <w:bCs/>
-          <w:sz w:val="32"/>
-          <w:szCs w:val="32"/>
-        </w:rPr>
-      </w:pPr>
-      <w:r>
-        <w:rPr>
-          <w:b/>
-          <w:bCs/>
-          <w:sz w:val="32"/>
-          <w:szCs w:val="32"/>
-        </w:rPr>
-        <w:t>Theory:</w:t>
-      </w:r>
-    </w:p>
-    <w:p>
-      <w:pPr>
-        <w:rPr>
-          <w:sz w:val="28"/>
-          <w:szCs w:val="28"/>
-        </w:rPr>
-      </w:pPr>
-      <w:r>
-        <w:rPr>
-          <w:sz w:val="28"/>
-          <w:szCs w:val="28"/>
-        </w:rPr>
-        <w:t>A J-K latch is an improved latch that controls the output using J and K inputs and avoids the invalid state of the S-R latch.</w:t>
-      </w:r>
+        <w:t>A 7-segment decoder converts a 4-bit binary input into seven output signals. These outputs control the display segments to represent decimal numbers from 0 to 9.</w:t>
+      </w:r>
+    </w:p>
+    <w:p>
+      <w:pPr>
+        <w:rPr>
+          <w:sz w:val="28"/>
+          <w:szCs w:val="28"/>
+        </w:rPr>
+      </w:pPr>
+    </w:p>
+    <w:p>
+      <w:pPr>
+        <w:rPr>
+          <w:sz w:val="28"/>
+          <w:szCs w:val="28"/>
+        </w:rPr>
+      </w:pPr>
     </w:p>
     <w:sectPr>
-      <w:footerReference w:type="default" r:id="rId28"/>
+      <w:footerReference w:type="default" r:id="rId32"/>
       <w:pgSz w:w="12240" w:h="15840"/>
       <w:pgMar w:top="1440" w:right="1440" w:bottom="1440" w:left="1440" w:header="720" w:footer="720" w:gutter="0"/>
+      <w:pgBorders w:display="notFirstPage" w:offsetFrom="page">
+        <w:top w:val="thinThickSmallGap" w:sz="18" w:space="24" w:color="002060"/>
+        <w:left w:val="thinThickSmallGap" w:sz="18" w:space="24" w:color="002060"/>
+        <w:bottom w:val="thickThinSmallGap" w:sz="18" w:space="24" w:color="002060"/>
+        <w:right w:val="thickThinSmallGap" w:sz="18" w:space="24" w:color="002060"/>
+      </w:pgBorders>
       <w:cols w:space="720"/>
       <w:titlePg/>
       <w:docGrid w:linePitch="360"/>
@@ -5909,6 +7362,7 @@
   <w:style w:type="paragraph" w:default="1" w:styleId="Normal">
     <w:name w:val="Normal"/>
     <w:qFormat/>
+    <w:rsid w:val="00D42596"/>
   </w:style>
   <w:style w:type="paragraph" w:styleId="Heading1">
     <w:name w:val="heading 1"/>
@@ -6933,7 +8387,12 @@
 </file>
 
 <file path=customXml/item2.xml><?xml version="1.0" encoding="utf-8"?>
-<b:Sources xmlns:b="http://schemas.openxmlformats.org/officeDocument/2006/bibliography" xmlns="http://schemas.openxmlformats.org/officeDocument/2006/bibliography" SelectedStyle="\APASixthEditionOfficeOnline.xsl" StyleName="APA" Version="6"/>
+<?mso-contentType ?>
+<FormTemplates xmlns="http://schemas.microsoft.com/sharepoint/v3/contenttype/forms">
+  <Display>DocumentLibraryForm</Display>
+  <Edit>DocumentLibraryForm</Edit>
+  <New>DocumentLibraryForm</New>
+</FormTemplates>
 </file>
 
 <file path=customXml/item3.xml><?xml version="1.0" encoding="utf-8"?>
@@ -7093,12 +8552,7 @@
 </file>
 
 <file path=customXml/item4.xml><?xml version="1.0" encoding="utf-8"?>
-<?mso-contentType ?>
-<FormTemplates xmlns="http://schemas.microsoft.com/sharepoint/v3/contenttype/forms">
-  <Display>DocumentLibraryForm</Display>
-  <Edit>DocumentLibraryForm</Edit>
-  <New>DocumentLibraryForm</New>
-</FormTemplates>
+<b:Sources xmlns:b="http://schemas.openxmlformats.org/officeDocument/2006/bibliography" xmlns="http://schemas.openxmlformats.org/officeDocument/2006/bibliography" SelectedStyle="\APASixthEditionOfficeOnline.xsl" StyleName="APA" Version="6"/>
 </file>
 
 <file path=customXml/itemProps1.xml><?xml version="1.0" encoding="utf-8"?>
@@ -7112,9 +8566,9 @@
 </file>
 
 <file path=customXml/itemProps2.xml><?xml version="1.0" encoding="utf-8"?>
-<ds:datastoreItem xmlns:ds="http://schemas.openxmlformats.org/officeDocument/2006/customXml" ds:itemID="{249AB190-2203-4458-8C1C-9B0E6DA1A6DD}">
+<ds:datastoreItem xmlns:ds="http://schemas.openxmlformats.org/officeDocument/2006/customXml" ds:itemID="{7E3CE274-43FB-44F8-92E3-8CEAC60F4297}">
   <ds:schemaRefs>
-    <ds:schemaRef ds:uri="http://schemas.openxmlformats.org/officeDocument/2006/bibliography"/>
+    <ds:schemaRef ds:uri="http://schemas.microsoft.com/sharepoint/v3/contenttype/forms"/>
   </ds:schemaRefs>
 </ds:datastoreItem>
 </file>
@@ -7138,9 +8592,9 @@
 </file>
 
 <file path=customXml/itemProps4.xml><?xml version="1.0" encoding="utf-8"?>
-<ds:datastoreItem xmlns:ds="http://schemas.openxmlformats.org/officeDocument/2006/customXml" ds:itemID="{7E3CE274-43FB-44F8-92E3-8CEAC60F4297}">
+<ds:datastoreItem xmlns:ds="http://schemas.openxmlformats.org/officeDocument/2006/customXml" ds:itemID="{249AB190-2203-4458-8C1C-9B0E6DA1A6DD}">
   <ds:schemaRefs>
-    <ds:schemaRef ds:uri="http://schemas.microsoft.com/sharepoint/v3/contenttype/forms"/>
+    <ds:schemaRef ds:uri="http://schemas.openxmlformats.org/officeDocument/2006/bibliography"/>
   </ds:schemaRefs>
 </ds:datastoreItem>
 </file>